--- a/zzz_documentation/06_customer_security_checklist_responses.docx
+++ b/zzz_documentation/06_customer_security_checklist_responses.docx
@@ -5,7 +5,7 @@
     <w:p>
       <w:pPr>
         <w:pStyle w:val="Heading1"/>
-        <w:divId w:val="1865942089"/>
+        <w:divId w:val="1891065320"/>
         <w:rPr>
           <w:rFonts w:ascii="Calibri" w:eastAsia="Times New Roman" w:hAnsi="Calibri" w:cs="Calibri"/>
         </w:rPr>
@@ -14,13 +14,13 @@
         <w:rPr>
           <w:rFonts w:ascii="Calibri" w:eastAsia="Times New Roman" w:hAnsi="Calibri" w:cs="Calibri"/>
         </w:rPr>
-        <w:t>Customer Security Checklist — Eisavant Responses</w:t>
+        <w:t>Security Checklist — Response &amp; Assessment</w:t>
       </w:r>
     </w:p>
     <w:p>
       <w:pPr>
         <w:pStyle w:val="meta"/>
-        <w:divId w:val="1865942089"/>
+        <w:divId w:val="1891065320"/>
         <w:rPr>
           <w:rFonts w:ascii="Calibri" w:hAnsi="Calibri" w:cs="Calibri"/>
         </w:rPr>
@@ -29,13 +29,13 @@
         <w:rPr>
           <w:rFonts w:ascii="Calibri" w:hAnsi="Calibri" w:cs="Calibri"/>
         </w:rPr>
-        <w:t>eisavant.com  |  Prepared July 23, 2026  |  Companion to zzz_documentation/06_customer_security_checklist_responses.md</w:t>
+        <w:t>Prepared July 23, 2026</w:t>
       </w:r>
     </w:p>
     <w:p>
       <w:pPr>
         <w:pStyle w:val="Heading2"/>
-        <w:divId w:val="1865942089"/>
+        <w:divId w:val="1891065320"/>
         <w:rPr>
           <w:rFonts w:ascii="Calibri" w:eastAsia="Times New Roman" w:hAnsi="Calibri" w:cs="Calibri"/>
         </w:rPr>
@@ -50,10 +50,10 @@
     <w:p>
       <w:pPr>
         <w:pStyle w:val="NormalWeb"/>
-        <w:divId w:val="1865942089"/>
+        <w:divId w:val="1891065320"/>
         <w:rPr>
           <w:rFonts w:ascii="Calibri" w:hAnsi="Calibri" w:cs="Calibri"/>
-          <w:color w:val="1C2333"/>
+          <w:color w:val="222222"/>
           <w:sz w:val="22"/>
           <w:szCs w:val="22"/>
         </w:rPr>
@@ -61,18 +61,18 @@
       <w:r>
         <w:rPr>
           <w:rFonts w:ascii="Calibri" w:hAnsi="Calibri" w:cs="Calibri"/>
-          <w:color w:val="1C2333"/>
+          <w:color w:val="222222"/>
           <w:sz w:val="22"/>
           <w:szCs w:val="22"/>
         </w:rPr>
-        <w:t xml:space="preserve">A consultant's security checklist was shared with us. It is written for applications built on </w:t>
+        <w:t xml:space="preserve">The security checklist provided is written for applications built on </w:t>
       </w:r>
       <w:r>
         <w:rPr>
           <w:rFonts w:ascii="Calibri" w:hAnsi="Calibri" w:cs="Calibri"/>
           <w:b/>
           <w:bCs/>
-          <w:color w:val="1C2333"/>
+          <w:color w:val="222222"/>
           <w:sz w:val="22"/>
           <w:szCs w:val="22"/>
         </w:rPr>
@@ -81,18 +81,18 @@
       <w:r>
         <w:rPr>
           <w:rFonts w:ascii="Calibri" w:hAnsi="Calibri" w:cs="Calibri"/>
-          <w:color w:val="1C2333"/>
+          <w:color w:val="222222"/>
           <w:sz w:val="22"/>
           <w:szCs w:val="22"/>
         </w:rPr>
-        <w:t xml:space="preserve">, where the database is exposed through an auto-generated API and security depends on correctly configured Supabase policies. Eisavant is </w:t>
+        <w:t xml:space="preserve">, where the database is exposed through an auto-generated API and security depends on correctly configured Supabase policies. The platform architecture we are proposing is </w:t>
       </w:r>
       <w:r>
         <w:rPr>
           <w:rFonts w:ascii="Calibri" w:hAnsi="Calibri" w:cs="Calibri"/>
           <w:b/>
           <w:bCs/>
-          <w:color w:val="1C2333"/>
+          <w:color w:val="222222"/>
           <w:sz w:val="22"/>
           <w:szCs w:val="22"/>
         </w:rPr>
@@ -101,7 +101,7 @@
       <w:r>
         <w:rPr>
           <w:rFonts w:ascii="Calibri" w:hAnsi="Calibri" w:cs="Calibri"/>
-          <w:color w:val="1C2333"/>
+          <w:color w:val="222222"/>
           <w:sz w:val="22"/>
           <w:szCs w:val="22"/>
         </w:rPr>
@@ -110,18 +110,18 @@
       <w:r>
         <w:rPr>
           <w:rFonts w:ascii="Calibri" w:hAnsi="Calibri" w:cs="Calibri"/>
-          <w:color w:val="1C2333"/>
+          <w:color w:val="222222"/>
           <w:sz w:val="22"/>
           <w:szCs w:val="22"/>
         </w:rPr>
-        <w:t xml:space="preserve">built on Supabase: it is a custom Express/TypeScript API in front of PostgreSQL on Railway, and the database is never directly reachable from a browser. That architectural difference resolves several checklist items by construction. The checklist is </w:t>
+        <w:t xml:space="preserve">built on Supabase: it is a custom Express/TypeScript API in front of PostgreSQL hosted on Railway, and the database is never directly reachable from a browser. That architectural difference resolves several checklist items by construction. The checklist is </w:t>
       </w:r>
       <w:r>
         <w:rPr>
           <w:rFonts w:ascii="Calibri" w:hAnsi="Calibri" w:cs="Calibri"/>
           <w:i/>
           <w:iCs/>
-          <w:color w:val="1C2333"/>
+          <w:color w:val="222222"/>
           <w:sz w:val="22"/>
           <w:szCs w:val="22"/>
         </w:rPr>
@@ -130,20 +130,20 @@
       <w:r>
         <w:rPr>
           <w:rFonts w:ascii="Calibri" w:hAnsi="Calibri" w:cs="Calibri"/>
-          <w:color w:val="1C2333"/>
+          <w:color w:val="222222"/>
           <w:sz w:val="22"/>
           <w:szCs w:val="22"/>
         </w:rPr>
-        <w:t xml:space="preserve"> — none of it is noise — but for this codebase most items are already implemented, and items 1–3 are continuously re-verified by an automated test suite rather than checked by hand.</w:t>
+        <w:t xml:space="preserve"> — none of it is noise — but in this architecture most items are already implemented, and items 1–3 are continuously re-verified by an automated test suite rather than checked by hand.</w:t>
       </w:r>
     </w:p>
     <w:p>
       <w:pPr>
         <w:pStyle w:val="NormalWeb"/>
-        <w:divId w:val="1865942089"/>
+        <w:divId w:val="1891065320"/>
         <w:rPr>
           <w:rFonts w:ascii="Calibri" w:hAnsi="Calibri" w:cs="Calibri"/>
-          <w:color w:val="1C2333"/>
+          <w:color w:val="222222"/>
           <w:sz w:val="22"/>
           <w:szCs w:val="22"/>
         </w:rPr>
@@ -153,7 +153,7 @@
           <w:rFonts w:ascii="Calibri" w:hAnsi="Calibri" w:cs="Calibri"/>
           <w:b/>
           <w:bCs/>
-          <w:color w:val="1C2333"/>
+          <w:color w:val="222222"/>
           <w:sz w:val="22"/>
           <w:szCs w:val="22"/>
         </w:rPr>
@@ -162,7 +162,7 @@
       <w:r>
         <w:rPr>
           <w:rFonts w:ascii="Calibri" w:hAnsi="Calibri" w:cs="Calibri"/>
-          <w:color w:val="1C2333"/>
+          <w:color w:val="222222"/>
           <w:sz w:val="22"/>
           <w:szCs w:val="22"/>
         </w:rPr>
@@ -171,7 +171,7 @@
       <w:r>
         <w:rPr>
           <w:rFonts w:ascii="Calibri" w:hAnsi="Calibri" w:cs="Calibri"/>
-          <w:color w:val="1C2333"/>
+          <w:color w:val="222222"/>
           <w:sz w:val="22"/>
           <w:szCs w:val="22"/>
         </w:rPr>
@@ -181,7 +181,7 @@
     <w:p>
       <w:pPr>
         <w:pStyle w:val="Heading2"/>
-        <w:divId w:val="1865942089"/>
+        <w:divId w:val="1891065320"/>
         <w:rPr>
           <w:rFonts w:ascii="Calibri" w:eastAsia="Times New Roman" w:hAnsi="Calibri" w:cs="Calibri"/>
         </w:rPr>
@@ -206,18 +206,18 @@
       </w:tblPr>
       <w:tblGrid>
         <w:gridCol w:w="364"/>
-        <w:gridCol w:w="2202"/>
-        <w:gridCol w:w="5722"/>
+        <w:gridCol w:w="2129"/>
+        <w:gridCol w:w="5795"/>
         <w:gridCol w:w="1072"/>
       </w:tblGrid>
       <w:tr>
         <w:trPr>
-          <w:divId w:val="1865942089"/>
+          <w:divId w:val="1891065320"/>
         </w:trPr>
         <w:tc>
           <w:tcPr>
             <w:tcW w:w="0" w:type="auto"/>
-            <w:shd w:val="clear" w:color="auto" w:fill="0A1128"/>
+            <w:shd w:val="clear" w:color="auto" w:fill="1F3352"/>
             <w:tcMar>
               <w:top w:w="90" w:type="dxa"/>
               <w:left w:w="120" w:type="dxa"/>
@@ -234,17 +234,17 @@
                 <w:rFonts w:ascii="Calibri" w:eastAsia="Times New Roman" w:hAnsi="Calibri" w:cs="Calibri"/>
                 <w:b/>
                 <w:bCs/>
-                <w:color w:val="E8CC6E"/>
-                <w:sz w:val="20"/>
-                <w:szCs w:val="20"/>
-              </w:rPr>
-            </w:pPr>
-            <w:r>
-              <w:rPr>
-                <w:rFonts w:ascii="Calibri" w:eastAsia="Times New Roman" w:hAnsi="Calibri" w:cs="Calibri"/>
-                <w:b/>
-                <w:bCs/>
-                <w:color w:val="E8CC6E"/>
+                <w:color w:val="FFFFFF"/>
+                <w:sz w:val="20"/>
+                <w:szCs w:val="20"/>
+              </w:rPr>
+            </w:pPr>
+            <w:r>
+              <w:rPr>
+                <w:rFonts w:ascii="Calibri" w:eastAsia="Times New Roman" w:hAnsi="Calibri" w:cs="Calibri"/>
+                <w:b/>
+                <w:bCs/>
+                <w:color w:val="FFFFFF"/>
                 <w:sz w:val="20"/>
                 <w:szCs w:val="20"/>
               </w:rPr>
@@ -255,7 +255,7 @@
         <w:tc>
           <w:tcPr>
             <w:tcW w:w="0" w:type="auto"/>
-            <w:shd w:val="clear" w:color="auto" w:fill="0A1128"/>
+            <w:shd w:val="clear" w:color="auto" w:fill="1F3352"/>
             <w:tcMar>
               <w:top w:w="90" w:type="dxa"/>
               <w:left w:w="120" w:type="dxa"/>
@@ -272,17 +272,17 @@
                 <w:rFonts w:ascii="Calibri" w:eastAsia="Times New Roman" w:hAnsi="Calibri" w:cs="Calibri"/>
                 <w:b/>
                 <w:bCs/>
-                <w:color w:val="E8CC6E"/>
-                <w:sz w:val="20"/>
-                <w:szCs w:val="20"/>
-              </w:rPr>
-            </w:pPr>
-            <w:r>
-              <w:rPr>
-                <w:rFonts w:ascii="Calibri" w:eastAsia="Times New Roman" w:hAnsi="Calibri" w:cs="Calibri"/>
-                <w:b/>
-                <w:bCs/>
-                <w:color w:val="E8CC6E"/>
+                <w:color w:val="FFFFFF"/>
+                <w:sz w:val="20"/>
+                <w:szCs w:val="20"/>
+              </w:rPr>
+            </w:pPr>
+            <w:r>
+              <w:rPr>
+                <w:rFonts w:ascii="Calibri" w:eastAsia="Times New Roman" w:hAnsi="Calibri" w:cs="Calibri"/>
+                <w:b/>
+                <w:bCs/>
+                <w:color w:val="FFFFFF"/>
                 <w:sz w:val="20"/>
                 <w:szCs w:val="20"/>
               </w:rPr>
@@ -293,7 +293,7 @@
         <w:tc>
           <w:tcPr>
             <w:tcW w:w="0" w:type="auto"/>
-            <w:shd w:val="clear" w:color="auto" w:fill="0A1128"/>
+            <w:shd w:val="clear" w:color="auto" w:fill="1F3352"/>
             <w:tcMar>
               <w:top w:w="90" w:type="dxa"/>
               <w:left w:w="120" w:type="dxa"/>
@@ -310,28 +310,28 @@
                 <w:rFonts w:ascii="Calibri" w:eastAsia="Times New Roman" w:hAnsi="Calibri" w:cs="Calibri"/>
                 <w:b/>
                 <w:bCs/>
-                <w:color w:val="E8CC6E"/>
-                <w:sz w:val="20"/>
-                <w:szCs w:val="20"/>
-              </w:rPr>
-            </w:pPr>
-            <w:r>
-              <w:rPr>
-                <w:rFonts w:ascii="Calibri" w:eastAsia="Times New Roman" w:hAnsi="Calibri" w:cs="Calibri"/>
-                <w:b/>
-                <w:bCs/>
-                <w:color w:val="E8CC6E"/>
-                <w:sz w:val="20"/>
-                <w:szCs w:val="20"/>
-              </w:rPr>
-              <w:t>Eisavant response</w:t>
-            </w:r>
-          </w:p>
-        </w:tc>
-        <w:tc>
-          <w:tcPr>
-            <w:tcW w:w="0" w:type="auto"/>
-            <w:shd w:val="clear" w:color="auto" w:fill="0A1128"/>
+                <w:color w:val="FFFFFF"/>
+                <w:sz w:val="20"/>
+                <w:szCs w:val="20"/>
+              </w:rPr>
+            </w:pPr>
+            <w:r>
+              <w:rPr>
+                <w:rFonts w:ascii="Calibri" w:eastAsia="Times New Roman" w:hAnsi="Calibri" w:cs="Calibri"/>
+                <w:b/>
+                <w:bCs/>
+                <w:color w:val="FFFFFF"/>
+                <w:sz w:val="20"/>
+                <w:szCs w:val="20"/>
+              </w:rPr>
+              <w:t>Response</w:t>
+            </w:r>
+          </w:p>
+        </w:tc>
+        <w:tc>
+          <w:tcPr>
+            <w:tcW w:w="0" w:type="auto"/>
+            <w:shd w:val="clear" w:color="auto" w:fill="1F3352"/>
             <w:tcMar>
               <w:top w:w="90" w:type="dxa"/>
               <w:left w:w="120" w:type="dxa"/>
@@ -348,17 +348,17 @@
                 <w:rFonts w:ascii="Calibri" w:eastAsia="Times New Roman" w:hAnsi="Calibri" w:cs="Calibri"/>
                 <w:b/>
                 <w:bCs/>
-                <w:color w:val="E8CC6E"/>
-                <w:sz w:val="20"/>
-                <w:szCs w:val="20"/>
-              </w:rPr>
-            </w:pPr>
-            <w:r>
-              <w:rPr>
-                <w:rFonts w:ascii="Calibri" w:eastAsia="Times New Roman" w:hAnsi="Calibri" w:cs="Calibri"/>
-                <w:b/>
-                <w:bCs/>
-                <w:color w:val="E8CC6E"/>
+                <w:color w:val="FFFFFF"/>
+                <w:sz w:val="20"/>
+                <w:szCs w:val="20"/>
+              </w:rPr>
+            </w:pPr>
+            <w:r>
+              <w:rPr>
+                <w:rFonts w:ascii="Calibri" w:eastAsia="Times New Roman" w:hAnsi="Calibri" w:cs="Calibri"/>
+                <w:b/>
+                <w:bCs/>
+                <w:color w:val="FFFFFF"/>
                 <w:sz w:val="20"/>
                 <w:szCs w:val="20"/>
               </w:rPr>
@@ -369,7 +369,7 @@
       </w:tr>
       <w:tr>
         <w:trPr>
-          <w:divId w:val="1865942089"/>
+          <w:divId w:val="1891065320"/>
         </w:trPr>
         <w:tc>
           <w:tcPr>
@@ -393,15 +393,15 @@
               <w:spacing w:before="180" w:after="180"/>
               <w:rPr>
                 <w:rFonts w:ascii="Calibri" w:eastAsia="Times New Roman" w:hAnsi="Calibri" w:cs="Calibri"/>
-                <w:color w:val="1C2333"/>
-                <w:sz w:val="20"/>
-                <w:szCs w:val="20"/>
-              </w:rPr>
-            </w:pPr>
-            <w:r>
-              <w:rPr>
-                <w:rFonts w:ascii="Calibri" w:eastAsia="Times New Roman" w:hAnsi="Calibri" w:cs="Calibri"/>
-                <w:color w:val="1C2333"/>
+                <w:color w:val="222222"/>
+                <w:sz w:val="20"/>
+                <w:szCs w:val="20"/>
+              </w:rPr>
+            </w:pPr>
+            <w:r>
+              <w:rPr>
+                <w:rFonts w:ascii="Calibri" w:eastAsia="Times New Roman" w:hAnsi="Calibri" w:cs="Calibri"/>
+                <w:color w:val="222222"/>
                 <w:sz w:val="20"/>
                 <w:szCs w:val="20"/>
               </w:rPr>
@@ -431,15 +431,15 @@
               <w:spacing w:before="180" w:after="180"/>
               <w:rPr>
                 <w:rFonts w:ascii="Calibri" w:eastAsia="Times New Roman" w:hAnsi="Calibri" w:cs="Calibri"/>
-                <w:color w:val="1C2333"/>
-                <w:sz w:val="20"/>
-                <w:szCs w:val="20"/>
-              </w:rPr>
-            </w:pPr>
-            <w:r>
-              <w:rPr>
-                <w:rFonts w:ascii="Calibri" w:eastAsia="Times New Roman" w:hAnsi="Calibri" w:cs="Calibri"/>
-                <w:color w:val="1C2333"/>
+                <w:color w:val="222222"/>
+                <w:sz w:val="20"/>
+                <w:szCs w:val="20"/>
+              </w:rPr>
+            </w:pPr>
+            <w:r>
+              <w:rPr>
+                <w:rFonts w:ascii="Calibri" w:eastAsia="Times New Roman" w:hAnsi="Calibri" w:cs="Calibri"/>
+                <w:color w:val="222222"/>
                 <w:sz w:val="20"/>
                 <w:szCs w:val="20"/>
               </w:rPr>
@@ -469,15 +469,15 @@
               <w:spacing w:before="180" w:after="180"/>
               <w:rPr>
                 <w:rFonts w:ascii="Calibri" w:eastAsia="Times New Roman" w:hAnsi="Calibri" w:cs="Calibri"/>
-                <w:color w:val="1C2333"/>
-                <w:sz w:val="20"/>
-                <w:szCs w:val="20"/>
-              </w:rPr>
-            </w:pPr>
-            <w:r>
-              <w:rPr>
-                <w:rFonts w:ascii="Calibri" w:eastAsia="Times New Roman" w:hAnsi="Calibri" w:cs="Calibri"/>
-                <w:color w:val="1C2333"/>
+                <w:color w:val="222222"/>
+                <w:sz w:val="20"/>
+                <w:szCs w:val="20"/>
+              </w:rPr>
+            </w:pPr>
+            <w:r>
+              <w:rPr>
+                <w:rFonts w:ascii="Calibri" w:eastAsia="Times New Roman" w:hAnsi="Calibri" w:cs="Calibri"/>
+                <w:color w:val="222222"/>
                 <w:sz w:val="20"/>
                 <w:szCs w:val="20"/>
               </w:rPr>
@@ -488,7 +488,7 @@
                 <w:rFonts w:ascii="Calibri" w:eastAsia="Times New Roman" w:hAnsi="Calibri" w:cs="Calibri"/>
                 <w:b/>
                 <w:bCs/>
-                <w:color w:val="1C2333"/>
+                <w:color w:val="222222"/>
                 <w:sz w:val="20"/>
                 <w:szCs w:val="20"/>
               </w:rPr>
@@ -497,11 +497,11 @@
             <w:r>
               <w:rPr>
                 <w:rFonts w:ascii="Calibri" w:eastAsia="Times New Roman" w:hAnsi="Calibri" w:cs="Calibri"/>
-                <w:color w:val="1C2333"/>
-                <w:sz w:val="20"/>
-                <w:szCs w:val="20"/>
-              </w:rPr>
-              <w:t xml:space="preserve"> application table with deny-by-default, hand-written policies per role (anon, ceo, support, admin, client). Full policy matrix in the Database &amp; RLS document.</w:t>
+                <w:color w:val="222222"/>
+                <w:sz w:val="20"/>
+                <w:szCs w:val="20"/>
+              </w:rPr>
+              <w:t xml:space="preserve"> application table with deny-by-default, hand-written policies per role (anonymous, member, support, admin, client).</w:t>
             </w:r>
           </w:p>
         </w:tc>
@@ -530,17 +530,17 @@
                 <w:rFonts w:ascii="Calibri" w:eastAsia="Times New Roman" w:hAnsi="Calibri" w:cs="Calibri"/>
                 <w:b/>
                 <w:bCs/>
-                <w:color w:val="1C2333"/>
-                <w:sz w:val="20"/>
-                <w:szCs w:val="20"/>
-              </w:rPr>
-            </w:pPr>
-            <w:r>
-              <w:rPr>
-                <w:rFonts w:ascii="Calibri" w:eastAsia="Times New Roman" w:hAnsi="Calibri" w:cs="Calibri"/>
-                <w:b/>
-                <w:bCs/>
-                <w:color w:val="1C2333"/>
+                <w:color w:val="222222"/>
+                <w:sz w:val="20"/>
+                <w:szCs w:val="20"/>
+              </w:rPr>
+            </w:pPr>
+            <w:r>
+              <w:rPr>
+                <w:rFonts w:ascii="Calibri" w:eastAsia="Times New Roman" w:hAnsi="Calibri" w:cs="Calibri"/>
+                <w:b/>
+                <w:bCs/>
+                <w:color w:val="222222"/>
                 <w:sz w:val="20"/>
                 <w:szCs w:val="20"/>
               </w:rPr>
@@ -551,7 +551,7 @@
       </w:tr>
       <w:tr>
         <w:trPr>
-          <w:divId w:val="1865942089"/>
+          <w:divId w:val="1891065320"/>
         </w:trPr>
         <w:tc>
           <w:tcPr>
@@ -575,15 +575,15 @@
               <w:spacing w:before="180" w:after="180"/>
               <w:rPr>
                 <w:rFonts w:ascii="Calibri" w:eastAsia="Times New Roman" w:hAnsi="Calibri" w:cs="Calibri"/>
-                <w:color w:val="1C2333"/>
-                <w:sz w:val="20"/>
-                <w:szCs w:val="20"/>
-              </w:rPr>
-            </w:pPr>
-            <w:r>
-              <w:rPr>
-                <w:rFonts w:ascii="Calibri" w:eastAsia="Times New Roman" w:hAnsi="Calibri" w:cs="Calibri"/>
-                <w:color w:val="1C2333"/>
+                <w:color w:val="222222"/>
+                <w:sz w:val="20"/>
+                <w:szCs w:val="20"/>
+              </w:rPr>
+            </w:pPr>
+            <w:r>
+              <w:rPr>
+                <w:rFonts w:ascii="Calibri" w:eastAsia="Times New Roman" w:hAnsi="Calibri" w:cs="Calibri"/>
+                <w:color w:val="222222"/>
                 <w:sz w:val="20"/>
                 <w:szCs w:val="20"/>
               </w:rPr>
@@ -613,15 +613,15 @@
               <w:spacing w:before="180" w:after="180"/>
               <w:rPr>
                 <w:rFonts w:ascii="Calibri" w:eastAsia="Times New Roman" w:hAnsi="Calibri" w:cs="Calibri"/>
-                <w:color w:val="1C2333"/>
-                <w:sz w:val="20"/>
-                <w:szCs w:val="20"/>
-              </w:rPr>
-            </w:pPr>
-            <w:r>
-              <w:rPr>
-                <w:rFonts w:ascii="Calibri" w:eastAsia="Times New Roman" w:hAnsi="Calibri" w:cs="Calibri"/>
-                <w:color w:val="1C2333"/>
+                <w:color w:val="222222"/>
+                <w:sz w:val="20"/>
+                <w:szCs w:val="20"/>
+              </w:rPr>
+            </w:pPr>
+            <w:r>
+              <w:rPr>
+                <w:rFonts w:ascii="Calibri" w:eastAsia="Times New Roman" w:hAnsi="Calibri" w:cs="Calibri"/>
+                <w:color w:val="222222"/>
                 <w:sz w:val="20"/>
                 <w:szCs w:val="20"/>
               </w:rPr>
@@ -651,15 +651,15 @@
               <w:spacing w:before="180" w:after="180"/>
               <w:rPr>
                 <w:rFonts w:ascii="Calibri" w:eastAsia="Times New Roman" w:hAnsi="Calibri" w:cs="Calibri"/>
-                <w:color w:val="1C2333"/>
-                <w:sz w:val="20"/>
-                <w:szCs w:val="20"/>
-              </w:rPr>
-            </w:pPr>
-            <w:r>
-              <w:rPr>
-                <w:rFonts w:ascii="Calibri" w:eastAsia="Times New Roman" w:hAnsi="Calibri" w:cs="Calibri"/>
-                <w:color w:val="1C2333"/>
+                <w:color w:val="222222"/>
+                <w:sz w:val="20"/>
+                <w:szCs w:val="20"/>
+              </w:rPr>
+            </w:pPr>
+            <w:r>
+              <w:rPr>
+                <w:rFonts w:ascii="Calibri" w:eastAsia="Times New Roman" w:hAnsi="Calibri" w:cs="Calibri"/>
+                <w:color w:val="222222"/>
                 <w:sz w:val="20"/>
                 <w:szCs w:val="20"/>
               </w:rPr>
@@ -670,7 +670,7 @@
                 <w:rFonts w:ascii="Calibri" w:eastAsia="Times New Roman" w:hAnsi="Calibri" w:cs="Calibri"/>
                 <w:b/>
                 <w:bCs/>
-                <w:color w:val="1C2333"/>
+                <w:color w:val="222222"/>
                 <w:sz w:val="20"/>
                 <w:szCs w:val="20"/>
               </w:rPr>
@@ -679,11 +679,11 @@
             <w:r>
               <w:rPr>
                 <w:rFonts w:ascii="Calibri" w:eastAsia="Times New Roman" w:hAnsi="Calibri" w:cs="Calibri"/>
-                <w:color w:val="1C2333"/>
-                <w:sz w:val="20"/>
-                <w:szCs w:val="20"/>
-              </w:rPr>
-              <w:t xml:space="preserve"> database credentials. Owner credentials are used only by migration/seed scripts from a gitignored .env; the running app uses a restricted NOBYPASSRLS role.</w:t>
+                <w:color w:val="222222"/>
+                <w:sz w:val="20"/>
+                <w:szCs w:val="20"/>
+              </w:rPr>
+              <w:t xml:space="preserve"> database credentials. Owner credentials are used only by migration/seed scripts from a git-ignored environment file; the running app uses a restricted NOBYPASSRLS database role.</w:t>
             </w:r>
           </w:p>
         </w:tc>
@@ -712,17 +712,17 @@
                 <w:rFonts w:ascii="Calibri" w:eastAsia="Times New Roman" w:hAnsi="Calibri" w:cs="Calibri"/>
                 <w:b/>
                 <w:bCs/>
-                <w:color w:val="1C2333"/>
-                <w:sz w:val="20"/>
-                <w:szCs w:val="20"/>
-              </w:rPr>
-            </w:pPr>
-            <w:r>
-              <w:rPr>
-                <w:rFonts w:ascii="Calibri" w:eastAsia="Times New Roman" w:hAnsi="Calibri" w:cs="Calibri"/>
-                <w:b/>
-                <w:bCs/>
-                <w:color w:val="1C2333"/>
+                <w:color w:val="222222"/>
+                <w:sz w:val="20"/>
+                <w:szCs w:val="20"/>
+              </w:rPr>
+            </w:pPr>
+            <w:r>
+              <w:rPr>
+                <w:rFonts w:ascii="Calibri" w:eastAsia="Times New Roman" w:hAnsi="Calibri" w:cs="Calibri"/>
+                <w:b/>
+                <w:bCs/>
+                <w:color w:val="222222"/>
                 <w:sz w:val="20"/>
                 <w:szCs w:val="20"/>
               </w:rPr>
@@ -733,7 +733,7 @@
       </w:tr>
       <w:tr>
         <w:trPr>
-          <w:divId w:val="1865942089"/>
+          <w:divId w:val="1891065320"/>
         </w:trPr>
         <w:tc>
           <w:tcPr>
@@ -757,15 +757,15 @@
               <w:spacing w:before="180" w:after="180"/>
               <w:rPr>
                 <w:rFonts w:ascii="Calibri" w:eastAsia="Times New Roman" w:hAnsi="Calibri" w:cs="Calibri"/>
-                <w:color w:val="1C2333"/>
-                <w:sz w:val="20"/>
-                <w:szCs w:val="20"/>
-              </w:rPr>
-            </w:pPr>
-            <w:r>
-              <w:rPr>
-                <w:rFonts w:ascii="Calibri" w:eastAsia="Times New Roman" w:hAnsi="Calibri" w:cs="Calibri"/>
-                <w:color w:val="1C2333"/>
+                <w:color w:val="222222"/>
+                <w:sz w:val="20"/>
+                <w:szCs w:val="20"/>
+              </w:rPr>
+            </w:pPr>
+            <w:r>
+              <w:rPr>
+                <w:rFonts w:ascii="Calibri" w:eastAsia="Times New Roman" w:hAnsi="Calibri" w:cs="Calibri"/>
+                <w:color w:val="222222"/>
                 <w:sz w:val="20"/>
                 <w:szCs w:val="20"/>
               </w:rPr>
@@ -795,15 +795,15 @@
               <w:spacing w:before="180" w:after="180"/>
               <w:rPr>
                 <w:rFonts w:ascii="Calibri" w:eastAsia="Times New Roman" w:hAnsi="Calibri" w:cs="Calibri"/>
-                <w:color w:val="1C2333"/>
-                <w:sz w:val="20"/>
-                <w:szCs w:val="20"/>
-              </w:rPr>
-            </w:pPr>
-            <w:r>
-              <w:rPr>
-                <w:rFonts w:ascii="Calibri" w:eastAsia="Times New Roman" w:hAnsi="Calibri" w:cs="Calibri"/>
-                <w:color w:val="1C2333"/>
+                <w:color w:val="222222"/>
+                <w:sz w:val="20"/>
+                <w:szCs w:val="20"/>
+              </w:rPr>
+            </w:pPr>
+            <w:r>
+              <w:rPr>
+                <w:rFonts w:ascii="Calibri" w:eastAsia="Times New Roman" w:hAnsi="Calibri" w:cs="Calibri"/>
+                <w:color w:val="222222"/>
                 <w:sz w:val="20"/>
                 <w:szCs w:val="20"/>
               </w:rPr>
@@ -833,15 +833,15 @@
               <w:spacing w:before="180" w:after="180"/>
               <w:rPr>
                 <w:rFonts w:ascii="Calibri" w:eastAsia="Times New Roman" w:hAnsi="Calibri" w:cs="Calibri"/>
-                <w:color w:val="1C2333"/>
-                <w:sz w:val="20"/>
-                <w:szCs w:val="20"/>
-              </w:rPr>
-            </w:pPr>
-            <w:r>
-              <w:rPr>
-                <w:rFonts w:ascii="Calibri" w:eastAsia="Times New Roman" w:hAnsi="Calibri" w:cs="Calibri"/>
-                <w:color w:val="1C2333"/>
+                <w:color w:val="222222"/>
+                <w:sz w:val="20"/>
+                <w:szCs w:val="20"/>
+              </w:rPr>
+            </w:pPr>
+            <w:r>
+              <w:rPr>
+                <w:rFonts w:ascii="Calibri" w:eastAsia="Times New Roman" w:hAnsi="Calibri" w:cs="Calibri"/>
+                <w:color w:val="222222"/>
                 <w:sz w:val="20"/>
                 <w:szCs w:val="20"/>
               </w:rPr>
@@ -874,17 +874,17 @@
                 <w:rFonts w:ascii="Calibri" w:eastAsia="Times New Roman" w:hAnsi="Calibri" w:cs="Calibri"/>
                 <w:b/>
                 <w:bCs/>
-                <w:color w:val="1C2333"/>
-                <w:sz w:val="20"/>
-                <w:szCs w:val="20"/>
-              </w:rPr>
-            </w:pPr>
-            <w:r>
-              <w:rPr>
-                <w:rFonts w:ascii="Calibri" w:eastAsia="Times New Roman" w:hAnsi="Calibri" w:cs="Calibri"/>
-                <w:b/>
-                <w:bCs/>
-                <w:color w:val="1C2333"/>
+                <w:color w:val="222222"/>
+                <w:sz w:val="20"/>
+                <w:szCs w:val="20"/>
+              </w:rPr>
+            </w:pPr>
+            <w:r>
+              <w:rPr>
+                <w:rFonts w:ascii="Calibri" w:eastAsia="Times New Roman" w:hAnsi="Calibri" w:cs="Calibri"/>
+                <w:b/>
+                <w:bCs/>
+                <w:color w:val="222222"/>
                 <w:sz w:val="20"/>
                 <w:szCs w:val="20"/>
               </w:rPr>
@@ -895,7 +895,7 @@
       </w:tr>
       <w:tr>
         <w:trPr>
-          <w:divId w:val="1865942089"/>
+          <w:divId w:val="1891065320"/>
         </w:trPr>
         <w:tc>
           <w:tcPr>
@@ -919,15 +919,15 @@
               <w:spacing w:before="180" w:after="180"/>
               <w:rPr>
                 <w:rFonts w:ascii="Calibri" w:eastAsia="Times New Roman" w:hAnsi="Calibri" w:cs="Calibri"/>
-                <w:color w:val="1C2333"/>
-                <w:sz w:val="20"/>
-                <w:szCs w:val="20"/>
-              </w:rPr>
-            </w:pPr>
-            <w:r>
-              <w:rPr>
-                <w:rFonts w:ascii="Calibri" w:eastAsia="Times New Roman" w:hAnsi="Calibri" w:cs="Calibri"/>
-                <w:color w:val="1C2333"/>
+                <w:color w:val="222222"/>
+                <w:sz w:val="20"/>
+                <w:szCs w:val="20"/>
+              </w:rPr>
+            </w:pPr>
+            <w:r>
+              <w:rPr>
+                <w:rFonts w:ascii="Calibri" w:eastAsia="Times New Roman" w:hAnsi="Calibri" w:cs="Calibri"/>
+                <w:color w:val="222222"/>
                 <w:sz w:val="20"/>
                 <w:szCs w:val="20"/>
               </w:rPr>
@@ -958,15 +958,15 @@
               <w:spacing w:before="180" w:after="180"/>
               <w:rPr>
                 <w:rFonts w:ascii="Calibri" w:eastAsia="Times New Roman" w:hAnsi="Calibri" w:cs="Calibri"/>
-                <w:color w:val="1C2333"/>
-                <w:sz w:val="20"/>
-                <w:szCs w:val="20"/>
-              </w:rPr>
-            </w:pPr>
-            <w:r>
-              <w:rPr>
-                <w:rFonts w:ascii="Calibri" w:eastAsia="Times New Roman" w:hAnsi="Calibri" w:cs="Calibri"/>
-                <w:color w:val="1C2333"/>
+                <w:color w:val="222222"/>
+                <w:sz w:val="20"/>
+                <w:szCs w:val="20"/>
+              </w:rPr>
+            </w:pPr>
+            <w:r>
+              <w:rPr>
+                <w:rFonts w:ascii="Calibri" w:eastAsia="Times New Roman" w:hAnsi="Calibri" w:cs="Calibri"/>
+                <w:color w:val="222222"/>
                 <w:sz w:val="20"/>
                 <w:szCs w:val="20"/>
               </w:rPr>
@@ -996,26 +996,26 @@
               <w:spacing w:before="180" w:after="180"/>
               <w:rPr>
                 <w:rFonts w:ascii="Calibri" w:eastAsia="Times New Roman" w:hAnsi="Calibri" w:cs="Calibri"/>
-                <w:color w:val="1C2333"/>
-                <w:sz w:val="20"/>
-                <w:szCs w:val="20"/>
-              </w:rPr>
-            </w:pPr>
-            <w:r>
-              <w:rPr>
-                <w:rFonts w:ascii="Calibri" w:eastAsia="Times New Roman" w:hAnsi="Calibri" w:cs="Calibri"/>
-                <w:color w:val="1C2333"/>
-                <w:sz w:val="20"/>
-                <w:szCs w:val="20"/>
-              </w:rPr>
-              <w:t xml:space="preserve">No storage buckets exist. CVs and photos are stored </w:t>
-            </w:r>
-            <w:r>
-              <w:rPr>
-                <w:rFonts w:ascii="Calibri" w:eastAsia="Times New Roman" w:hAnsi="Calibri" w:cs="Calibri"/>
-                <w:b/>
-                <w:bCs/>
-                <w:color w:val="1C2333"/>
+                <w:color w:val="222222"/>
+                <w:sz w:val="20"/>
+                <w:szCs w:val="20"/>
+              </w:rPr>
+            </w:pPr>
+            <w:r>
+              <w:rPr>
+                <w:rFonts w:ascii="Calibri" w:eastAsia="Times New Roman" w:hAnsi="Calibri" w:cs="Calibri"/>
+                <w:color w:val="222222"/>
+                <w:sz w:val="20"/>
+                <w:szCs w:val="20"/>
+              </w:rPr>
+              <w:t xml:space="preserve">No storage buckets exist. Résumés and photos are stored </w:t>
+            </w:r>
+            <w:r>
+              <w:rPr>
+                <w:rFonts w:ascii="Calibri" w:eastAsia="Times New Roman" w:hAnsi="Calibri" w:cs="Calibri"/>
+                <w:b/>
+                <w:bCs/>
+                <w:color w:val="222222"/>
                 <w:sz w:val="20"/>
                 <w:szCs w:val="20"/>
               </w:rPr>
@@ -1024,7 +1024,7 @@
             <w:r>
               <w:rPr>
                 <w:rFonts w:ascii="Calibri" w:eastAsia="Times New Roman" w:hAnsi="Calibri" w:cs="Calibri"/>
-                <w:color w:val="1C2333"/>
+                <w:color w:val="222222"/>
                 <w:sz w:val="20"/>
                 <w:szCs w:val="20"/>
               </w:rPr>
@@ -1057,17 +1057,17 @@
                 <w:rFonts w:ascii="Calibri" w:eastAsia="Times New Roman" w:hAnsi="Calibri" w:cs="Calibri"/>
                 <w:b/>
                 <w:bCs/>
-                <w:color w:val="1C2333"/>
-                <w:sz w:val="20"/>
-                <w:szCs w:val="20"/>
-              </w:rPr>
-            </w:pPr>
-            <w:r>
-              <w:rPr>
-                <w:rFonts w:ascii="Calibri" w:eastAsia="Times New Roman" w:hAnsi="Calibri" w:cs="Calibri"/>
-                <w:b/>
-                <w:bCs/>
-                <w:color w:val="1C2333"/>
+                <w:color w:val="222222"/>
+                <w:sz w:val="20"/>
+                <w:szCs w:val="20"/>
+              </w:rPr>
+            </w:pPr>
+            <w:r>
+              <w:rPr>
+                <w:rFonts w:ascii="Calibri" w:eastAsia="Times New Roman" w:hAnsi="Calibri" w:cs="Calibri"/>
+                <w:b/>
+                <w:bCs/>
+                <w:color w:val="222222"/>
                 <w:sz w:val="20"/>
                 <w:szCs w:val="20"/>
               </w:rPr>
@@ -1078,7 +1078,7 @@
       </w:tr>
       <w:tr>
         <w:trPr>
-          <w:divId w:val="1865942089"/>
+          <w:divId w:val="1891065320"/>
         </w:trPr>
         <w:tc>
           <w:tcPr>
@@ -1102,15 +1102,15 @@
               <w:spacing w:before="180" w:after="180"/>
               <w:rPr>
                 <w:rFonts w:ascii="Calibri" w:eastAsia="Times New Roman" w:hAnsi="Calibri" w:cs="Calibri"/>
-                <w:color w:val="1C2333"/>
-                <w:sz w:val="20"/>
-                <w:szCs w:val="20"/>
-              </w:rPr>
-            </w:pPr>
-            <w:r>
-              <w:rPr>
-                <w:rFonts w:ascii="Calibri" w:eastAsia="Times New Roman" w:hAnsi="Calibri" w:cs="Calibri"/>
-                <w:color w:val="1C2333"/>
+                <w:color w:val="222222"/>
+                <w:sz w:val="20"/>
+                <w:szCs w:val="20"/>
+              </w:rPr>
+            </w:pPr>
+            <w:r>
+              <w:rPr>
+                <w:rFonts w:ascii="Calibri" w:eastAsia="Times New Roman" w:hAnsi="Calibri" w:cs="Calibri"/>
+                <w:color w:val="222222"/>
                 <w:sz w:val="20"/>
                 <w:szCs w:val="20"/>
               </w:rPr>
@@ -1140,15 +1140,15 @@
               <w:spacing w:before="180" w:after="180"/>
               <w:rPr>
                 <w:rFonts w:ascii="Calibri" w:eastAsia="Times New Roman" w:hAnsi="Calibri" w:cs="Calibri"/>
-                <w:color w:val="1C2333"/>
-                <w:sz w:val="20"/>
-                <w:szCs w:val="20"/>
-              </w:rPr>
-            </w:pPr>
-            <w:r>
-              <w:rPr>
-                <w:rFonts w:ascii="Calibri" w:eastAsia="Times New Roman" w:hAnsi="Calibri" w:cs="Calibri"/>
-                <w:color w:val="1C2333"/>
+                <w:color w:val="222222"/>
+                <w:sz w:val="20"/>
+                <w:szCs w:val="20"/>
+              </w:rPr>
+            </w:pPr>
+            <w:r>
+              <w:rPr>
+                <w:rFonts w:ascii="Calibri" w:eastAsia="Times New Roman" w:hAnsi="Calibri" w:cs="Calibri"/>
+                <w:color w:val="222222"/>
                 <w:sz w:val="20"/>
                 <w:szCs w:val="20"/>
               </w:rPr>
@@ -1178,19 +1178,19 @@
               <w:spacing w:before="180" w:after="180"/>
               <w:rPr>
                 <w:rFonts w:ascii="Calibri" w:eastAsia="Times New Roman" w:hAnsi="Calibri" w:cs="Calibri"/>
-                <w:color w:val="1C2333"/>
-                <w:sz w:val="20"/>
-                <w:szCs w:val="20"/>
-              </w:rPr>
-            </w:pPr>
-            <w:r>
-              <w:rPr>
-                <w:rFonts w:ascii="Calibri" w:eastAsia="Times New Roman" w:hAnsi="Calibri" w:cs="Calibri"/>
-                <w:color w:val="1C2333"/>
-                <w:sz w:val="20"/>
-                <w:szCs w:val="20"/>
-              </w:rPr>
-              <w:t>Policies are hand-scoped and regression-tested by verify-rls.ts (23 assertions run against the live database as the app's own restricted role). The suite is rerun after every schema change.</w:t>
+                <w:color w:val="222222"/>
+                <w:sz w:val="20"/>
+                <w:szCs w:val="20"/>
+              </w:rPr>
+            </w:pPr>
+            <w:r>
+              <w:rPr>
+                <w:rFonts w:ascii="Calibri" w:eastAsia="Times New Roman" w:hAnsi="Calibri" w:cs="Calibri"/>
+                <w:color w:val="222222"/>
+                <w:sz w:val="20"/>
+                <w:szCs w:val="20"/>
+              </w:rPr>
+              <w:t>Policies are hand-scoped and regression-tested by a 23-assertion verification suite that runs against the live database as the app's own restricted role. The suite is rerun after every schema change.</w:t>
             </w:r>
           </w:p>
         </w:tc>
@@ -1219,17 +1219,17 @@
                 <w:rFonts w:ascii="Calibri" w:eastAsia="Times New Roman" w:hAnsi="Calibri" w:cs="Calibri"/>
                 <w:b/>
                 <w:bCs/>
-                <w:color w:val="1C2333"/>
-                <w:sz w:val="20"/>
-                <w:szCs w:val="20"/>
-              </w:rPr>
-            </w:pPr>
-            <w:r>
-              <w:rPr>
-                <w:rFonts w:ascii="Calibri" w:eastAsia="Times New Roman" w:hAnsi="Calibri" w:cs="Calibri"/>
-                <w:b/>
-                <w:bCs/>
-                <w:color w:val="1C2333"/>
+                <w:color w:val="222222"/>
+                <w:sz w:val="20"/>
+                <w:szCs w:val="20"/>
+              </w:rPr>
+            </w:pPr>
+            <w:r>
+              <w:rPr>
+                <w:rFonts w:ascii="Calibri" w:eastAsia="Times New Roman" w:hAnsi="Calibri" w:cs="Calibri"/>
+                <w:b/>
+                <w:bCs/>
+                <w:color w:val="222222"/>
                 <w:sz w:val="20"/>
                 <w:szCs w:val="20"/>
               </w:rPr>
@@ -1240,7 +1240,7 @@
       </w:tr>
       <w:tr>
         <w:trPr>
-          <w:divId w:val="1865942089"/>
+          <w:divId w:val="1891065320"/>
         </w:trPr>
         <w:tc>
           <w:tcPr>
@@ -1264,15 +1264,15 @@
               <w:spacing w:before="180" w:after="180"/>
               <w:rPr>
                 <w:rFonts w:ascii="Calibri" w:eastAsia="Times New Roman" w:hAnsi="Calibri" w:cs="Calibri"/>
-                <w:color w:val="1C2333"/>
-                <w:sz w:val="20"/>
-                <w:szCs w:val="20"/>
-              </w:rPr>
-            </w:pPr>
-            <w:r>
-              <w:rPr>
-                <w:rFonts w:ascii="Calibri" w:eastAsia="Times New Roman" w:hAnsi="Calibri" w:cs="Calibri"/>
-                <w:color w:val="1C2333"/>
+                <w:color w:val="222222"/>
+                <w:sz w:val="20"/>
+                <w:szCs w:val="20"/>
+              </w:rPr>
+            </w:pPr>
+            <w:r>
+              <w:rPr>
+                <w:rFonts w:ascii="Calibri" w:eastAsia="Times New Roman" w:hAnsi="Calibri" w:cs="Calibri"/>
+                <w:color w:val="222222"/>
                 <w:sz w:val="20"/>
                 <w:szCs w:val="20"/>
               </w:rPr>
@@ -1302,15 +1302,15 @@
               <w:spacing w:before="180" w:after="180"/>
               <w:rPr>
                 <w:rFonts w:ascii="Calibri" w:eastAsia="Times New Roman" w:hAnsi="Calibri" w:cs="Calibri"/>
-                <w:color w:val="1C2333"/>
-                <w:sz w:val="20"/>
-                <w:szCs w:val="20"/>
-              </w:rPr>
-            </w:pPr>
-            <w:r>
-              <w:rPr>
-                <w:rFonts w:ascii="Calibri" w:eastAsia="Times New Roman" w:hAnsi="Calibri" w:cs="Calibri"/>
-                <w:color w:val="1C2333"/>
+                <w:color w:val="222222"/>
+                <w:sz w:val="20"/>
+                <w:szCs w:val="20"/>
+              </w:rPr>
+            </w:pPr>
+            <w:r>
+              <w:rPr>
+                <w:rFonts w:ascii="Calibri" w:eastAsia="Times New Roman" w:hAnsi="Calibri" w:cs="Calibri"/>
+                <w:color w:val="222222"/>
                 <w:sz w:val="20"/>
                 <w:szCs w:val="20"/>
               </w:rPr>
@@ -1340,15 +1340,15 @@
               <w:spacing w:before="180" w:after="180"/>
               <w:rPr>
                 <w:rFonts w:ascii="Calibri" w:eastAsia="Times New Roman" w:hAnsi="Calibri" w:cs="Calibri"/>
-                <w:color w:val="1C2333"/>
-                <w:sz w:val="20"/>
-                <w:szCs w:val="20"/>
-              </w:rPr>
-            </w:pPr>
-            <w:r>
-              <w:rPr>
-                <w:rFonts w:ascii="Calibri" w:eastAsia="Times New Roman" w:hAnsi="Calibri" w:cs="Calibri"/>
-                <w:color w:val="1C2333"/>
+                <w:color w:val="222222"/>
+                <w:sz w:val="20"/>
+                <w:szCs w:val="20"/>
+              </w:rPr>
+            </w:pPr>
+            <w:r>
+              <w:rPr>
+                <w:rFonts w:ascii="Calibri" w:eastAsia="Times New Roman" w:hAnsi="Calibri" w:cs="Calibri"/>
+                <w:color w:val="222222"/>
                 <w:sz w:val="20"/>
                 <w:szCs w:val="20"/>
               </w:rPr>
@@ -1381,17 +1381,17 @@
                 <w:rFonts w:ascii="Calibri" w:eastAsia="Times New Roman" w:hAnsi="Calibri" w:cs="Calibri"/>
                 <w:b/>
                 <w:bCs/>
-                <w:color w:val="1C2333"/>
-                <w:sz w:val="20"/>
-                <w:szCs w:val="20"/>
-              </w:rPr>
-            </w:pPr>
-            <w:r>
-              <w:rPr>
-                <w:rFonts w:ascii="Calibri" w:eastAsia="Times New Roman" w:hAnsi="Calibri" w:cs="Calibri"/>
-                <w:b/>
-                <w:bCs/>
-                <w:color w:val="1C2333"/>
+                <w:color w:val="222222"/>
+                <w:sz w:val="20"/>
+                <w:szCs w:val="20"/>
+              </w:rPr>
+            </w:pPr>
+            <w:r>
+              <w:rPr>
+                <w:rFonts w:ascii="Calibri" w:eastAsia="Times New Roman" w:hAnsi="Calibri" w:cs="Calibri"/>
+                <w:b/>
+                <w:bCs/>
+                <w:color w:val="222222"/>
                 <w:sz w:val="20"/>
                 <w:szCs w:val="20"/>
               </w:rPr>
@@ -1404,7 +1404,7 @@
     <w:p>
       <w:pPr>
         <w:pStyle w:val="Heading2"/>
-        <w:divId w:val="1865942089"/>
+        <w:divId w:val="1891065320"/>
         <w:rPr>
           <w:rFonts w:ascii="Calibri" w:eastAsia="Times New Roman" w:hAnsi="Calibri" w:cs="Calibri"/>
         </w:rPr>
@@ -1429,18 +1429,18 @@
       </w:tblPr>
       <w:tblGrid>
         <w:gridCol w:w="342"/>
-        <w:gridCol w:w="3287"/>
-        <w:gridCol w:w="3568"/>
+        <w:gridCol w:w="3341"/>
+        <w:gridCol w:w="3514"/>
         <w:gridCol w:w="2163"/>
       </w:tblGrid>
       <w:tr>
         <w:trPr>
-          <w:divId w:val="1865942089"/>
+          <w:divId w:val="1891065320"/>
         </w:trPr>
         <w:tc>
           <w:tcPr>
             <w:tcW w:w="0" w:type="auto"/>
-            <w:shd w:val="clear" w:color="auto" w:fill="0A1128"/>
+            <w:shd w:val="clear" w:color="auto" w:fill="1F3352"/>
             <w:tcMar>
               <w:top w:w="90" w:type="dxa"/>
               <w:left w:w="120" w:type="dxa"/>
@@ -1457,17 +1457,17 @@
                 <w:rFonts w:ascii="Calibri" w:eastAsia="Times New Roman" w:hAnsi="Calibri" w:cs="Calibri"/>
                 <w:b/>
                 <w:bCs/>
-                <w:color w:val="E8CC6E"/>
-                <w:sz w:val="20"/>
-                <w:szCs w:val="20"/>
-              </w:rPr>
-            </w:pPr>
-            <w:r>
-              <w:rPr>
-                <w:rFonts w:ascii="Calibri" w:eastAsia="Times New Roman" w:hAnsi="Calibri" w:cs="Calibri"/>
-                <w:b/>
-                <w:bCs/>
-                <w:color w:val="E8CC6E"/>
+                <w:color w:val="FFFFFF"/>
+                <w:sz w:val="20"/>
+                <w:szCs w:val="20"/>
+              </w:rPr>
+            </w:pPr>
+            <w:r>
+              <w:rPr>
+                <w:rFonts w:ascii="Calibri" w:eastAsia="Times New Roman" w:hAnsi="Calibri" w:cs="Calibri"/>
+                <w:b/>
+                <w:bCs/>
+                <w:color w:val="FFFFFF"/>
                 <w:sz w:val="20"/>
                 <w:szCs w:val="20"/>
               </w:rPr>
@@ -1478,7 +1478,7 @@
         <w:tc>
           <w:tcPr>
             <w:tcW w:w="0" w:type="auto"/>
-            <w:shd w:val="clear" w:color="auto" w:fill="0A1128"/>
+            <w:shd w:val="clear" w:color="auto" w:fill="1F3352"/>
             <w:tcMar>
               <w:top w:w="90" w:type="dxa"/>
               <w:left w:w="120" w:type="dxa"/>
@@ -1495,17 +1495,17 @@
                 <w:rFonts w:ascii="Calibri" w:eastAsia="Times New Roman" w:hAnsi="Calibri" w:cs="Calibri"/>
                 <w:b/>
                 <w:bCs/>
-                <w:color w:val="E8CC6E"/>
-                <w:sz w:val="20"/>
-                <w:szCs w:val="20"/>
-              </w:rPr>
-            </w:pPr>
-            <w:r>
-              <w:rPr>
-                <w:rFonts w:ascii="Calibri" w:eastAsia="Times New Roman" w:hAnsi="Calibri" w:cs="Calibri"/>
-                <w:b/>
-                <w:bCs/>
-                <w:color w:val="E8CC6E"/>
+                <w:color w:val="FFFFFF"/>
+                <w:sz w:val="20"/>
+                <w:szCs w:val="20"/>
+              </w:rPr>
+            </w:pPr>
+            <w:r>
+              <w:rPr>
+                <w:rFonts w:ascii="Calibri" w:eastAsia="Times New Roman" w:hAnsi="Calibri" w:cs="Calibri"/>
+                <w:b/>
+                <w:bCs/>
+                <w:color w:val="FFFFFF"/>
                 <w:sz w:val="20"/>
                 <w:szCs w:val="20"/>
               </w:rPr>
@@ -1516,7 +1516,7 @@
         <w:tc>
           <w:tcPr>
             <w:tcW w:w="0" w:type="auto"/>
-            <w:shd w:val="clear" w:color="auto" w:fill="0A1128"/>
+            <w:shd w:val="clear" w:color="auto" w:fill="1F3352"/>
             <w:tcMar>
               <w:top w:w="90" w:type="dxa"/>
               <w:left w:w="120" w:type="dxa"/>
@@ -1533,28 +1533,28 @@
                 <w:rFonts w:ascii="Calibri" w:eastAsia="Times New Roman" w:hAnsi="Calibri" w:cs="Calibri"/>
                 <w:b/>
                 <w:bCs/>
-                <w:color w:val="E8CC6E"/>
-                <w:sz w:val="20"/>
-                <w:szCs w:val="20"/>
-              </w:rPr>
-            </w:pPr>
-            <w:r>
-              <w:rPr>
-                <w:rFonts w:ascii="Calibri" w:eastAsia="Times New Roman" w:hAnsi="Calibri" w:cs="Calibri"/>
-                <w:b/>
-                <w:bCs/>
-                <w:color w:val="E8CC6E"/>
-                <w:sz w:val="20"/>
-                <w:szCs w:val="20"/>
-              </w:rPr>
-              <w:t>Eisavant response</w:t>
-            </w:r>
-          </w:p>
-        </w:tc>
-        <w:tc>
-          <w:tcPr>
-            <w:tcW w:w="0" w:type="auto"/>
-            <w:shd w:val="clear" w:color="auto" w:fill="0A1128"/>
+                <w:color w:val="FFFFFF"/>
+                <w:sz w:val="20"/>
+                <w:szCs w:val="20"/>
+              </w:rPr>
+            </w:pPr>
+            <w:r>
+              <w:rPr>
+                <w:rFonts w:ascii="Calibri" w:eastAsia="Times New Roman" w:hAnsi="Calibri" w:cs="Calibri"/>
+                <w:b/>
+                <w:bCs/>
+                <w:color w:val="FFFFFF"/>
+                <w:sz w:val="20"/>
+                <w:szCs w:val="20"/>
+              </w:rPr>
+              <w:t>Response</w:t>
+            </w:r>
+          </w:p>
+        </w:tc>
+        <w:tc>
+          <w:tcPr>
+            <w:tcW w:w="0" w:type="auto"/>
+            <w:shd w:val="clear" w:color="auto" w:fill="1F3352"/>
             <w:tcMar>
               <w:top w:w="90" w:type="dxa"/>
               <w:left w:w="120" w:type="dxa"/>
@@ -1571,17 +1571,17 @@
                 <w:rFonts w:ascii="Calibri" w:eastAsia="Times New Roman" w:hAnsi="Calibri" w:cs="Calibri"/>
                 <w:b/>
                 <w:bCs/>
-                <w:color w:val="E8CC6E"/>
-                <w:sz w:val="20"/>
-                <w:szCs w:val="20"/>
-              </w:rPr>
-            </w:pPr>
-            <w:r>
-              <w:rPr>
-                <w:rFonts w:ascii="Calibri" w:eastAsia="Times New Roman" w:hAnsi="Calibri" w:cs="Calibri"/>
-                <w:b/>
-                <w:bCs/>
-                <w:color w:val="E8CC6E"/>
+                <w:color w:val="FFFFFF"/>
+                <w:sz w:val="20"/>
+                <w:szCs w:val="20"/>
+              </w:rPr>
+            </w:pPr>
+            <w:r>
+              <w:rPr>
+                <w:rFonts w:ascii="Calibri" w:eastAsia="Times New Roman" w:hAnsi="Calibri" w:cs="Calibri"/>
+                <w:b/>
+                <w:bCs/>
+                <w:color w:val="FFFFFF"/>
                 <w:sz w:val="20"/>
                 <w:szCs w:val="20"/>
               </w:rPr>
@@ -1592,7 +1592,7 @@
       </w:tr>
       <w:tr>
         <w:trPr>
-          <w:divId w:val="1865942089"/>
+          <w:divId w:val="1891065320"/>
         </w:trPr>
         <w:tc>
           <w:tcPr>
@@ -1616,15 +1616,15 @@
               <w:spacing w:before="180" w:after="180"/>
               <w:rPr>
                 <w:rFonts w:ascii="Calibri" w:eastAsia="Times New Roman" w:hAnsi="Calibri" w:cs="Calibri"/>
-                <w:color w:val="1C2333"/>
-                <w:sz w:val="20"/>
-                <w:szCs w:val="20"/>
-              </w:rPr>
-            </w:pPr>
-            <w:r>
-              <w:rPr>
-                <w:rFonts w:ascii="Calibri" w:eastAsia="Times New Roman" w:hAnsi="Calibri" w:cs="Calibri"/>
-                <w:color w:val="1C2333"/>
+                <w:color w:val="222222"/>
+                <w:sz w:val="20"/>
+                <w:szCs w:val="20"/>
+              </w:rPr>
+            </w:pPr>
+            <w:r>
+              <w:rPr>
+                <w:rFonts w:ascii="Calibri" w:eastAsia="Times New Roman" w:hAnsi="Calibri" w:cs="Calibri"/>
+                <w:color w:val="222222"/>
                 <w:sz w:val="20"/>
                 <w:szCs w:val="20"/>
               </w:rPr>
@@ -1654,15 +1654,15 @@
               <w:spacing w:before="180" w:after="180"/>
               <w:rPr>
                 <w:rFonts w:ascii="Calibri" w:eastAsia="Times New Roman" w:hAnsi="Calibri" w:cs="Calibri"/>
-                <w:color w:val="1C2333"/>
-                <w:sz w:val="20"/>
-                <w:szCs w:val="20"/>
-              </w:rPr>
-            </w:pPr>
-            <w:r>
-              <w:rPr>
-                <w:rFonts w:ascii="Calibri" w:eastAsia="Times New Roman" w:hAnsi="Calibri" w:cs="Calibri"/>
-                <w:color w:val="1C2333"/>
+                <w:color w:val="222222"/>
+                <w:sz w:val="20"/>
+                <w:szCs w:val="20"/>
+              </w:rPr>
+            </w:pPr>
+            <w:r>
+              <w:rPr>
+                <w:rFonts w:ascii="Calibri" w:eastAsia="Times New Roman" w:hAnsi="Calibri" w:cs="Calibri"/>
+                <w:color w:val="222222"/>
                 <w:sz w:val="20"/>
                 <w:szCs w:val="20"/>
               </w:rPr>
@@ -1692,19 +1692,19 @@
               <w:spacing w:before="180" w:after="180"/>
               <w:rPr>
                 <w:rFonts w:ascii="Calibri" w:eastAsia="Times New Roman" w:hAnsi="Calibri" w:cs="Calibri"/>
-                <w:color w:val="1C2333"/>
-                <w:sz w:val="20"/>
-                <w:szCs w:val="20"/>
-              </w:rPr>
-            </w:pPr>
-            <w:r>
-              <w:rPr>
-                <w:rFonts w:ascii="Calibri" w:eastAsia="Times New Roman" w:hAnsi="Calibri" w:cs="Calibri"/>
-                <w:color w:val="1C2333"/>
-                <w:sz w:val="20"/>
-                <w:szCs w:val="20"/>
-              </w:rPr>
-              <w:t>Done, including the junction table (position_candidates) and every table added since. FORCE is set so even the table-owner path cannot bypass it. New tables are private until a policy grants access.</w:t>
+                <w:color w:val="222222"/>
+                <w:sz w:val="20"/>
+                <w:szCs w:val="20"/>
+              </w:rPr>
+            </w:pPr>
+            <w:r>
+              <w:rPr>
+                <w:rFonts w:ascii="Calibri" w:eastAsia="Times New Roman" w:hAnsi="Calibri" w:cs="Calibri"/>
+                <w:color w:val="222222"/>
+                <w:sz w:val="20"/>
+                <w:szCs w:val="20"/>
+              </w:rPr>
+              <w:t>Done, including junction tables. FORCE is set so even the table-owner path cannot bypass it. New tables are private until a policy grants access.</w:t>
             </w:r>
           </w:p>
         </w:tc>
@@ -1733,17 +1733,17 @@
                 <w:rFonts w:ascii="Calibri" w:eastAsia="Times New Roman" w:hAnsi="Calibri" w:cs="Calibri"/>
                 <w:b/>
                 <w:bCs/>
-                <w:color w:val="1C2333"/>
-                <w:sz w:val="20"/>
-                <w:szCs w:val="20"/>
-              </w:rPr>
-            </w:pPr>
-            <w:r>
-              <w:rPr>
-                <w:rFonts w:ascii="Calibri" w:eastAsia="Times New Roman" w:hAnsi="Calibri" w:cs="Calibri"/>
-                <w:b/>
-                <w:bCs/>
-                <w:color w:val="1C2333"/>
+                <w:color w:val="222222"/>
+                <w:sz w:val="20"/>
+                <w:szCs w:val="20"/>
+              </w:rPr>
+            </w:pPr>
+            <w:r>
+              <w:rPr>
+                <w:rFonts w:ascii="Calibri" w:eastAsia="Times New Roman" w:hAnsi="Calibri" w:cs="Calibri"/>
+                <w:b/>
+                <w:bCs/>
+                <w:color w:val="222222"/>
                 <w:sz w:val="20"/>
                 <w:szCs w:val="20"/>
               </w:rPr>
@@ -1754,7 +1754,7 @@
       </w:tr>
       <w:tr>
         <w:trPr>
-          <w:divId w:val="1865942089"/>
+          <w:divId w:val="1891065320"/>
         </w:trPr>
         <w:tc>
           <w:tcPr>
@@ -1778,15 +1778,15 @@
               <w:spacing w:before="180" w:after="180"/>
               <w:rPr>
                 <w:rFonts w:ascii="Calibri" w:eastAsia="Times New Roman" w:hAnsi="Calibri" w:cs="Calibri"/>
-                <w:color w:val="1C2333"/>
-                <w:sz w:val="20"/>
-                <w:szCs w:val="20"/>
-              </w:rPr>
-            </w:pPr>
-            <w:r>
-              <w:rPr>
-                <w:rFonts w:ascii="Calibri" w:eastAsia="Times New Roman" w:hAnsi="Calibri" w:cs="Calibri"/>
-                <w:color w:val="1C2333"/>
+                <w:color w:val="222222"/>
+                <w:sz w:val="20"/>
+                <w:szCs w:val="20"/>
+              </w:rPr>
+            </w:pPr>
+            <w:r>
+              <w:rPr>
+                <w:rFonts w:ascii="Calibri" w:eastAsia="Times New Roman" w:hAnsi="Calibri" w:cs="Calibri"/>
+                <w:color w:val="222222"/>
                 <w:sz w:val="20"/>
                 <w:szCs w:val="20"/>
               </w:rPr>
@@ -1816,15 +1816,15 @@
               <w:spacing w:before="180" w:after="180"/>
               <w:rPr>
                 <w:rFonts w:ascii="Calibri" w:eastAsia="Times New Roman" w:hAnsi="Calibri" w:cs="Calibri"/>
-                <w:color w:val="1C2333"/>
-                <w:sz w:val="20"/>
-                <w:szCs w:val="20"/>
-              </w:rPr>
-            </w:pPr>
-            <w:r>
-              <w:rPr>
-                <w:rFonts w:ascii="Calibri" w:eastAsia="Times New Roman" w:hAnsi="Calibri" w:cs="Calibri"/>
-                <w:color w:val="1C2333"/>
+                <w:color w:val="222222"/>
+                <w:sz w:val="20"/>
+                <w:szCs w:val="20"/>
+              </w:rPr>
+            </w:pPr>
+            <w:r>
+              <w:rPr>
+                <w:rFonts w:ascii="Calibri" w:eastAsia="Times New Roman" w:hAnsi="Calibri" w:cs="Calibri"/>
+                <w:color w:val="222222"/>
                 <w:sz w:val="20"/>
                 <w:szCs w:val="20"/>
               </w:rPr>
@@ -1854,19 +1854,19 @@
               <w:spacing w:before="180" w:after="180"/>
               <w:rPr>
                 <w:rFonts w:ascii="Calibri" w:eastAsia="Times New Roman" w:hAnsi="Calibri" w:cs="Calibri"/>
-                <w:color w:val="1C2333"/>
-                <w:sz w:val="20"/>
-                <w:szCs w:val="20"/>
-              </w:rPr>
-            </w:pPr>
-            <w:r>
-              <w:rPr>
-                <w:rFonts w:ascii="Calibri" w:eastAsia="Times New Roman" w:hAnsi="Calibri" w:cs="Calibri"/>
-                <w:color w:val="1C2333"/>
-                <w:sz w:val="20"/>
-                <w:szCs w:val="20"/>
-              </w:rPr>
-              <w:t>This is exactly what the verification suite does: it exercises the database as an anonymous caller, as two different members, as support, as a client company, and as admin — and asserts each sees only what they should.</w:t>
+                <w:color w:val="222222"/>
+                <w:sz w:val="20"/>
+                <w:szCs w:val="20"/>
+              </w:rPr>
+            </w:pPr>
+            <w:r>
+              <w:rPr>
+                <w:rFonts w:ascii="Calibri" w:eastAsia="Times New Roman" w:hAnsi="Calibri" w:cs="Calibri"/>
+                <w:color w:val="222222"/>
+                <w:sz w:val="20"/>
+                <w:szCs w:val="20"/>
+              </w:rPr>
+              <w:t>This is exactly what the verification suite does: it exercises the database as an anonymous caller, as two different members, as support staff, as a client company, and as admin — and asserts each sees only what they should.</w:t>
             </w:r>
           </w:p>
         </w:tc>
@@ -1895,17 +1895,17 @@
                 <w:rFonts w:ascii="Calibri" w:eastAsia="Times New Roman" w:hAnsi="Calibri" w:cs="Calibri"/>
                 <w:b/>
                 <w:bCs/>
-                <w:color w:val="1C2333"/>
-                <w:sz w:val="20"/>
-                <w:szCs w:val="20"/>
-              </w:rPr>
-            </w:pPr>
-            <w:r>
-              <w:rPr>
-                <w:rFonts w:ascii="Calibri" w:eastAsia="Times New Roman" w:hAnsi="Calibri" w:cs="Calibri"/>
-                <w:b/>
-                <w:bCs/>
-                <w:color w:val="1C2333"/>
+                <w:color w:val="222222"/>
+                <w:sz w:val="20"/>
+                <w:szCs w:val="20"/>
+              </w:rPr>
+            </w:pPr>
+            <w:r>
+              <w:rPr>
+                <w:rFonts w:ascii="Calibri" w:eastAsia="Times New Roman" w:hAnsi="Calibri" w:cs="Calibri"/>
+                <w:b/>
+                <w:bCs/>
+                <w:color w:val="222222"/>
                 <w:sz w:val="20"/>
                 <w:szCs w:val="20"/>
               </w:rPr>
@@ -1916,7 +1916,7 @@
       </w:tr>
       <w:tr>
         <w:trPr>
-          <w:divId w:val="1865942089"/>
+          <w:divId w:val="1891065320"/>
         </w:trPr>
         <w:tc>
           <w:tcPr>
@@ -1940,15 +1940,15 @@
               <w:spacing w:before="180" w:after="180"/>
               <w:rPr>
                 <w:rFonts w:ascii="Calibri" w:eastAsia="Times New Roman" w:hAnsi="Calibri" w:cs="Calibri"/>
-                <w:color w:val="1C2333"/>
-                <w:sz w:val="20"/>
-                <w:szCs w:val="20"/>
-              </w:rPr>
-            </w:pPr>
-            <w:r>
-              <w:rPr>
-                <w:rFonts w:ascii="Calibri" w:eastAsia="Times New Roman" w:hAnsi="Calibri" w:cs="Calibri"/>
-                <w:color w:val="1C2333"/>
+                <w:color w:val="222222"/>
+                <w:sz w:val="20"/>
+                <w:szCs w:val="20"/>
+              </w:rPr>
+            </w:pPr>
+            <w:r>
+              <w:rPr>
+                <w:rFonts w:ascii="Calibri" w:eastAsia="Times New Roman" w:hAnsi="Calibri" w:cs="Calibri"/>
+                <w:color w:val="222222"/>
                 <w:sz w:val="20"/>
                 <w:szCs w:val="20"/>
               </w:rPr>
@@ -1978,15 +1978,15 @@
               <w:spacing w:before="180" w:after="180"/>
               <w:rPr>
                 <w:rFonts w:ascii="Calibri" w:eastAsia="Times New Roman" w:hAnsi="Calibri" w:cs="Calibri"/>
-                <w:color w:val="1C2333"/>
-                <w:sz w:val="20"/>
-                <w:szCs w:val="20"/>
-              </w:rPr>
-            </w:pPr>
-            <w:r>
-              <w:rPr>
-                <w:rFonts w:ascii="Calibri" w:eastAsia="Times New Roman" w:hAnsi="Calibri" w:cs="Calibri"/>
-                <w:color w:val="1C2333"/>
+                <w:color w:val="222222"/>
+                <w:sz w:val="20"/>
+                <w:szCs w:val="20"/>
+              </w:rPr>
+            </w:pPr>
+            <w:r>
+              <w:rPr>
+                <w:rFonts w:ascii="Calibri" w:eastAsia="Times New Roman" w:hAnsi="Calibri" w:cs="Calibri"/>
+                <w:color w:val="222222"/>
                 <w:sz w:val="20"/>
                 <w:szCs w:val="20"/>
               </w:rPr>
@@ -2016,19 +2016,19 @@
               <w:spacing w:before="180" w:after="180"/>
               <w:rPr>
                 <w:rFonts w:ascii="Calibri" w:eastAsia="Times New Roman" w:hAnsi="Calibri" w:cs="Calibri"/>
-                <w:color w:val="1C2333"/>
-                <w:sz w:val="20"/>
-                <w:szCs w:val="20"/>
-              </w:rPr>
-            </w:pPr>
-            <w:r>
-              <w:rPr>
-                <w:rFonts w:ascii="Calibri" w:eastAsia="Times New Roman" w:hAnsi="Calibri" w:cs="Calibri"/>
-                <w:color w:val="1C2333"/>
-                <w:sz w:val="20"/>
-                <w:szCs w:val="20"/>
-              </w:rPr>
-              <w:t>Asserted directly: a member sees only their own user row, cannot read or update another member's profile, and cannot read staff notes. Cross-user updates affect 0 rows.</w:t>
+                <w:color w:val="222222"/>
+                <w:sz w:val="20"/>
+                <w:szCs w:val="20"/>
+              </w:rPr>
+            </w:pPr>
+            <w:r>
+              <w:rPr>
+                <w:rFonts w:ascii="Calibri" w:eastAsia="Times New Roman" w:hAnsi="Calibri" w:cs="Calibri"/>
+                <w:color w:val="222222"/>
+                <w:sz w:val="20"/>
+                <w:szCs w:val="20"/>
+              </w:rPr>
+              <w:t>Asserted directly: a member sees only their own account row, cannot read or update another member's profile, and cannot read staff notes. Cross-user updates affect 0 rows.</w:t>
             </w:r>
           </w:p>
         </w:tc>
@@ -2057,17 +2057,17 @@
                 <w:rFonts w:ascii="Calibri" w:eastAsia="Times New Roman" w:hAnsi="Calibri" w:cs="Calibri"/>
                 <w:b/>
                 <w:bCs/>
-                <w:color w:val="1C2333"/>
-                <w:sz w:val="20"/>
-                <w:szCs w:val="20"/>
-              </w:rPr>
-            </w:pPr>
-            <w:r>
-              <w:rPr>
-                <w:rFonts w:ascii="Calibri" w:eastAsia="Times New Roman" w:hAnsi="Calibri" w:cs="Calibri"/>
-                <w:b/>
-                <w:bCs/>
-                <w:color w:val="1C2333"/>
+                <w:color w:val="222222"/>
+                <w:sz w:val="20"/>
+                <w:szCs w:val="20"/>
+              </w:rPr>
+            </w:pPr>
+            <w:r>
+              <w:rPr>
+                <w:rFonts w:ascii="Calibri" w:eastAsia="Times New Roman" w:hAnsi="Calibri" w:cs="Calibri"/>
+                <w:b/>
+                <w:bCs/>
+                <w:color w:val="222222"/>
                 <w:sz w:val="20"/>
                 <w:szCs w:val="20"/>
               </w:rPr>
@@ -2078,7 +2078,7 @@
       </w:tr>
       <w:tr>
         <w:trPr>
-          <w:divId w:val="1865942089"/>
+          <w:divId w:val="1891065320"/>
         </w:trPr>
         <w:tc>
           <w:tcPr>
@@ -2102,15 +2102,15 @@
               <w:spacing w:before="180" w:after="180"/>
               <w:rPr>
                 <w:rFonts w:ascii="Calibri" w:eastAsia="Times New Roman" w:hAnsi="Calibri" w:cs="Calibri"/>
-                <w:color w:val="1C2333"/>
-                <w:sz w:val="20"/>
-                <w:szCs w:val="20"/>
-              </w:rPr>
-            </w:pPr>
-            <w:r>
-              <w:rPr>
-                <w:rFonts w:ascii="Calibri" w:eastAsia="Times New Roman" w:hAnsi="Calibri" w:cs="Calibri"/>
-                <w:color w:val="1C2333"/>
+                <w:color w:val="222222"/>
+                <w:sz w:val="20"/>
+                <w:szCs w:val="20"/>
+              </w:rPr>
+            </w:pPr>
+            <w:r>
+              <w:rPr>
+                <w:rFonts w:ascii="Calibri" w:eastAsia="Times New Roman" w:hAnsi="Calibri" w:cs="Calibri"/>
+                <w:color w:val="222222"/>
                 <w:sz w:val="20"/>
                 <w:szCs w:val="20"/>
               </w:rPr>
@@ -2140,15 +2140,15 @@
               <w:spacing w:before="180" w:after="180"/>
               <w:rPr>
                 <w:rFonts w:ascii="Calibri" w:eastAsia="Times New Roman" w:hAnsi="Calibri" w:cs="Calibri"/>
-                <w:color w:val="1C2333"/>
-                <w:sz w:val="20"/>
-                <w:szCs w:val="20"/>
-              </w:rPr>
-            </w:pPr>
-            <w:r>
-              <w:rPr>
-                <w:rFonts w:ascii="Calibri" w:eastAsia="Times New Roman" w:hAnsi="Calibri" w:cs="Calibri"/>
-                <w:color w:val="1C2333"/>
+                <w:color w:val="222222"/>
+                <w:sz w:val="20"/>
+                <w:szCs w:val="20"/>
+              </w:rPr>
+            </w:pPr>
+            <w:r>
+              <w:rPr>
+                <w:rFonts w:ascii="Calibri" w:eastAsia="Times New Roman" w:hAnsi="Calibri" w:cs="Calibri"/>
+                <w:color w:val="222222"/>
                 <w:sz w:val="20"/>
                 <w:szCs w:val="20"/>
               </w:rPr>
@@ -2178,29 +2178,29 @@
               <w:spacing w:before="180" w:after="180"/>
               <w:rPr>
                 <w:rFonts w:ascii="Calibri" w:eastAsia="Times New Roman" w:hAnsi="Calibri" w:cs="Calibri"/>
-                <w:color w:val="1C2333"/>
-                <w:sz w:val="20"/>
-                <w:szCs w:val="20"/>
-              </w:rPr>
-            </w:pPr>
-            <w:r>
-              <w:rPr>
-                <w:rFonts w:ascii="Calibri" w:eastAsia="Times New Roman" w:hAnsi="Calibri" w:cs="Calibri"/>
-                <w:color w:val="1C2333"/>
-                <w:sz w:val="20"/>
-                <w:szCs w:val="20"/>
-              </w:rPr>
-              <w:t xml:space="preserve">No such keys exist in this stack. The repo contains no credentials: .env is gitignored, .env.example ships </w:t>
-            </w:r>
-            <w:r>
-              <w:rPr>
-                <w:rFonts w:ascii="Calibri" w:eastAsia="Times New Roman" w:hAnsi="Calibri" w:cs="Calibri"/>
-                <w:color w:val="1C2333"/>
+                <w:color w:val="222222"/>
+                <w:sz w:val="20"/>
+                <w:szCs w:val="20"/>
+              </w:rPr>
+            </w:pPr>
+            <w:r>
+              <w:rPr>
+                <w:rFonts w:ascii="Calibri" w:eastAsia="Times New Roman" w:hAnsi="Calibri" w:cs="Calibri"/>
+                <w:color w:val="222222"/>
+                <w:sz w:val="20"/>
+                <w:szCs w:val="20"/>
+              </w:rPr>
+              <w:t xml:space="preserve">No such keys exist in this stack. The repository contains no credentials: the environment file is git-ignored, the checked-in example ships placeholders </w:t>
+            </w:r>
+            <w:r>
+              <w:rPr>
+                <w:rFonts w:ascii="Calibri" w:eastAsia="Times New Roman" w:hAnsi="Calibri" w:cs="Calibri"/>
+                <w:color w:val="222222"/>
                 <w:sz w:val="20"/>
                 <w:szCs w:val="20"/>
               </w:rPr>
               <w:lastRenderedPageBreak/>
-              <w:t>placeholders only, and production secrets live in Railway service variables. Re-scan on every review.</w:t>
+              <w:t>only, and production secrets live in the hosting platform's service variables. Re-scan on every review.</w:t>
             </w:r>
           </w:p>
         </w:tc>
@@ -2229,17 +2229,17 @@
                 <w:rFonts w:ascii="Calibri" w:eastAsia="Times New Roman" w:hAnsi="Calibri" w:cs="Calibri"/>
                 <w:b/>
                 <w:bCs/>
-                <w:color w:val="1C2333"/>
-                <w:sz w:val="20"/>
-                <w:szCs w:val="20"/>
-              </w:rPr>
-            </w:pPr>
-            <w:r>
-              <w:rPr>
-                <w:rFonts w:ascii="Calibri" w:eastAsia="Times New Roman" w:hAnsi="Calibri" w:cs="Calibri"/>
-                <w:b/>
-                <w:bCs/>
-                <w:color w:val="1C2333"/>
+                <w:color w:val="222222"/>
+                <w:sz w:val="20"/>
+                <w:szCs w:val="20"/>
+              </w:rPr>
+            </w:pPr>
+            <w:r>
+              <w:rPr>
+                <w:rFonts w:ascii="Calibri" w:eastAsia="Times New Roman" w:hAnsi="Calibri" w:cs="Calibri"/>
+                <w:b/>
+                <w:bCs/>
+                <w:color w:val="222222"/>
                 <w:sz w:val="20"/>
                 <w:szCs w:val="20"/>
               </w:rPr>
@@ -2251,7 +2251,7 @@
       </w:tr>
       <w:tr>
         <w:trPr>
-          <w:divId w:val="1865942089"/>
+          <w:divId w:val="1891065320"/>
         </w:trPr>
         <w:tc>
           <w:tcPr>
@@ -2275,15 +2275,15 @@
               <w:spacing w:before="180" w:after="180"/>
               <w:rPr>
                 <w:rFonts w:ascii="Calibri" w:eastAsia="Times New Roman" w:hAnsi="Calibri" w:cs="Calibri"/>
-                <w:color w:val="1C2333"/>
-                <w:sz w:val="20"/>
-                <w:szCs w:val="20"/>
-              </w:rPr>
-            </w:pPr>
-            <w:r>
-              <w:rPr>
-                <w:rFonts w:ascii="Calibri" w:eastAsia="Times New Roman" w:hAnsi="Calibri" w:cs="Calibri"/>
-                <w:color w:val="1C2333"/>
+                <w:color w:val="222222"/>
+                <w:sz w:val="20"/>
+                <w:szCs w:val="20"/>
+              </w:rPr>
+            </w:pPr>
+            <w:r>
+              <w:rPr>
+                <w:rFonts w:ascii="Calibri" w:eastAsia="Times New Roman" w:hAnsi="Calibri" w:cs="Calibri"/>
+                <w:color w:val="222222"/>
                 <w:sz w:val="20"/>
                 <w:szCs w:val="20"/>
               </w:rPr>
@@ -2313,15 +2313,15 @@
               <w:spacing w:before="180" w:after="180"/>
               <w:rPr>
                 <w:rFonts w:ascii="Calibri" w:eastAsia="Times New Roman" w:hAnsi="Calibri" w:cs="Calibri"/>
-                <w:color w:val="1C2333"/>
-                <w:sz w:val="20"/>
-                <w:szCs w:val="20"/>
-              </w:rPr>
-            </w:pPr>
-            <w:r>
-              <w:rPr>
-                <w:rFonts w:ascii="Calibri" w:eastAsia="Times New Roman" w:hAnsi="Calibri" w:cs="Calibri"/>
-                <w:color w:val="1C2333"/>
+                <w:color w:val="222222"/>
+                <w:sz w:val="20"/>
+                <w:szCs w:val="20"/>
+              </w:rPr>
+            </w:pPr>
+            <w:r>
+              <w:rPr>
+                <w:rFonts w:ascii="Calibri" w:eastAsia="Times New Roman" w:hAnsi="Calibri" w:cs="Calibri"/>
+                <w:color w:val="222222"/>
                 <w:sz w:val="20"/>
                 <w:szCs w:val="20"/>
               </w:rPr>
@@ -2351,19 +2351,19 @@
               <w:spacing w:before="180" w:after="180"/>
               <w:rPr>
                 <w:rFonts w:ascii="Calibri" w:eastAsia="Times New Roman" w:hAnsi="Calibri" w:cs="Calibri"/>
-                <w:color w:val="1C2333"/>
-                <w:sz w:val="20"/>
-                <w:szCs w:val="20"/>
-              </w:rPr>
-            </w:pPr>
-            <w:r>
-              <w:rPr>
-                <w:rFonts w:ascii="Calibri" w:eastAsia="Times New Roman" w:hAnsi="Calibri" w:cs="Calibri"/>
-                <w:color w:val="1C2333"/>
-                <w:sz w:val="20"/>
-                <w:szCs w:val="20"/>
-              </w:rPr>
-              <w:t>All privileged code is in the Express API (the equivalent of Edge Functions in this architecture). The frontend only calls /api/* with a session cookie.</w:t>
+                <w:color w:val="222222"/>
+                <w:sz w:val="20"/>
+                <w:szCs w:val="20"/>
+              </w:rPr>
+            </w:pPr>
+            <w:r>
+              <w:rPr>
+                <w:rFonts w:ascii="Calibri" w:eastAsia="Times New Roman" w:hAnsi="Calibri" w:cs="Calibri"/>
+                <w:color w:val="222222"/>
+                <w:sz w:val="20"/>
+                <w:szCs w:val="20"/>
+              </w:rPr>
+              <w:t>All privileged code is in the server-side API (the equivalent of Edge Functions in this architecture). The frontend only calls the API with a session cookie.</w:t>
             </w:r>
           </w:p>
         </w:tc>
@@ -2392,17 +2392,17 @@
                 <w:rFonts w:ascii="Calibri" w:eastAsia="Times New Roman" w:hAnsi="Calibri" w:cs="Calibri"/>
                 <w:b/>
                 <w:bCs/>
-                <w:color w:val="1C2333"/>
-                <w:sz w:val="20"/>
-                <w:szCs w:val="20"/>
-              </w:rPr>
-            </w:pPr>
-            <w:r>
-              <w:rPr>
-                <w:rFonts w:ascii="Calibri" w:eastAsia="Times New Roman" w:hAnsi="Calibri" w:cs="Calibri"/>
-                <w:b/>
-                <w:bCs/>
-                <w:color w:val="1C2333"/>
+                <w:color w:val="222222"/>
+                <w:sz w:val="20"/>
+                <w:szCs w:val="20"/>
+              </w:rPr>
+            </w:pPr>
+            <w:r>
+              <w:rPr>
+                <w:rFonts w:ascii="Calibri" w:eastAsia="Times New Roman" w:hAnsi="Calibri" w:cs="Calibri"/>
+                <w:b/>
+                <w:bCs/>
+                <w:color w:val="222222"/>
                 <w:sz w:val="20"/>
                 <w:szCs w:val="20"/>
               </w:rPr>
@@ -2413,7 +2413,7 @@
       </w:tr>
       <w:tr>
         <w:trPr>
-          <w:divId w:val="1865942089"/>
+          <w:divId w:val="1891065320"/>
         </w:trPr>
         <w:tc>
           <w:tcPr>
@@ -2437,15 +2437,15 @@
               <w:spacing w:before="180" w:after="180"/>
               <w:rPr>
                 <w:rFonts w:ascii="Calibri" w:eastAsia="Times New Roman" w:hAnsi="Calibri" w:cs="Calibri"/>
-                <w:color w:val="1C2333"/>
-                <w:sz w:val="20"/>
-                <w:szCs w:val="20"/>
-              </w:rPr>
-            </w:pPr>
-            <w:r>
-              <w:rPr>
-                <w:rFonts w:ascii="Calibri" w:eastAsia="Times New Roman" w:hAnsi="Calibri" w:cs="Calibri"/>
-                <w:color w:val="1C2333"/>
+                <w:color w:val="222222"/>
+                <w:sz w:val="20"/>
+                <w:szCs w:val="20"/>
+              </w:rPr>
+            </w:pPr>
+            <w:r>
+              <w:rPr>
+                <w:rFonts w:ascii="Calibri" w:eastAsia="Times New Roman" w:hAnsi="Calibri" w:cs="Calibri"/>
+                <w:color w:val="222222"/>
                 <w:sz w:val="20"/>
                 <w:szCs w:val="20"/>
               </w:rPr>
@@ -2475,15 +2475,15 @@
               <w:spacing w:before="180" w:after="180"/>
               <w:rPr>
                 <w:rFonts w:ascii="Calibri" w:eastAsia="Times New Roman" w:hAnsi="Calibri" w:cs="Calibri"/>
-                <w:color w:val="1C2333"/>
-                <w:sz w:val="20"/>
-                <w:szCs w:val="20"/>
-              </w:rPr>
-            </w:pPr>
-            <w:r>
-              <w:rPr>
-                <w:rFonts w:ascii="Calibri" w:eastAsia="Times New Roman" w:hAnsi="Calibri" w:cs="Calibri"/>
-                <w:color w:val="1C2333"/>
+                <w:color w:val="222222"/>
+                <w:sz w:val="20"/>
+                <w:szCs w:val="20"/>
+              </w:rPr>
+            </w:pPr>
+            <w:r>
+              <w:rPr>
+                <w:rFonts w:ascii="Calibri" w:eastAsia="Times New Roman" w:hAnsi="Calibri" w:cs="Calibri"/>
+                <w:color w:val="222222"/>
                 <w:sz w:val="20"/>
                 <w:szCs w:val="20"/>
               </w:rPr>
@@ -2513,19 +2513,19 @@
               <w:spacing w:before="180" w:after="180"/>
               <w:rPr>
                 <w:rFonts w:ascii="Calibri" w:eastAsia="Times New Roman" w:hAnsi="Calibri" w:cs="Calibri"/>
-                <w:color w:val="1C2333"/>
-                <w:sz w:val="20"/>
-                <w:szCs w:val="20"/>
-              </w:rPr>
-            </w:pPr>
-            <w:r>
-              <w:rPr>
-                <w:rFonts w:ascii="Calibri" w:eastAsia="Times New Roman" w:hAnsi="Calibri" w:cs="Calibri"/>
-                <w:color w:val="1C2333"/>
-                <w:sz w:val="20"/>
-                <w:szCs w:val="20"/>
-              </w:rPr>
-              <w:t>Not applicable — no buckets. Files are RLS-protected database rows. If we later move to object storage for scale, files will be private-only with short-lived signed URLs, never public buckets.</w:t>
+                <w:color w:val="222222"/>
+                <w:sz w:val="20"/>
+                <w:szCs w:val="20"/>
+              </w:rPr>
+            </w:pPr>
+            <w:r>
+              <w:rPr>
+                <w:rFonts w:ascii="Calibri" w:eastAsia="Times New Roman" w:hAnsi="Calibri" w:cs="Calibri"/>
+                <w:color w:val="222222"/>
+                <w:sz w:val="20"/>
+                <w:szCs w:val="20"/>
+              </w:rPr>
+              <w:t>Not applicable — no buckets. Files are RLS-protected database rows. If files later move to object storage for scale, they will be private-only with short-lived signed URLs, never public buckets.</w:t>
             </w:r>
           </w:p>
         </w:tc>
@@ -2554,17 +2554,17 @@
                 <w:rFonts w:ascii="Calibri" w:eastAsia="Times New Roman" w:hAnsi="Calibri" w:cs="Calibri"/>
                 <w:b/>
                 <w:bCs/>
-                <w:color w:val="1C2333"/>
-                <w:sz w:val="20"/>
-                <w:szCs w:val="20"/>
-              </w:rPr>
-            </w:pPr>
-            <w:r>
-              <w:rPr>
-                <w:rFonts w:ascii="Calibri" w:eastAsia="Times New Roman" w:hAnsi="Calibri" w:cs="Calibri"/>
-                <w:b/>
-                <w:bCs/>
-                <w:color w:val="1C2333"/>
+                <w:color w:val="222222"/>
+                <w:sz w:val="20"/>
+                <w:szCs w:val="20"/>
+              </w:rPr>
+            </w:pPr>
+            <w:r>
+              <w:rPr>
+                <w:rFonts w:ascii="Calibri" w:eastAsia="Times New Roman" w:hAnsi="Calibri" w:cs="Calibri"/>
+                <w:b/>
+                <w:bCs/>
+                <w:color w:val="222222"/>
                 <w:sz w:val="20"/>
                 <w:szCs w:val="20"/>
               </w:rPr>
@@ -2575,7 +2575,7 @@
       </w:tr>
       <w:tr>
         <w:trPr>
-          <w:divId w:val="1865942089"/>
+          <w:divId w:val="1891065320"/>
         </w:trPr>
         <w:tc>
           <w:tcPr>
@@ -2599,15 +2599,15 @@
               <w:spacing w:before="180" w:after="180"/>
               <w:rPr>
                 <w:rFonts w:ascii="Calibri" w:eastAsia="Times New Roman" w:hAnsi="Calibri" w:cs="Calibri"/>
-                <w:color w:val="1C2333"/>
-                <w:sz w:val="20"/>
-                <w:szCs w:val="20"/>
-              </w:rPr>
-            </w:pPr>
-            <w:r>
-              <w:rPr>
-                <w:rFonts w:ascii="Calibri" w:eastAsia="Times New Roman" w:hAnsi="Calibri" w:cs="Calibri"/>
-                <w:color w:val="1C2333"/>
+                <w:color w:val="222222"/>
+                <w:sz w:val="20"/>
+                <w:szCs w:val="20"/>
+              </w:rPr>
+            </w:pPr>
+            <w:r>
+              <w:rPr>
+                <w:rFonts w:ascii="Calibri" w:eastAsia="Times New Roman" w:hAnsi="Calibri" w:cs="Calibri"/>
+                <w:color w:val="222222"/>
                 <w:sz w:val="20"/>
                 <w:szCs w:val="20"/>
               </w:rPr>
@@ -2637,15 +2637,15 @@
               <w:spacing w:before="180" w:after="180"/>
               <w:rPr>
                 <w:rFonts w:ascii="Calibri" w:eastAsia="Times New Roman" w:hAnsi="Calibri" w:cs="Calibri"/>
-                <w:color w:val="1C2333"/>
-                <w:sz w:val="20"/>
-                <w:szCs w:val="20"/>
-              </w:rPr>
-            </w:pPr>
-            <w:r>
-              <w:rPr>
-                <w:rFonts w:ascii="Calibri" w:eastAsia="Times New Roman" w:hAnsi="Calibri" w:cs="Calibri"/>
-                <w:color w:val="1C2333"/>
+                <w:color w:val="222222"/>
+                <w:sz w:val="20"/>
+                <w:szCs w:val="20"/>
+              </w:rPr>
+            </w:pPr>
+            <w:r>
+              <w:rPr>
+                <w:rFonts w:ascii="Calibri" w:eastAsia="Times New Roman" w:hAnsi="Calibri" w:cs="Calibri"/>
+                <w:color w:val="222222"/>
                 <w:sz w:val="20"/>
                 <w:szCs w:val="20"/>
               </w:rPr>
@@ -2675,39 +2675,19 @@
               <w:spacing w:before="180" w:after="180"/>
               <w:rPr>
                 <w:rFonts w:ascii="Calibri" w:eastAsia="Times New Roman" w:hAnsi="Calibri" w:cs="Calibri"/>
-                <w:color w:val="1C2333"/>
-                <w:sz w:val="20"/>
-                <w:szCs w:val="20"/>
-              </w:rPr>
-            </w:pPr>
-            <w:r>
-              <w:rPr>
-                <w:rFonts w:ascii="Calibri" w:eastAsia="Times New Roman" w:hAnsi="Calibri" w:cs="Calibri"/>
-                <w:color w:val="1C2333"/>
-                <w:sz w:val="20"/>
-                <w:szCs w:val="20"/>
-              </w:rPr>
-              <w:t xml:space="preserve">Applies to the </w:t>
-            </w:r>
-            <w:r>
-              <w:rPr>
-                <w:rFonts w:ascii="Calibri" w:eastAsia="Times New Roman" w:hAnsi="Calibri" w:cs="Calibri"/>
-                <w:b/>
-                <w:bCs/>
-                <w:color w:val="1C2333"/>
-                <w:sz w:val="20"/>
-                <w:szCs w:val="20"/>
-              </w:rPr>
-              <w:t>GitHub and Railway accounts</w:t>
-            </w:r>
-            <w:r>
-              <w:rPr>
-                <w:rFonts w:ascii="Calibri" w:eastAsia="Times New Roman" w:hAnsi="Calibri" w:cs="Calibri"/>
-                <w:color w:val="1C2333"/>
-                <w:sz w:val="20"/>
-                <w:szCs w:val="20"/>
-              </w:rPr>
-              <w:t xml:space="preserve"> that control this infrastructure. Action for the account owner: enable 2FA on both. In-app MFA for admin logins is on the pre-production list.</w:t>
+                <w:color w:val="222222"/>
+                <w:sz w:val="20"/>
+                <w:szCs w:val="20"/>
+              </w:rPr>
+            </w:pPr>
+            <w:r>
+              <w:rPr>
+                <w:rFonts w:ascii="Calibri" w:eastAsia="Times New Roman" w:hAnsi="Calibri" w:cs="Calibri"/>
+                <w:color w:val="222222"/>
+                <w:sz w:val="20"/>
+                <w:szCs w:val="20"/>
+              </w:rPr>
+              <w:t>Applies to the source-control and hosting accounts that control the infrastructure. Action for the account owner: enable 2FA on both. In-app MFA for admin logins is on the pre-production list.</w:t>
             </w:r>
           </w:p>
         </w:tc>
@@ -2736,17 +2716,17 @@
                 <w:rFonts w:ascii="Calibri" w:eastAsia="Times New Roman" w:hAnsi="Calibri" w:cs="Calibri"/>
                 <w:b/>
                 <w:bCs/>
-                <w:color w:val="1C2333"/>
-                <w:sz w:val="20"/>
-                <w:szCs w:val="20"/>
-              </w:rPr>
-            </w:pPr>
-            <w:r>
-              <w:rPr>
-                <w:rFonts w:ascii="Calibri" w:eastAsia="Times New Roman" w:hAnsi="Calibri" w:cs="Calibri"/>
-                <w:b/>
-                <w:bCs/>
-                <w:color w:val="1C2333"/>
+                <w:color w:val="222222"/>
+                <w:sz w:val="20"/>
+                <w:szCs w:val="20"/>
+              </w:rPr>
+            </w:pPr>
+            <w:r>
+              <w:rPr>
+                <w:rFonts w:ascii="Calibri" w:eastAsia="Times New Roman" w:hAnsi="Calibri" w:cs="Calibri"/>
+                <w:b/>
+                <w:bCs/>
+                <w:color w:val="222222"/>
                 <w:sz w:val="20"/>
                 <w:szCs w:val="20"/>
               </w:rPr>
@@ -2757,7 +2737,7 @@
       </w:tr>
       <w:tr>
         <w:trPr>
-          <w:divId w:val="1865942089"/>
+          <w:divId w:val="1891065320"/>
         </w:trPr>
         <w:tc>
           <w:tcPr>
@@ -2781,15 +2761,15 @@
               <w:spacing w:before="180" w:after="180"/>
               <w:rPr>
                 <w:rFonts w:ascii="Calibri" w:eastAsia="Times New Roman" w:hAnsi="Calibri" w:cs="Calibri"/>
-                <w:color w:val="1C2333"/>
-                <w:sz w:val="20"/>
-                <w:szCs w:val="20"/>
-              </w:rPr>
-            </w:pPr>
-            <w:r>
-              <w:rPr>
-                <w:rFonts w:ascii="Calibri" w:eastAsia="Times New Roman" w:hAnsi="Calibri" w:cs="Calibri"/>
-                <w:color w:val="1C2333"/>
+                <w:color w:val="222222"/>
+                <w:sz w:val="20"/>
+                <w:szCs w:val="20"/>
+              </w:rPr>
+            </w:pPr>
+            <w:r>
+              <w:rPr>
+                <w:rFonts w:ascii="Calibri" w:eastAsia="Times New Roman" w:hAnsi="Calibri" w:cs="Calibri"/>
+                <w:color w:val="222222"/>
                 <w:sz w:val="20"/>
                 <w:szCs w:val="20"/>
               </w:rPr>
@@ -2819,15 +2799,15 @@
               <w:spacing w:before="180" w:after="180"/>
               <w:rPr>
                 <w:rFonts w:ascii="Calibri" w:eastAsia="Times New Roman" w:hAnsi="Calibri" w:cs="Calibri"/>
-                <w:color w:val="1C2333"/>
-                <w:sz w:val="20"/>
-                <w:szCs w:val="20"/>
-              </w:rPr>
-            </w:pPr>
-            <w:r>
-              <w:rPr>
-                <w:rFonts w:ascii="Calibri" w:eastAsia="Times New Roman" w:hAnsi="Calibri" w:cs="Calibri"/>
-                <w:color w:val="1C2333"/>
+                <w:color w:val="222222"/>
+                <w:sz w:val="20"/>
+                <w:szCs w:val="20"/>
+              </w:rPr>
+            </w:pPr>
+            <w:r>
+              <w:rPr>
+                <w:rFonts w:ascii="Calibri" w:eastAsia="Times New Roman" w:hAnsi="Calibri" w:cs="Calibri"/>
+                <w:color w:val="222222"/>
                 <w:sz w:val="20"/>
                 <w:szCs w:val="20"/>
               </w:rPr>
@@ -2857,19 +2837,19 @@
               <w:spacing w:before="180" w:after="180"/>
               <w:rPr>
                 <w:rFonts w:ascii="Calibri" w:eastAsia="Times New Roman" w:hAnsi="Calibri" w:cs="Calibri"/>
-                <w:color w:val="1C2333"/>
-                <w:sz w:val="20"/>
-                <w:szCs w:val="20"/>
-              </w:rPr>
-            </w:pPr>
-            <w:r>
-              <w:rPr>
-                <w:rFonts w:ascii="Calibri" w:eastAsia="Times New Roman" w:hAnsi="Calibri" w:cs="Calibri"/>
-                <w:color w:val="1C2333"/>
-                <w:sz w:val="20"/>
-                <w:szCs w:val="20"/>
-              </w:rPr>
-              <w:t>Our equivalent is stronger than a generic scan: run verify-rls.ts after every migration; it fails if any policy regresses. It has already caught one real bug during development.</w:t>
+                <w:color w:val="222222"/>
+                <w:sz w:val="20"/>
+                <w:szCs w:val="20"/>
+              </w:rPr>
+            </w:pPr>
+            <w:r>
+              <w:rPr>
+                <w:rFonts w:ascii="Calibri" w:eastAsia="Times New Roman" w:hAnsi="Calibri" w:cs="Calibri"/>
+                <w:color w:val="222222"/>
+                <w:sz w:val="20"/>
+                <w:szCs w:val="20"/>
+              </w:rPr>
+              <w:t>The equivalent here is stronger than a generic scan: the RLS verification suite runs after every migration and fails if any policy regresses. It has already caught one real bug during development.</w:t>
             </w:r>
           </w:p>
         </w:tc>
@@ -2898,17 +2878,17 @@
                 <w:rFonts w:ascii="Calibri" w:eastAsia="Times New Roman" w:hAnsi="Calibri" w:cs="Calibri"/>
                 <w:b/>
                 <w:bCs/>
-                <w:color w:val="1C2333"/>
-                <w:sz w:val="20"/>
-                <w:szCs w:val="20"/>
-              </w:rPr>
-            </w:pPr>
-            <w:r>
-              <w:rPr>
-                <w:rFonts w:ascii="Calibri" w:eastAsia="Times New Roman" w:hAnsi="Calibri" w:cs="Calibri"/>
-                <w:b/>
-                <w:bCs/>
-                <w:color w:val="1C2333"/>
+                <w:color w:val="222222"/>
+                <w:sz w:val="20"/>
+                <w:szCs w:val="20"/>
+              </w:rPr>
+            </w:pPr>
+            <w:r>
+              <w:rPr>
+                <w:rFonts w:ascii="Calibri" w:eastAsia="Times New Roman" w:hAnsi="Calibri" w:cs="Calibri"/>
+                <w:b/>
+                <w:bCs/>
+                <w:color w:val="222222"/>
                 <w:sz w:val="20"/>
                 <w:szCs w:val="20"/>
               </w:rPr>
@@ -2919,7 +2899,7 @@
       </w:tr>
       <w:tr>
         <w:trPr>
-          <w:divId w:val="1865942089"/>
+          <w:divId w:val="1891065320"/>
         </w:trPr>
         <w:tc>
           <w:tcPr>
@@ -2943,15 +2923,15 @@
               <w:spacing w:before="180" w:after="180"/>
               <w:rPr>
                 <w:rFonts w:ascii="Calibri" w:eastAsia="Times New Roman" w:hAnsi="Calibri" w:cs="Calibri"/>
-                <w:color w:val="1C2333"/>
-                <w:sz w:val="20"/>
-                <w:szCs w:val="20"/>
-              </w:rPr>
-            </w:pPr>
-            <w:r>
-              <w:rPr>
-                <w:rFonts w:ascii="Calibri" w:eastAsia="Times New Roman" w:hAnsi="Calibri" w:cs="Calibri"/>
-                <w:color w:val="1C2333"/>
+                <w:color w:val="222222"/>
+                <w:sz w:val="20"/>
+                <w:szCs w:val="20"/>
+              </w:rPr>
+            </w:pPr>
+            <w:r>
+              <w:rPr>
+                <w:rFonts w:ascii="Calibri" w:eastAsia="Times New Roman" w:hAnsi="Calibri" w:cs="Calibri"/>
+                <w:color w:val="222222"/>
                 <w:sz w:val="20"/>
                 <w:szCs w:val="20"/>
               </w:rPr>
@@ -2981,15 +2961,15 @@
               <w:spacing w:before="180" w:after="180"/>
               <w:rPr>
                 <w:rFonts w:ascii="Calibri" w:eastAsia="Times New Roman" w:hAnsi="Calibri" w:cs="Calibri"/>
-                <w:color w:val="1C2333"/>
-                <w:sz w:val="20"/>
-                <w:szCs w:val="20"/>
-              </w:rPr>
-            </w:pPr>
-            <w:r>
-              <w:rPr>
-                <w:rFonts w:ascii="Calibri" w:eastAsia="Times New Roman" w:hAnsi="Calibri" w:cs="Calibri"/>
-                <w:color w:val="1C2333"/>
+                <w:color w:val="222222"/>
+                <w:sz w:val="20"/>
+                <w:szCs w:val="20"/>
+              </w:rPr>
+            </w:pPr>
+            <w:r>
+              <w:rPr>
+                <w:rFonts w:ascii="Calibri" w:eastAsia="Times New Roman" w:hAnsi="Calibri" w:cs="Calibri"/>
+                <w:color w:val="222222"/>
                 <w:sz w:val="20"/>
                 <w:szCs w:val="20"/>
               </w:rPr>
@@ -3019,19 +2999,19 @@
               <w:spacing w:before="180" w:after="180"/>
               <w:rPr>
                 <w:rFonts w:ascii="Calibri" w:eastAsia="Times New Roman" w:hAnsi="Calibri" w:cs="Calibri"/>
-                <w:color w:val="1C2333"/>
-                <w:sz w:val="20"/>
-                <w:szCs w:val="20"/>
-              </w:rPr>
-            </w:pPr>
-            <w:r>
-              <w:rPr>
-                <w:rFonts w:ascii="Calibri" w:eastAsia="Times New Roman" w:hAnsi="Calibri" w:cs="Calibri"/>
-                <w:color w:val="1C2333"/>
-                <w:sz w:val="20"/>
-                <w:szCs w:val="20"/>
-              </w:rPr>
-              <w:t>Agreed without reservation. The POC currently holds no real confidential data. Before real candidate dossiers (compensation, interview notes) are stored: professional security review, plus email verification, password reset, MFA, and token revocation.</w:t>
+                <w:color w:val="222222"/>
+                <w:sz w:val="20"/>
+                <w:szCs w:val="20"/>
+              </w:rPr>
+            </w:pPr>
+            <w:r>
+              <w:rPr>
+                <w:rFonts w:ascii="Calibri" w:eastAsia="Times New Roman" w:hAnsi="Calibri" w:cs="Calibri"/>
+                <w:color w:val="222222"/>
+                <w:sz w:val="20"/>
+                <w:szCs w:val="20"/>
+              </w:rPr>
+              <w:t>Agreed without reservation. No real confidential data is held during the proof-of-concept phase. Before real candidate dossiers (compensation, interview notes) are stored: professional security review, plus email verification, password reset, MFA, and token revocation.</w:t>
             </w:r>
           </w:p>
         </w:tc>
@@ -3060,17 +3040,17 @@
                 <w:rFonts w:ascii="Calibri" w:eastAsia="Times New Roman" w:hAnsi="Calibri" w:cs="Calibri"/>
                 <w:b/>
                 <w:bCs/>
-                <w:color w:val="1C2333"/>
-                <w:sz w:val="20"/>
-                <w:szCs w:val="20"/>
-              </w:rPr>
-            </w:pPr>
-            <w:r>
-              <w:rPr>
-                <w:rFonts w:ascii="Calibri" w:eastAsia="Times New Roman" w:hAnsi="Calibri" w:cs="Calibri"/>
-                <w:b/>
-                <w:bCs/>
-                <w:color w:val="1C2333"/>
+                <w:color w:val="222222"/>
+                <w:sz w:val="20"/>
+                <w:szCs w:val="20"/>
+              </w:rPr>
+            </w:pPr>
+            <w:r>
+              <w:rPr>
+                <w:rFonts w:ascii="Calibri" w:eastAsia="Times New Roman" w:hAnsi="Calibri" w:cs="Calibri"/>
+                <w:b/>
+                <w:bCs/>
+                <w:color w:val="222222"/>
                 <w:sz w:val="20"/>
                 <w:szCs w:val="20"/>
               </w:rPr>
@@ -3083,7 +3063,7 @@
     <w:p>
       <w:pPr>
         <w:pStyle w:val="Heading2"/>
-        <w:divId w:val="1865942089"/>
+        <w:divId w:val="1891065320"/>
         <w:rPr>
           <w:rFonts w:ascii="Calibri" w:eastAsia="Times New Roman" w:hAnsi="Calibri" w:cs="Calibri"/>
         </w:rPr>
@@ -3098,10 +3078,10 @@
     <w:p>
       <w:pPr>
         <w:pStyle w:val="callout"/>
-        <w:divId w:val="1865942089"/>
+        <w:divId w:val="1891065320"/>
         <w:rPr>
           <w:rFonts w:ascii="Calibri" w:hAnsi="Calibri" w:cs="Calibri"/>
-          <w:color w:val="1C2333"/>
+          <w:color w:val="222222"/>
           <w:sz w:val="22"/>
           <w:szCs w:val="22"/>
         </w:rPr>
@@ -3109,7 +3089,7 @@
       <w:r>
         <w:rPr>
           <w:rFonts w:ascii="Calibri" w:hAnsi="Calibri" w:cs="Calibri"/>
-          <w:color w:val="1C2333"/>
+          <w:color w:val="222222"/>
           <w:sz w:val="22"/>
           <w:szCs w:val="22"/>
         </w:rPr>
@@ -3120,7 +3100,7 @@
           <w:rFonts w:ascii="Calibri" w:hAnsi="Calibri" w:cs="Calibri"/>
           <w:i/>
           <w:iCs/>
-          <w:color w:val="1C2333"/>
+          <w:color w:val="222222"/>
           <w:sz w:val="22"/>
           <w:szCs w:val="22"/>
         </w:rPr>
@@ -3129,7 +3109,7 @@
       <w:r>
         <w:rPr>
           <w:rFonts w:ascii="Calibri" w:hAnsi="Calibri" w:cs="Calibri"/>
-          <w:color w:val="1C2333"/>
+          <w:color w:val="222222"/>
           <w:sz w:val="22"/>
           <w:szCs w:val="22"/>
         </w:rPr>
@@ -3140,7 +3120,7 @@
           <w:rFonts w:ascii="Calibri" w:hAnsi="Calibri" w:cs="Calibri"/>
           <w:i/>
           <w:iCs/>
-          <w:color w:val="1C2333"/>
+          <w:color w:val="222222"/>
           <w:sz w:val="22"/>
           <w:szCs w:val="22"/>
         </w:rPr>
@@ -3149,7 +3129,7 @@
       <w:r>
         <w:rPr>
           <w:rFonts w:ascii="Calibri" w:hAnsi="Calibri" w:cs="Calibri"/>
-          <w:color w:val="1C2333"/>
+          <w:color w:val="222222"/>
           <w:sz w:val="22"/>
           <w:szCs w:val="22"/>
         </w:rPr>
@@ -3158,7 +3138,7 @@
       <w:r>
         <w:rPr>
           <w:rFonts w:ascii="Calibri" w:hAnsi="Calibri" w:cs="Calibri"/>
-          <w:color w:val="1C2333"/>
+          <w:color w:val="222222"/>
           <w:sz w:val="22"/>
           <w:szCs w:val="22"/>
         </w:rPr>
@@ -3169,7 +3149,7 @@
           <w:rFonts w:ascii="Calibri" w:hAnsi="Calibri" w:cs="Calibri"/>
           <w:b/>
           <w:bCs/>
-          <w:color w:val="1C2333"/>
+          <w:color w:val="222222"/>
           <w:sz w:val="22"/>
           <w:szCs w:val="22"/>
         </w:rPr>
@@ -3178,7 +3158,7 @@
       <w:r>
         <w:rPr>
           <w:rFonts w:ascii="Calibri" w:hAnsi="Calibri" w:cs="Calibri"/>
-          <w:color w:val="1C2333"/>
+          <w:color w:val="222222"/>
           <w:sz w:val="22"/>
           <w:szCs w:val="22"/>
         </w:rPr>
@@ -3188,7 +3168,7 @@
     <w:p>
       <w:pPr>
         <w:pStyle w:val="Heading2"/>
-        <w:divId w:val="1865942089"/>
+        <w:divId w:val="1891065320"/>
         <w:rPr>
           <w:rFonts w:ascii="Calibri" w:eastAsia="Times New Roman" w:hAnsi="Calibri" w:cs="Calibri"/>
         </w:rPr>
@@ -3197,17 +3177,16 @@
         <w:rPr>
           <w:rFonts w:ascii="Calibri" w:eastAsia="Times New Roman" w:hAnsi="Calibri" w:cs="Calibri"/>
         </w:rPr>
-        <w:lastRenderedPageBreak/>
-        <w:t>Executive-search readiness (added in migration 004)</w:t>
+        <w:t>Executive-search readiness</w:t>
       </w:r>
     </w:p>
     <w:p>
       <w:pPr>
         <w:pStyle w:val="NormalWeb"/>
-        <w:divId w:val="1865942089"/>
+        <w:divId w:val="1891065320"/>
         <w:rPr>
           <w:rFonts w:ascii="Calibri" w:hAnsi="Calibri" w:cs="Calibri"/>
-          <w:color w:val="1C2333"/>
+          <w:color w:val="222222"/>
           <w:sz w:val="22"/>
           <w:szCs w:val="22"/>
         </w:rPr>
@@ -3215,11 +3194,11 @@
       <w:r>
         <w:rPr>
           <w:rFonts w:ascii="Calibri" w:hAnsi="Calibri" w:cs="Calibri"/>
-          <w:color w:val="1C2333"/>
+          <w:color w:val="222222"/>
           <w:sz w:val="22"/>
           <w:szCs w:val="22"/>
         </w:rPr>
-        <w:t>The consultant's closing paragraph — résumés, compensation, interview notes, rankings, client information — is the direction this codebase now anticipates:</w:t>
+        <w:t>The consultant's closing paragraph — résumés, compensation, interview notes, rankings, client information — is the direction this architecture already anticipates:</w:t>
       </w:r>
     </w:p>
     <w:p>
@@ -3229,10 +3208,10 @@
           <w:numId w:val="1"/>
         </w:numPr>
         <w:spacing w:before="100" w:beforeAutospacing="1" w:after="100" w:afterAutospacing="1"/>
-        <w:divId w:val="1865942089"/>
+        <w:divId w:val="1891065320"/>
         <w:rPr>
           <w:rFonts w:ascii="Calibri" w:eastAsia="Times New Roman" w:hAnsi="Calibri" w:cs="Calibri"/>
-          <w:color w:val="1C2333"/>
+          <w:color w:val="222222"/>
           <w:sz w:val="22"/>
           <w:szCs w:val="22"/>
         </w:rPr>
@@ -3242,7 +3221,7 @@
           <w:rFonts w:ascii="Calibri" w:eastAsia="Times New Roman" w:hAnsi="Calibri" w:cs="Calibri"/>
           <w:b/>
           <w:bCs/>
-          <w:color w:val="1C2333"/>
+          <w:color w:val="222222"/>
           <w:sz w:val="22"/>
           <w:szCs w:val="22"/>
         </w:rPr>
@@ -3251,11 +3230,11 @@
       <w:r>
         <w:rPr>
           <w:rFonts w:ascii="Calibri" w:eastAsia="Times New Roman" w:hAnsi="Calibri" w:cs="Calibri"/>
-          <w:color w:val="1C2333"/>
+          <w:color w:val="222222"/>
           <w:sz w:val="22"/>
           <w:szCs w:val="22"/>
         </w:rPr>
-        <w:t xml:space="preserve"> client-company users see only their own company's positions and slates. Company assignment is admin-only, guarded at trigger level like role changes.</w:t>
+        <w:t xml:space="preserve"> client-company users see only their own company's positions and candidate slates. Company assignment is admin-only, guarded at the database-trigger level like role changes.</w:t>
       </w:r>
     </w:p>
     <w:p>
@@ -3265,10 +3244,10 @@
           <w:numId w:val="1"/>
         </w:numPr>
         <w:spacing w:before="100" w:beforeAutospacing="1" w:after="100" w:afterAutospacing="1"/>
-        <w:divId w:val="1865942089"/>
+        <w:divId w:val="1891065320"/>
         <w:rPr>
           <w:rFonts w:ascii="Calibri" w:eastAsia="Times New Roman" w:hAnsi="Calibri" w:cs="Calibri"/>
-          <w:color w:val="1C2333"/>
+          <w:color w:val="222222"/>
           <w:sz w:val="22"/>
           <w:szCs w:val="22"/>
         </w:rPr>
@@ -3278,7 +3257,7 @@
           <w:rFonts w:ascii="Calibri" w:eastAsia="Times New Roman" w:hAnsi="Calibri" w:cs="Calibri"/>
           <w:b/>
           <w:bCs/>
-          <w:color w:val="1C2333"/>
+          <w:color w:val="222222"/>
           <w:sz w:val="22"/>
           <w:szCs w:val="22"/>
         </w:rPr>
@@ -3287,20 +3266,20 @@
       <w:r>
         <w:rPr>
           <w:rFonts w:ascii="Calibri" w:eastAsia="Times New Roman" w:hAnsi="Calibri" w:cs="Calibri"/>
-          <w:color w:val="1C2333"/>
+          <w:color w:val="222222"/>
           <w:sz w:val="22"/>
           <w:szCs w:val="22"/>
         </w:rPr>
-        <w:t xml:space="preserve"> </w:t>
+        <w:t xml:space="preserve"> candidates appear to clien</w:t>
       </w:r>
       <w:r>
         <w:rPr>
           <w:rFonts w:ascii="Calibri" w:eastAsia="Times New Roman" w:hAnsi="Calibri" w:cs="Calibri"/>
-          <w:color w:val="1C2333"/>
+          <w:color w:val="222222"/>
           <w:sz w:val="22"/>
           <w:szCs w:val="22"/>
         </w:rPr>
-        <w:t>candidates appear to clients as anonymous (summary only) → identified (name + profile) → full (adds CV), controlled per-candidate by admins and enforced by RLS — not by the UI.</w:t>
+        <w:t>t companies as anonymous (summary only) → identified (name + profile) → full (adds CV), controlled per-candidate by admins and enforced by row-level security — not by the UI.</w:t>
       </w:r>
     </w:p>
     <w:p>
@@ -3310,10 +3289,10 @@
           <w:numId w:val="1"/>
         </w:numPr>
         <w:spacing w:before="100" w:beforeAutospacing="1" w:after="100" w:afterAutospacing="1"/>
-        <w:divId w:val="1865942089"/>
+        <w:divId w:val="1891065320"/>
         <w:rPr>
           <w:rFonts w:ascii="Calibri" w:eastAsia="Times New Roman" w:hAnsi="Calibri" w:cs="Calibri"/>
-          <w:color w:val="1C2333"/>
+          <w:color w:val="222222"/>
           <w:sz w:val="22"/>
           <w:szCs w:val="22"/>
         </w:rPr>
@@ -3323,7 +3302,7 @@
           <w:rFonts w:ascii="Calibri" w:eastAsia="Times New Roman" w:hAnsi="Calibri" w:cs="Calibri"/>
           <w:b/>
           <w:bCs/>
-          <w:color w:val="1C2333"/>
+          <w:color w:val="222222"/>
           <w:sz w:val="22"/>
           <w:szCs w:val="22"/>
         </w:rPr>
@@ -3332,11 +3311,11 @@
       <w:r>
         <w:rPr>
           <w:rFonts w:ascii="Calibri" w:eastAsia="Times New Roman" w:hAnsi="Calibri" w:cs="Calibri"/>
-          <w:color w:val="1C2333"/>
+          <w:color w:val="222222"/>
           <w:sz w:val="22"/>
           <w:szCs w:val="22"/>
         </w:rPr>
-        <w:t xml:space="preserve"> staff profile views, staff CV downloads, client slate views, and client CV downloads are all written to the append-only audit log.</w:t>
+        <w:t xml:space="preserve"> staff profile views, staff CV downloads, client slate views, and client CV downloads are all written to an append-only audit log.</w:t>
       </w:r>
     </w:p>
     <w:p>
@@ -3346,10 +3325,10 @@
           <w:numId w:val="1"/>
         </w:numPr>
         <w:spacing w:before="100" w:beforeAutospacing="1" w:after="100" w:afterAutospacing="1"/>
-        <w:divId w:val="1865942089"/>
+        <w:divId w:val="1891065320"/>
         <w:rPr>
           <w:rFonts w:ascii="Calibri" w:eastAsia="Times New Roman" w:hAnsi="Calibri" w:cs="Calibri"/>
-          <w:color w:val="1C2333"/>
+          <w:color w:val="222222"/>
           <w:sz w:val="22"/>
           <w:szCs w:val="22"/>
         </w:rPr>
@@ -3359,7 +3338,7 @@
           <w:rFonts w:ascii="Calibri" w:eastAsia="Times New Roman" w:hAnsi="Calibri" w:cs="Calibri"/>
           <w:b/>
           <w:bCs/>
-          <w:color w:val="1C2333"/>
+          <w:color w:val="222222"/>
           <w:sz w:val="22"/>
           <w:szCs w:val="22"/>
         </w:rPr>
@@ -3368,7 +3347,7 @@
       <w:r>
         <w:rPr>
           <w:rFonts w:ascii="Calibri" w:eastAsia="Times New Roman" w:hAnsi="Calibri" w:cs="Calibri"/>
-          <w:color w:val="1C2333"/>
+          <w:color w:val="222222"/>
           <w:sz w:val="22"/>
           <w:szCs w:val="22"/>
         </w:rPr>
@@ -3377,11 +3356,11 @@
       <w:r>
         <w:rPr>
           <w:rFonts w:ascii="Calibri" w:eastAsia="Times New Roman" w:hAnsi="Calibri" w:cs="Calibri"/>
-          <w:color w:val="1C2333"/>
+          <w:color w:val="222222"/>
           <w:sz w:val="22"/>
           <w:szCs w:val="22"/>
         </w:rPr>
-        <w:t>support has no access to recruiting tables. Future compensation and interview-note tables should follow the same pattern: separate tables, strictest-possible policies, read-audited.</w:t>
+        <w:t>support staff have no access to recruiting tables. Future compensation and interview-note tables should follow the same pattern: separate tables, strictest-possible policies, read-audited.</w:t>
       </w:r>
     </w:p>
     <w:sectPr>
@@ -3397,9 +3376,9 @@
 <file path=word/numbering.xml><?xml version="1.0" encoding="utf-8"?>
 <w:numbering xmlns:wpc="http://schemas.microsoft.com/office/word/2010/wordprocessingCanvas" xmlns:cx="http://schemas.microsoft.com/office/drawing/2014/chartex" xmlns:cx1="http://schemas.microsoft.com/office/drawing/2015/9/8/chartex" xmlns:cx2="http://schemas.microsoft.com/office/drawing/2015/10/21/chartex" xmlns:cx3="http://schemas.microsoft.com/office/drawing/2016/5/9/chartex" xmlns:cx4="http://schemas.microsoft.com/office/drawing/2016/5/10/chartex" xmlns:cx5="http://schemas.microsoft.com/office/drawing/2016/5/11/chartex" xmlns:cx6="http://schemas.microsoft.com/office/drawing/2016/5/12/chartex" xmlns:cx7="http://schemas.microsoft.com/office/drawing/2016/5/13/chartex" xmlns:cx8="http://schemas.microsoft.com/office/drawing/2016/5/14/chartex" xmlns:mc="http://schemas.openxmlformats.org/markup-compatibility/2006" xmlns:aink="http://schemas.microsoft.com/office/drawing/2016/ink" xmlns:am3d="http://schemas.microsoft.com/office/drawing/2017/model3d" xmlns:o="urn:schemas-microsoft-com:office:office" xmlns:oel="http://schemas.microsoft.com/office/2019/extlst" xmlns:r="http://schemas.openxmlformats.org/officeDocument/2006/relationships" xmlns:m="http://schemas.openxmlformats.org/officeDocument/2006/math" xmlns:v="urn:schemas-microsoft-com:vml" xmlns:wp14="http://schemas.microsoft.com/office/word/2010/wordprocessingDrawing" xmlns:wp="http://schemas.openxmlformats.org/drawingml/2006/wordprocessingDrawing" xmlns:w10="urn:schemas-microsoft-com:office:word" xmlns:w="http://schemas.openxmlformats.org/wordprocessingml/2006/main" xmlns:w14="http://schemas.microsoft.com/office/word/2010/wordml" xmlns:w15="http://schemas.microsoft.com/office/word/2012/wordml" xmlns:w16cex="http://schemas.microsoft.com/office/word/2018/wordml/cex" xmlns:w16cid="http://schemas.microsoft.com/office/word/2016/wordml/cid" xmlns:w16="http://schemas.microsoft.com/office/word/2018/wordml" xmlns:w16du="http://schemas.microsoft.com/office/word/2023/wordml/word16du" xmlns:w16sdtdh="http://schemas.microsoft.com/office/word/2020/wordml/sdtdatahash" xmlns:w16sdtfl="http://schemas.microsoft.com/office/word/2024/wordml/sdtformatlock" xmlns:w16se="http://schemas.microsoft.com/office/word/2015/wordml/symex" xmlns:wpg="http://schemas.microsoft.com/office/word/2010/wordprocessingGroup" xmlns:wpi="http://schemas.microsoft.com/office/word/2010/wordprocessingInk" xmlns:wne="http://schemas.microsoft.com/office/word/2006/wordml" xmlns:wps="http://schemas.microsoft.com/office/word/2010/wordprocessingShape" mc:Ignorable="w14 w15 w16se w16cid w16 w16cex w16sdtdh w16sdtfl w16du wp14">
   <w:abstractNum w:abstractNumId="0" w15:restartNumberingAfterBreak="0">
-    <w:nsid w:val="2DBC3D83"/>
+    <w:nsid w:val="59D50EE0"/>
     <w:multiLevelType w:val="multilevel"/>
-    <w:tmpl w:val="9E06F124"/>
+    <w:tmpl w:val="408A4B56"/>
     <w:lvl w:ilvl="0">
       <w:start w:val="1"/>
       <w:numFmt w:val="bullet"/>
@@ -3545,7 +3524,7 @@
       </w:rPr>
     </w:lvl>
   </w:abstractNum>
-  <w:num w:numId="1" w16cid:durableId="1259480362">
+  <w:num w:numId="1" w16cid:durableId="1537309269">
     <w:abstractNumId w:val="0"/>
   </w:num>
 </w:numbering>
@@ -3957,7 +3936,7 @@
     <w:qFormat/>
     <w:pPr>
       <w:pBdr>
-        <w:bottom w:val="single" w:sz="18" w:space="5" w:color="C9A227"/>
+        <w:bottom w:val="single" w:sz="12" w:space="5" w:color="1F3352"/>
       </w:pBdr>
       <w:spacing w:before="100" w:beforeAutospacing="1" w:after="100" w:afterAutospacing="1"/>
       <w:outlineLvl w:val="0"/>
@@ -3965,7 +3944,7 @@
     <w:rPr>
       <w:b/>
       <w:bCs/>
-      <w:color w:val="0A1128"/>
+      <w:color w:val="1F3352"/>
       <w:kern w:val="36"/>
       <w:sz w:val="40"/>
       <w:szCs w:val="40"/>
@@ -3984,7 +3963,7 @@
     <w:rPr>
       <w:b/>
       <w:bCs/>
-      <w:color w:val="0A1128"/>
+      <w:color w:val="1F3352"/>
       <w:sz w:val="28"/>
       <w:szCs w:val="28"/>
     </w:rPr>
@@ -4076,7 +4055,7 @@
       <w:spacing w:before="100" w:beforeAutospacing="1" w:after="100" w:afterAutospacing="1"/>
     </w:pPr>
     <w:rPr>
-      <w:color w:val="4C566A"/>
+      <w:color w:val="555555"/>
       <w:sz w:val="20"/>
       <w:szCs w:val="20"/>
     </w:rPr>
@@ -4086,9 +4065,9 @@
     <w:basedOn w:val="Normal"/>
     <w:pPr>
       <w:pBdr>
-        <w:left w:val="single" w:sz="24" w:space="11" w:color="C9A227"/>
+        <w:left w:val="single" w:sz="24" w:space="11" w:color="1F3352"/>
       </w:pBdr>
-      <w:shd w:val="clear" w:color="auto" w:fill="F4EFE2"/>
+      <w:shd w:val="clear" w:color="auto" w:fill="EEF2F8"/>
       <w:spacing w:before="100" w:beforeAutospacing="1" w:after="100" w:afterAutospacing="1"/>
     </w:pPr>
   </w:style>

--- a/zzz_documentation/06_customer_security_checklist_responses.docx
+++ b/zzz_documentation/06_customer_security_checklist_responses.docx
@@ -5,22 +5,22 @@
     <w:p>
       <w:pPr>
         <w:pStyle w:val="Heading1"/>
-        <w:divId w:val="1891065320"/>
-        <w:rPr>
-          <w:rFonts w:ascii="Calibri" w:eastAsia="Times New Roman" w:hAnsi="Calibri" w:cs="Calibri"/>
-        </w:rPr>
-      </w:pPr>
-      <w:r>
-        <w:rPr>
-          <w:rFonts w:ascii="Calibri" w:eastAsia="Times New Roman" w:hAnsi="Calibri" w:cs="Calibri"/>
-        </w:rPr>
-        <w:t>Security Checklist — Response &amp; Assessment</w:t>
+        <w:divId w:val="727411504"/>
+        <w:rPr>
+          <w:rFonts w:ascii="Calibri" w:eastAsia="Times New Roman" w:hAnsi="Calibri" w:cs="Calibri"/>
+        </w:rPr>
+      </w:pPr>
+      <w:r>
+        <w:rPr>
+          <w:rFonts w:ascii="Calibri" w:eastAsia="Times New Roman" w:hAnsi="Calibri" w:cs="Calibri"/>
+        </w:rPr>
+        <w:t>Securing the Current Lovable + Supabase Application — Point-by-Point Response</w:t>
       </w:r>
     </w:p>
     <w:p>
       <w:pPr>
         <w:pStyle w:val="meta"/>
-        <w:divId w:val="1891065320"/>
+        <w:divId w:val="727411504"/>
         <w:rPr>
           <w:rFonts w:ascii="Calibri" w:hAnsi="Calibri" w:cs="Calibri"/>
         </w:rPr>
@@ -34,23 +34,8 @@
     </w:p>
     <w:p>
       <w:pPr>
-        <w:pStyle w:val="Heading2"/>
-        <w:divId w:val="1891065320"/>
-        <w:rPr>
-          <w:rFonts w:ascii="Calibri" w:eastAsia="Times New Roman" w:hAnsi="Calibri" w:cs="Calibri"/>
-        </w:rPr>
-      </w:pPr>
-      <w:r>
-        <w:rPr>
-          <w:rFonts w:ascii="Calibri" w:eastAsia="Times New Roman" w:hAnsi="Calibri" w:cs="Calibri"/>
-        </w:rPr>
-        <w:t>Context</w:t>
-      </w:r>
-    </w:p>
-    <w:p>
-      <w:pPr>
         <w:pStyle w:val="NormalWeb"/>
-        <w:divId w:val="1891065320"/>
+        <w:divId w:val="727411504"/>
         <w:rPr>
           <w:rFonts w:ascii="Calibri" w:hAnsi="Calibri" w:cs="Calibri"/>
           <w:color w:val="222222"/>
@@ -58,15 +43,6 @@
           <w:szCs w:val="22"/>
         </w:rPr>
       </w:pPr>
-      <w:r>
-        <w:rPr>
-          <w:rFonts w:ascii="Calibri" w:hAnsi="Calibri" w:cs="Calibri"/>
-          <w:color w:val="222222"/>
-          <w:sz w:val="22"/>
-          <w:szCs w:val="22"/>
-        </w:rPr>
-        <w:t xml:space="preserve">The security checklist provided is written for applications built on </w:t>
-      </w:r>
       <w:r>
         <w:rPr>
           <w:rFonts w:ascii="Calibri" w:hAnsi="Calibri" w:cs="Calibri"/>
@@ -76,7 +52,7 @@
           <w:sz w:val="22"/>
           <w:szCs w:val="22"/>
         </w:rPr>
-        <w:t>Lovable + Supabase</w:t>
+        <w:t>Scope.</w:t>
       </w:r>
       <w:r>
         <w:rPr>
@@ -85,7 +61,7 @@
           <w:sz w:val="22"/>
           <w:szCs w:val="22"/>
         </w:rPr>
-        <w:t xml:space="preserve">, where the database is exposed through an auto-generated API and security depends on correctly configured Supabase policies. The platform architecture we are proposing is </w:t>
+        <w:t xml:space="preserve"> This document responds to the security checklist for the existing Lovable + Supabase application in DEV. The recommendation is to </w:t>
       </w:r>
       <w:r>
         <w:rPr>
@@ -96,7 +72,7 @@
           <w:sz w:val="22"/>
           <w:szCs w:val="22"/>
         </w:rPr>
-        <w:t>not</w:t>
+        <w:t>stay on Lovable + Supabase</w:t>
       </w:r>
       <w:r>
         <w:rPr>
@@ -105,42 +81,43 @@
           <w:sz w:val="22"/>
           <w:szCs w:val="22"/>
         </w:rPr>
-        <w:t xml:space="preserve"> </w:t>
-      </w:r>
-      <w:r>
-        <w:rPr>
-          <w:rFonts w:ascii="Calibri" w:hAnsi="Calibri" w:cs="Calibri"/>
-          <w:color w:val="222222"/>
-          <w:sz w:val="22"/>
-          <w:szCs w:val="22"/>
-        </w:rPr>
-        <w:t xml:space="preserve">built on Supabase: it is a custom Express/TypeScript API in front of PostgreSQL hosted on Railway, and the database is never directly reachable from a browser. That architectural difference resolves several checklist items by construction. The checklist is </w:t>
-      </w:r>
-      <w:r>
-        <w:rPr>
-          <w:rFonts w:ascii="Calibri" w:hAnsi="Calibri" w:cs="Calibri"/>
-          <w:i/>
-          <w:iCs/>
-          <w:color w:val="222222"/>
-          <w:sz w:val="22"/>
-          <w:szCs w:val="22"/>
-        </w:rPr>
-        <w:t>good advice</w:t>
-      </w:r>
-      <w:r>
-        <w:rPr>
-          <w:rFonts w:ascii="Calibri" w:hAnsi="Calibri" w:cs="Calibri"/>
-          <w:color w:val="222222"/>
-          <w:sz w:val="22"/>
-          <w:szCs w:val="22"/>
-        </w:rPr>
-        <w:t xml:space="preserve"> — none of it is noise — but in this architecture most items are already implemented, and items 1–3 are continuously re-verified by an automated test suite rather than checked by hand.</w:t>
+        <w:t xml:space="preserve"> and harden the current build. Each point below maps to a concrete fix, verification step, or operating practice on that stack — no re-platforming is proposed.</w:t>
       </w:r>
     </w:p>
     <w:p>
       <w:pPr>
+        <w:pStyle w:val="Heading2"/>
+        <w:divId w:val="727411504"/>
+        <w:rPr>
+          <w:rFonts w:ascii="Calibri" w:eastAsia="Times New Roman" w:hAnsi="Calibri" w:cs="Calibri"/>
+        </w:rPr>
+      </w:pPr>
+      <w:r>
+        <w:rPr>
+          <w:rFonts w:ascii="Calibri" w:eastAsia="Times New Roman" w:hAnsi="Calibri" w:cs="Calibri"/>
+        </w:rPr>
+        <w:t>Part 1 — The six risk areas: how to fix each in the current app</w:t>
+      </w:r>
+    </w:p>
+    <w:p>
+      <w:pPr>
+        <w:pStyle w:val="Heading3"/>
+        <w:divId w:val="727411504"/>
+        <w:rPr>
+          <w:rFonts w:ascii="Calibri" w:eastAsia="Times New Roman" w:hAnsi="Calibri" w:cs="Calibri"/>
+        </w:rPr>
+      </w:pPr>
+      <w:r>
+        <w:rPr>
+          <w:rFonts w:ascii="Calibri" w:eastAsia="Times New Roman" w:hAnsi="Calibri" w:cs="Calibri"/>
+        </w:rPr>
+        <w:t>A. Missing or overly broad Row Level Security policies</w:t>
+      </w:r>
+    </w:p>
+    <w:p>
+      <w:pPr>
         <w:pStyle w:val="NormalWeb"/>
-        <w:divId w:val="1891065320"/>
+        <w:divId w:val="727411504"/>
         <w:rPr>
           <w:rFonts w:ascii="Calibri" w:hAnsi="Calibri" w:cs="Calibri"/>
           <w:color w:val="222222"/>
@@ -157,40 +134,1407 @@
           <w:sz w:val="22"/>
           <w:szCs w:val="22"/>
         </w:rPr>
-        <w:t>Status legend:</w:t>
-      </w:r>
-      <w:r>
-        <w:rPr>
-          <w:rFonts w:ascii="Calibri" w:hAnsi="Calibri" w:cs="Calibri"/>
-          <w:color w:val="222222"/>
-          <w:sz w:val="22"/>
-          <w:szCs w:val="22"/>
-        </w:rPr>
-        <w:t xml:space="preserve"> SATISFIED  ·  </w:t>
-      </w:r>
-      <w:r>
-        <w:rPr>
-          <w:rFonts w:ascii="Calibri" w:hAnsi="Calibri" w:cs="Calibri"/>
-          <w:color w:val="222222"/>
-          <w:sz w:val="22"/>
-          <w:szCs w:val="22"/>
-        </w:rPr>
-        <w:t>OWNER ACTION (satisfied, with an action for the account owner)  ·  PLANNED GATE (agreed, required before real confidential data).</w:t>
+        <w:t>Fix in Supabase:</w:t>
       </w:r>
     </w:p>
     <w:p>
       <w:pPr>
+        <w:numPr>
+          <w:ilvl w:val="0"/>
+          <w:numId w:val="1"/>
+        </w:numPr>
+        <w:spacing w:before="100" w:beforeAutospacing="1" w:after="100" w:afterAutospacing="1"/>
+        <w:divId w:val="727411504"/>
+        <w:rPr>
+          <w:rFonts w:ascii="Calibri" w:eastAsia="Times New Roman" w:hAnsi="Calibri" w:cs="Calibri"/>
+          <w:color w:val="222222"/>
+          <w:sz w:val="22"/>
+          <w:szCs w:val="22"/>
+        </w:rPr>
+      </w:pPr>
+      <w:r>
+        <w:rPr>
+          <w:rFonts w:ascii="Calibri" w:eastAsia="Times New Roman" w:hAnsi="Calibri" w:cs="Calibri"/>
+          <w:color w:val="222222"/>
+          <w:sz w:val="22"/>
+          <w:szCs w:val="22"/>
+        </w:rPr>
+        <w:t xml:space="preserve">Find every exposed table with RLS off — Supabase's </w:t>
+      </w:r>
+      <w:r>
+        <w:rPr>
+          <w:rFonts w:ascii="Calibri" w:eastAsia="Times New Roman" w:hAnsi="Calibri" w:cs="Calibri"/>
+          <w:b/>
+          <w:bCs/>
+          <w:color w:val="222222"/>
+          <w:sz w:val="22"/>
+          <w:szCs w:val="22"/>
+        </w:rPr>
+        <w:t>Security Advisor</w:t>
+      </w:r>
+      <w:r>
+        <w:rPr>
+          <w:rFonts w:ascii="Calibri" w:eastAsia="Times New Roman" w:hAnsi="Calibri" w:cs="Calibri"/>
+          <w:color w:val="222222"/>
+          <w:sz w:val="22"/>
+          <w:szCs w:val="22"/>
+        </w:rPr>
+        <w:t xml:space="preserve"> in the dashboard flags these, or query </w:t>
+      </w:r>
+      <w:r>
+        <w:rPr>
+          <w:rStyle w:val="HTMLCode"/>
+          <w:color w:val="222222"/>
+        </w:rPr>
+        <w:t>pg_tables</w:t>
+      </w:r>
+      <w:r>
+        <w:rPr>
+          <w:rFonts w:ascii="Calibri" w:eastAsia="Times New Roman" w:hAnsi="Calibri" w:cs="Calibri"/>
+          <w:color w:val="222222"/>
+          <w:sz w:val="22"/>
+          <w:szCs w:val="22"/>
+        </w:rPr>
+        <w:t>/</w:t>
+      </w:r>
+      <w:r>
+        <w:rPr>
+          <w:rStyle w:val="HTMLCode"/>
+          <w:color w:val="222222"/>
+        </w:rPr>
+        <w:t>pg_class</w:t>
+      </w:r>
+      <w:r>
+        <w:rPr>
+          <w:rFonts w:ascii="Calibri" w:eastAsia="Times New Roman" w:hAnsi="Calibri" w:cs="Calibri"/>
+          <w:color w:val="222222"/>
+          <w:sz w:val="22"/>
+          <w:szCs w:val="22"/>
+        </w:rPr>
+        <w:t xml:space="preserve"> for tables where </w:t>
+      </w:r>
+      <w:r>
+        <w:rPr>
+          <w:rStyle w:val="HTMLCode"/>
+          <w:color w:val="222222"/>
+        </w:rPr>
+        <w:t>relrowsecurity</w:t>
+      </w:r>
+      <w:r>
+        <w:rPr>
+          <w:rFonts w:ascii="Calibri" w:eastAsia="Times New Roman" w:hAnsi="Calibri" w:cs="Calibri"/>
+          <w:color w:val="222222"/>
+          <w:sz w:val="22"/>
+          <w:szCs w:val="22"/>
+        </w:rPr>
+        <w:t xml:space="preserve"> is false in the </w:t>
+      </w:r>
+      <w:r>
+        <w:rPr>
+          <w:rStyle w:val="HTMLCode"/>
+          <w:color w:val="222222"/>
+        </w:rPr>
+        <w:t>public</w:t>
+      </w:r>
+      <w:r>
+        <w:rPr>
+          <w:rFonts w:ascii="Calibri" w:eastAsia="Times New Roman" w:hAnsi="Calibri" w:cs="Calibri"/>
+          <w:color w:val="222222"/>
+          <w:sz w:val="22"/>
+          <w:szCs w:val="22"/>
+        </w:rPr>
+        <w:t xml:space="preserve"> schema.</w:t>
+      </w:r>
+    </w:p>
+    <w:p>
+      <w:pPr>
+        <w:numPr>
+          <w:ilvl w:val="0"/>
+          <w:numId w:val="1"/>
+        </w:numPr>
+        <w:spacing w:before="100" w:beforeAutospacing="1" w:after="100" w:afterAutospacing="1"/>
+        <w:divId w:val="727411504"/>
+        <w:rPr>
+          <w:rFonts w:ascii="Calibri" w:eastAsia="Times New Roman" w:hAnsi="Calibri" w:cs="Calibri"/>
+          <w:color w:val="222222"/>
+          <w:sz w:val="22"/>
+          <w:szCs w:val="22"/>
+        </w:rPr>
+      </w:pPr>
+      <w:r>
+        <w:rPr>
+          <w:rFonts w:ascii="Calibri" w:eastAsia="Times New Roman" w:hAnsi="Calibri" w:cs="Calibri"/>
+          <w:color w:val="222222"/>
+          <w:sz w:val="22"/>
+          <w:szCs w:val="22"/>
+        </w:rPr>
+        <w:t xml:space="preserve">Enable RLS on each: </w:t>
+      </w:r>
+      <w:r>
+        <w:rPr>
+          <w:rStyle w:val="HTMLCode"/>
+          <w:color w:val="222222"/>
+        </w:rPr>
+        <w:t>ALTER TABLE public.&lt;table&gt; ENABLE ROW LEVEL SECURITY;</w:t>
+      </w:r>
+      <w:r>
+        <w:rPr>
+          <w:rFonts w:ascii="Calibri" w:eastAsia="Times New Roman" w:hAnsi="Calibri" w:cs="Calibri"/>
+          <w:color w:val="222222"/>
+          <w:sz w:val="22"/>
+          <w:szCs w:val="22"/>
+        </w:rPr>
+        <w:t xml:space="preserve"> A table with RLS on and </w:t>
+      </w:r>
+      <w:r>
+        <w:rPr>
+          <w:rFonts w:ascii="Calibri" w:eastAsia="Times New Roman" w:hAnsi="Calibri" w:cs="Calibri"/>
+          <w:b/>
+          <w:bCs/>
+          <w:color w:val="222222"/>
+          <w:sz w:val="22"/>
+          <w:szCs w:val="22"/>
+        </w:rPr>
+        <w:t>no policies</w:t>
+      </w:r>
+      <w:r>
+        <w:rPr>
+          <w:rFonts w:ascii="Calibri" w:eastAsia="Times New Roman" w:hAnsi="Calibri" w:cs="Calibri"/>
+          <w:color w:val="222222"/>
+          <w:sz w:val="22"/>
+          <w:szCs w:val="22"/>
+        </w:rPr>
+        <w:t xml:space="preserve"> returns nothing — safe by default.</w:t>
+      </w:r>
+    </w:p>
+    <w:p>
+      <w:pPr>
+        <w:numPr>
+          <w:ilvl w:val="0"/>
+          <w:numId w:val="1"/>
+        </w:numPr>
+        <w:spacing w:before="100" w:beforeAutospacing="1" w:after="100" w:afterAutospacing="1"/>
+        <w:divId w:val="727411504"/>
+        <w:rPr>
+          <w:rFonts w:ascii="Calibri" w:eastAsia="Times New Roman" w:hAnsi="Calibri" w:cs="Calibri"/>
+          <w:color w:val="222222"/>
+          <w:sz w:val="22"/>
+          <w:szCs w:val="22"/>
+        </w:rPr>
+      </w:pPr>
+      <w:r>
+        <w:rPr>
+          <w:rFonts w:ascii="Calibri" w:eastAsia="Times New Roman" w:hAnsi="Calibri" w:cs="Calibri"/>
+          <w:color w:val="222222"/>
+          <w:sz w:val="22"/>
+          <w:szCs w:val="22"/>
+        </w:rPr>
+        <w:t xml:space="preserve">Write one policy </w:t>
+      </w:r>
+      <w:r>
+        <w:rPr>
+          <w:rFonts w:ascii="Calibri" w:eastAsia="Times New Roman" w:hAnsi="Calibri" w:cs="Calibri"/>
+          <w:b/>
+          <w:bCs/>
+          <w:color w:val="222222"/>
+          <w:sz w:val="22"/>
+          <w:szCs w:val="22"/>
+        </w:rPr>
+        <w:t>per operation</w:t>
+      </w:r>
+      <w:r>
+        <w:rPr>
+          <w:rFonts w:ascii="Calibri" w:eastAsia="Times New Roman" w:hAnsi="Calibri" w:cs="Calibri"/>
+          <w:color w:val="222222"/>
+          <w:sz w:val="22"/>
+          <w:szCs w:val="22"/>
+        </w:rPr>
+        <w:t xml:space="preserve"> </w:t>
+      </w:r>
+      <w:r>
+        <w:rPr>
+          <w:rFonts w:ascii="Calibri" w:eastAsia="Times New Roman" w:hAnsi="Calibri" w:cs="Calibri"/>
+          <w:color w:val="222222"/>
+          <w:sz w:val="22"/>
+          <w:szCs w:val="22"/>
+        </w:rPr>
+        <w:t xml:space="preserve">(SELECT / INSERT / UPDATE / DELETE), not a single FOR ALL, and scope each to </w:t>
+      </w:r>
+      <w:r>
+        <w:rPr>
+          <w:rStyle w:val="HTMLCode"/>
+          <w:color w:val="222222"/>
+        </w:rPr>
+        <w:t>auth.uid()</w:t>
+      </w:r>
+      <w:r>
+        <w:rPr>
+          <w:rFonts w:ascii="Calibri" w:eastAsia="Times New Roman" w:hAnsi="Calibri" w:cs="Calibri"/>
+          <w:color w:val="222222"/>
+          <w:sz w:val="22"/>
+          <w:szCs w:val="22"/>
+        </w:rPr>
+        <w:t xml:space="preserve">: </w:t>
+      </w:r>
+    </w:p>
+    <w:p>
+      <w:pPr>
+        <w:pStyle w:val="HTMLPreformatted"/>
+        <w:numPr>
+          <w:ilvl w:val="0"/>
+          <w:numId w:val="1"/>
+        </w:numPr>
+        <w:tabs>
+          <w:tab w:val="clear" w:pos="720"/>
+        </w:tabs>
+        <w:divId w:val="727411504"/>
+        <w:rPr>
+          <w:color w:val="222222"/>
+        </w:rPr>
+      </w:pPr>
+      <w:r>
+        <w:rPr>
+          <w:color w:val="222222"/>
+        </w:rPr>
+        <w:t>CREATE POLICY "read own rows" ON public.profiles</w:t>
+      </w:r>
+    </w:p>
+    <w:p>
+      <w:pPr>
+        <w:pStyle w:val="HTMLPreformatted"/>
+        <w:numPr>
+          <w:ilvl w:val="0"/>
+          <w:numId w:val="1"/>
+        </w:numPr>
+        <w:tabs>
+          <w:tab w:val="clear" w:pos="720"/>
+        </w:tabs>
+        <w:divId w:val="727411504"/>
+        <w:rPr>
+          <w:color w:val="222222"/>
+        </w:rPr>
+      </w:pPr>
+      <w:r>
+        <w:rPr>
+          <w:color w:val="222222"/>
+        </w:rPr>
+        <w:t xml:space="preserve">  FOR SELECT USING (auth.uid() = user_id);</w:t>
+      </w:r>
+    </w:p>
+    <w:p>
+      <w:pPr>
+        <w:pStyle w:val="HTMLPreformatted"/>
+        <w:numPr>
+          <w:ilvl w:val="0"/>
+          <w:numId w:val="1"/>
+        </w:numPr>
+        <w:tabs>
+          <w:tab w:val="clear" w:pos="720"/>
+        </w:tabs>
+        <w:divId w:val="727411504"/>
+        <w:rPr>
+          <w:color w:val="222222"/>
+        </w:rPr>
+      </w:pPr>
+      <w:r>
+        <w:rPr>
+          <w:color w:val="222222"/>
+        </w:rPr>
+        <w:t>CREATE POLICY "update own rows" ON public.profiles</w:t>
+      </w:r>
+    </w:p>
+    <w:p>
+      <w:pPr>
+        <w:pStyle w:val="HTMLPreformatted"/>
+        <w:numPr>
+          <w:ilvl w:val="0"/>
+          <w:numId w:val="1"/>
+        </w:numPr>
+        <w:tabs>
+          <w:tab w:val="clear" w:pos="720"/>
+        </w:tabs>
+        <w:divId w:val="727411504"/>
+        <w:rPr>
+          <w:color w:val="222222"/>
+        </w:rPr>
+      </w:pPr>
+      <w:r>
+        <w:rPr>
+          <w:color w:val="222222"/>
+        </w:rPr>
+        <w:t xml:space="preserve">  FOR UPDATE USING (auth.uid() = user_id)</w:t>
+      </w:r>
+    </w:p>
+    <w:p>
+      <w:pPr>
+        <w:pStyle w:val="HTMLPreformatted"/>
+        <w:ind w:left="720"/>
+        <w:divId w:val="727411504"/>
+        <w:rPr>
+          <w:color w:val="222222"/>
+        </w:rPr>
+      </w:pPr>
+      <w:r>
+        <w:rPr>
+          <w:color w:val="222222"/>
+        </w:rPr>
+        <w:t xml:space="preserve">  WITH CHECK (auth.uid() = user_id);</w:t>
+      </w:r>
+    </w:p>
+    <w:p>
+      <w:pPr>
+        <w:numPr>
+          <w:ilvl w:val="0"/>
+          <w:numId w:val="1"/>
+        </w:numPr>
+        <w:spacing w:before="100" w:beforeAutospacing="1" w:after="100" w:afterAutospacing="1"/>
+        <w:divId w:val="727411504"/>
+        <w:rPr>
+          <w:rFonts w:ascii="Calibri" w:eastAsia="Times New Roman" w:hAnsi="Calibri" w:cs="Calibri"/>
+          <w:color w:val="222222"/>
+          <w:sz w:val="22"/>
+          <w:szCs w:val="22"/>
+        </w:rPr>
+      </w:pPr>
+      <w:r>
+        <w:rPr>
+          <w:rFonts w:ascii="Calibri" w:eastAsia="Times New Roman" w:hAnsi="Calibri" w:cs="Calibri"/>
+          <w:color w:val="222222"/>
+          <w:sz w:val="22"/>
+          <w:szCs w:val="22"/>
+        </w:rPr>
+        <w:t xml:space="preserve">Treat </w:t>
+      </w:r>
+      <w:r>
+        <w:rPr>
+          <w:rStyle w:val="HTMLCode"/>
+          <w:color w:val="222222"/>
+        </w:rPr>
+        <w:t>USING (true)</w:t>
+      </w:r>
+      <w:r>
+        <w:rPr>
+          <w:rFonts w:ascii="Calibri" w:eastAsia="Times New Roman" w:hAnsi="Calibri" w:cs="Calibri"/>
+          <w:color w:val="222222"/>
+          <w:sz w:val="22"/>
+          <w:szCs w:val="22"/>
+        </w:rPr>
+        <w:t xml:space="preserve"> as a red flag: acceptable only for intentionally public, read-only content, never on writes.</w:t>
+      </w:r>
+    </w:p>
+    <w:p>
+      <w:pPr>
+        <w:pStyle w:val="Heading3"/>
+        <w:divId w:val="727411504"/>
+        <w:rPr>
+          <w:rFonts w:ascii="Calibri" w:eastAsia="Times New Roman" w:hAnsi="Calibri" w:cs="Calibri"/>
+        </w:rPr>
+      </w:pPr>
+      <w:r>
+        <w:rPr>
+          <w:rFonts w:ascii="Calibri" w:eastAsia="Times New Roman" w:hAnsi="Calibri" w:cs="Calibri"/>
+        </w:rPr>
+        <w:t>B. Accidentally exposing a secret or service-role key</w:t>
+      </w:r>
+    </w:p>
+    <w:p>
+      <w:pPr>
+        <w:pStyle w:val="NormalWeb"/>
+        <w:divId w:val="727411504"/>
+        <w:rPr>
+          <w:rFonts w:ascii="Calibri" w:hAnsi="Calibri" w:cs="Calibri"/>
+          <w:color w:val="222222"/>
+          <w:sz w:val="22"/>
+          <w:szCs w:val="22"/>
+        </w:rPr>
+      </w:pPr>
+      <w:r>
+        <w:rPr>
+          <w:rFonts w:ascii="Calibri" w:hAnsi="Calibri" w:cs="Calibri"/>
+          <w:b/>
+          <w:bCs/>
+          <w:color w:val="222222"/>
+          <w:sz w:val="22"/>
+          <w:szCs w:val="22"/>
+        </w:rPr>
+        <w:t>Fix in Supabase / Lovable:</w:t>
+      </w:r>
+    </w:p>
+    <w:p>
+      <w:pPr>
+        <w:numPr>
+          <w:ilvl w:val="0"/>
+          <w:numId w:val="2"/>
+        </w:numPr>
+        <w:spacing w:before="100" w:beforeAutospacing="1" w:after="100" w:afterAutospacing="1"/>
+        <w:divId w:val="727411504"/>
+        <w:rPr>
+          <w:rFonts w:ascii="Calibri" w:eastAsia="Times New Roman" w:hAnsi="Calibri" w:cs="Calibri"/>
+          <w:color w:val="222222"/>
+          <w:sz w:val="22"/>
+          <w:szCs w:val="22"/>
+        </w:rPr>
+      </w:pPr>
+      <w:r>
+        <w:rPr>
+          <w:rFonts w:ascii="Calibri" w:eastAsia="Times New Roman" w:hAnsi="Calibri" w:cs="Calibri"/>
+          <w:color w:val="222222"/>
+          <w:sz w:val="22"/>
+          <w:szCs w:val="22"/>
+        </w:rPr>
+        <w:t xml:space="preserve">Confirm the frontend uses </w:t>
+      </w:r>
+      <w:r>
+        <w:rPr>
+          <w:rFonts w:ascii="Calibri" w:eastAsia="Times New Roman" w:hAnsi="Calibri" w:cs="Calibri"/>
+          <w:b/>
+          <w:bCs/>
+          <w:color w:val="222222"/>
+          <w:sz w:val="22"/>
+          <w:szCs w:val="22"/>
+        </w:rPr>
+        <w:t>only</w:t>
+      </w:r>
+      <w:r>
+        <w:rPr>
+          <w:rFonts w:ascii="Calibri" w:eastAsia="Times New Roman" w:hAnsi="Calibri" w:cs="Calibri"/>
+          <w:color w:val="222222"/>
+          <w:sz w:val="22"/>
+          <w:szCs w:val="22"/>
+        </w:rPr>
+        <w:t xml:space="preserve"> the anon/publishable key. That key is safe to ship </w:t>
+      </w:r>
+      <w:r>
+        <w:rPr>
+          <w:rFonts w:ascii="Calibri" w:eastAsia="Times New Roman" w:hAnsi="Calibri" w:cs="Calibri"/>
+          <w:i/>
+          <w:iCs/>
+          <w:color w:val="222222"/>
+          <w:sz w:val="22"/>
+          <w:szCs w:val="22"/>
+        </w:rPr>
+        <w:t>provided RLS is correct</w:t>
+      </w:r>
+      <w:r>
+        <w:rPr>
+          <w:rFonts w:ascii="Calibri" w:eastAsia="Times New Roman" w:hAnsi="Calibri" w:cs="Calibri"/>
+          <w:color w:val="222222"/>
+          <w:sz w:val="22"/>
+          <w:szCs w:val="22"/>
+        </w:rPr>
+        <w:t xml:space="preserve"> (which is why Part A comes first).</w:t>
+      </w:r>
+    </w:p>
+    <w:p>
+      <w:pPr>
+        <w:numPr>
+          <w:ilvl w:val="0"/>
+          <w:numId w:val="2"/>
+        </w:numPr>
+        <w:spacing w:before="100" w:beforeAutospacing="1" w:after="100" w:afterAutospacing="1"/>
+        <w:divId w:val="727411504"/>
+        <w:rPr>
+          <w:rFonts w:ascii="Calibri" w:eastAsia="Times New Roman" w:hAnsi="Calibri" w:cs="Calibri"/>
+          <w:color w:val="222222"/>
+          <w:sz w:val="22"/>
+          <w:szCs w:val="22"/>
+        </w:rPr>
+      </w:pPr>
+      <w:r>
+        <w:rPr>
+          <w:rFonts w:ascii="Calibri" w:eastAsia="Times New Roman" w:hAnsi="Calibri" w:cs="Calibri"/>
+          <w:color w:val="222222"/>
+          <w:sz w:val="22"/>
+          <w:szCs w:val="22"/>
+        </w:rPr>
+        <w:t xml:space="preserve">Search the Lovable project code </w:t>
+      </w:r>
+      <w:r>
+        <w:rPr>
+          <w:rFonts w:ascii="Calibri" w:eastAsia="Times New Roman" w:hAnsi="Calibri" w:cs="Calibri"/>
+          <w:b/>
+          <w:bCs/>
+          <w:color w:val="222222"/>
+          <w:sz w:val="22"/>
+          <w:szCs w:val="22"/>
+        </w:rPr>
+        <w:t>and prompt history</w:t>
+      </w:r>
+      <w:r>
+        <w:rPr>
+          <w:rFonts w:ascii="Calibri" w:eastAsia="Times New Roman" w:hAnsi="Calibri" w:cs="Calibri"/>
+          <w:color w:val="222222"/>
+          <w:sz w:val="22"/>
+          <w:szCs w:val="22"/>
+        </w:rPr>
+        <w:t xml:space="preserve"> for </w:t>
+      </w:r>
+      <w:r>
+        <w:rPr>
+          <w:rStyle w:val="HTMLCode"/>
+          <w:color w:val="222222"/>
+        </w:rPr>
+        <w:t>service_role</w:t>
+      </w:r>
+      <w:r>
+        <w:rPr>
+          <w:rFonts w:ascii="Calibri" w:eastAsia="Times New Roman" w:hAnsi="Calibri" w:cs="Calibri"/>
+          <w:color w:val="222222"/>
+          <w:sz w:val="22"/>
+          <w:szCs w:val="22"/>
+        </w:rPr>
+        <w:t xml:space="preserve">, </w:t>
+      </w:r>
+      <w:r>
+        <w:rPr>
+          <w:rStyle w:val="HTMLCode"/>
+          <w:color w:val="222222"/>
+        </w:rPr>
+        <w:t>sb_secret</w:t>
+      </w:r>
+      <w:r>
+        <w:rPr>
+          <w:rFonts w:ascii="Calibri" w:eastAsia="Times New Roman" w:hAnsi="Calibri" w:cs="Calibri"/>
+          <w:color w:val="222222"/>
+          <w:sz w:val="22"/>
+          <w:szCs w:val="22"/>
+        </w:rPr>
+        <w:t>, and any pasted keys — keys pasted into prompts can end up in generated code.</w:t>
+      </w:r>
+    </w:p>
+    <w:p>
+      <w:pPr>
+        <w:numPr>
+          <w:ilvl w:val="0"/>
+          <w:numId w:val="2"/>
+        </w:numPr>
+        <w:spacing w:before="100" w:beforeAutospacing="1" w:after="100" w:afterAutospacing="1"/>
+        <w:divId w:val="727411504"/>
+        <w:rPr>
+          <w:rFonts w:ascii="Calibri" w:eastAsia="Times New Roman" w:hAnsi="Calibri" w:cs="Calibri"/>
+          <w:color w:val="222222"/>
+          <w:sz w:val="22"/>
+          <w:szCs w:val="22"/>
+        </w:rPr>
+      </w:pPr>
+      <w:r>
+        <w:rPr>
+          <w:rFonts w:ascii="Calibri" w:eastAsia="Times New Roman" w:hAnsi="Calibri" w:cs="Calibri"/>
+          <w:color w:val="222222"/>
+          <w:sz w:val="22"/>
+          <w:szCs w:val="22"/>
+        </w:rPr>
+        <w:lastRenderedPageBreak/>
+        <w:t xml:space="preserve">If the service-role key has ever appeared in frontend code or a prompt, </w:t>
+      </w:r>
+      <w:r>
+        <w:rPr>
+          <w:rFonts w:ascii="Calibri" w:eastAsia="Times New Roman" w:hAnsi="Calibri" w:cs="Calibri"/>
+          <w:b/>
+          <w:bCs/>
+          <w:color w:val="222222"/>
+          <w:sz w:val="22"/>
+          <w:szCs w:val="22"/>
+        </w:rPr>
+        <w:t>rotate it now</w:t>
+      </w:r>
+      <w:r>
+        <w:rPr>
+          <w:rFonts w:ascii="Calibri" w:eastAsia="Times New Roman" w:hAnsi="Calibri" w:cs="Calibri"/>
+          <w:color w:val="222222"/>
+          <w:sz w:val="22"/>
+          <w:szCs w:val="22"/>
+        </w:rPr>
+        <w:t>: Supabase Dashboard → Settings → API → rotate.</w:t>
+      </w:r>
+    </w:p>
+    <w:p>
+      <w:pPr>
+        <w:numPr>
+          <w:ilvl w:val="0"/>
+          <w:numId w:val="2"/>
+        </w:numPr>
+        <w:spacing w:before="100" w:beforeAutospacing="1" w:after="100" w:afterAutospacing="1"/>
+        <w:divId w:val="727411504"/>
+        <w:rPr>
+          <w:rFonts w:ascii="Calibri" w:eastAsia="Times New Roman" w:hAnsi="Calibri" w:cs="Calibri"/>
+          <w:color w:val="222222"/>
+          <w:sz w:val="22"/>
+          <w:szCs w:val="22"/>
+        </w:rPr>
+      </w:pPr>
+      <w:r>
+        <w:rPr>
+          <w:rFonts w:ascii="Calibri" w:eastAsia="Times New Roman" w:hAnsi="Calibri" w:cs="Calibri"/>
+          <w:color w:val="222222"/>
+          <w:sz w:val="22"/>
+          <w:szCs w:val="22"/>
+        </w:rPr>
+        <w:t xml:space="preserve">The service-role key may live only in Supabase </w:t>
+      </w:r>
+      <w:r>
+        <w:rPr>
+          <w:rFonts w:ascii="Calibri" w:eastAsia="Times New Roman" w:hAnsi="Calibri" w:cs="Calibri"/>
+          <w:b/>
+          <w:bCs/>
+          <w:color w:val="222222"/>
+          <w:sz w:val="22"/>
+          <w:szCs w:val="22"/>
+        </w:rPr>
+        <w:t>Edge Function secrets</w:t>
+      </w:r>
+      <w:r>
+        <w:rPr>
+          <w:rFonts w:ascii="Calibri" w:eastAsia="Times New Roman" w:hAnsi="Calibri" w:cs="Calibri"/>
+          <w:color w:val="222222"/>
+          <w:sz w:val="22"/>
+          <w:szCs w:val="22"/>
+        </w:rPr>
+        <w:t xml:space="preserve"> (</w:t>
+      </w:r>
+      <w:r>
+        <w:rPr>
+          <w:rStyle w:val="HTMLCode"/>
+          <w:color w:val="222222"/>
+        </w:rPr>
+        <w:t>supabase secrets set</w:t>
+      </w:r>
+      <w:r>
+        <w:rPr>
+          <w:rFonts w:ascii="Calibri" w:eastAsia="Times New Roman" w:hAnsi="Calibri" w:cs="Calibri"/>
+          <w:color w:val="222222"/>
+          <w:sz w:val="22"/>
+          <w:szCs w:val="22"/>
+        </w:rPr>
+        <w:t>), never in anything the browser downloads.</w:t>
+      </w:r>
+    </w:p>
+    <w:p>
+      <w:pPr>
+        <w:pStyle w:val="Heading3"/>
+        <w:divId w:val="727411504"/>
+        <w:rPr>
+          <w:rFonts w:ascii="Calibri" w:eastAsia="Times New Roman" w:hAnsi="Calibri" w:cs="Calibri"/>
+        </w:rPr>
+      </w:pPr>
+      <w:r>
+        <w:rPr>
+          <w:rFonts w:ascii="Calibri" w:eastAsia="Times New Roman" w:hAnsi="Calibri" w:cs="Calibri"/>
+        </w:rPr>
+        <w:t>C. Relying on the interface to enforce security</w:t>
+      </w:r>
+    </w:p>
+    <w:p>
+      <w:pPr>
+        <w:pStyle w:val="NormalWeb"/>
+        <w:divId w:val="727411504"/>
+        <w:rPr>
+          <w:rFonts w:ascii="Calibri" w:hAnsi="Calibri" w:cs="Calibri"/>
+          <w:color w:val="222222"/>
+          <w:sz w:val="22"/>
+          <w:szCs w:val="22"/>
+        </w:rPr>
+      </w:pPr>
+      <w:r>
+        <w:rPr>
+          <w:rFonts w:ascii="Calibri" w:hAnsi="Calibri" w:cs="Calibri"/>
+          <w:b/>
+          <w:bCs/>
+          <w:color w:val="222222"/>
+          <w:sz w:val="22"/>
+          <w:szCs w:val="22"/>
+        </w:rPr>
+        <w:t>Fix in Supabase:</w:t>
+      </w:r>
+    </w:p>
+    <w:p>
+      <w:pPr>
+        <w:numPr>
+          <w:ilvl w:val="0"/>
+          <w:numId w:val="3"/>
+        </w:numPr>
+        <w:spacing w:before="100" w:beforeAutospacing="1" w:after="100" w:afterAutospacing="1"/>
+        <w:divId w:val="727411504"/>
+        <w:rPr>
+          <w:rFonts w:ascii="Calibri" w:eastAsia="Times New Roman" w:hAnsi="Calibri" w:cs="Calibri"/>
+          <w:color w:val="222222"/>
+          <w:sz w:val="22"/>
+          <w:szCs w:val="22"/>
+        </w:rPr>
+      </w:pPr>
+      <w:r>
+        <w:rPr>
+          <w:rFonts w:ascii="Calibri" w:eastAsia="Times New Roman" w:hAnsi="Calibri" w:cs="Calibri"/>
+          <w:color w:val="222222"/>
+          <w:sz w:val="22"/>
+          <w:szCs w:val="22"/>
+        </w:rPr>
+        <w:t>Assume every user can call the auto-generated REST API directly with the anon key — the UI is not a security boundary.</w:t>
+      </w:r>
+    </w:p>
+    <w:p>
+      <w:pPr>
+        <w:numPr>
+          <w:ilvl w:val="0"/>
+          <w:numId w:val="3"/>
+        </w:numPr>
+        <w:spacing w:before="100" w:beforeAutospacing="1" w:after="100" w:afterAutospacing="1"/>
+        <w:divId w:val="727411504"/>
+        <w:rPr>
+          <w:rFonts w:ascii="Calibri" w:eastAsia="Times New Roman" w:hAnsi="Calibri" w:cs="Calibri"/>
+          <w:color w:val="222222"/>
+          <w:sz w:val="22"/>
+          <w:szCs w:val="22"/>
+        </w:rPr>
+      </w:pPr>
+      <w:r>
+        <w:rPr>
+          <w:rFonts w:ascii="Calibri" w:eastAsia="Times New Roman" w:hAnsi="Calibri" w:cs="Calibri"/>
+          <w:color w:val="222222"/>
+          <w:sz w:val="22"/>
+          <w:szCs w:val="22"/>
+        </w:rPr>
+        <w:t>Re-express every "admin-only" or "owner-only" rule that currently exists only as a hidden button/page as an RLS policy or an Edge Function check.</w:t>
+      </w:r>
+    </w:p>
+    <w:p>
+      <w:pPr>
+        <w:numPr>
+          <w:ilvl w:val="0"/>
+          <w:numId w:val="3"/>
+        </w:numPr>
+        <w:spacing w:before="100" w:beforeAutospacing="1" w:after="100" w:afterAutospacing="1"/>
+        <w:divId w:val="727411504"/>
+        <w:rPr>
+          <w:rFonts w:ascii="Calibri" w:eastAsia="Times New Roman" w:hAnsi="Calibri" w:cs="Calibri"/>
+          <w:color w:val="222222"/>
+          <w:sz w:val="22"/>
+          <w:szCs w:val="22"/>
+        </w:rPr>
+      </w:pPr>
+      <w:r>
+        <w:rPr>
+          <w:rFonts w:ascii="Calibri" w:eastAsia="Times New Roman" w:hAnsi="Calibri" w:cs="Calibri"/>
+          <w:color w:val="222222"/>
+          <w:sz w:val="22"/>
+          <w:szCs w:val="22"/>
+        </w:rPr>
+        <w:t xml:space="preserve">For role-based rules, keep a </w:t>
+      </w:r>
+      <w:r>
+        <w:rPr>
+          <w:rStyle w:val="HTMLCode"/>
+          <w:color w:val="222222"/>
+        </w:rPr>
+        <w:t>user_roles</w:t>
+      </w:r>
+      <w:r>
+        <w:rPr>
+          <w:rFonts w:ascii="Calibri" w:eastAsia="Times New Roman" w:hAnsi="Calibri" w:cs="Calibri"/>
+          <w:color w:val="222222"/>
+          <w:sz w:val="22"/>
+          <w:szCs w:val="22"/>
+        </w:rPr>
+        <w:t xml:space="preserve"> table (itself RLS-protected) and check it inside policies via a </w:t>
+      </w:r>
+      <w:r>
+        <w:rPr>
+          <w:rStyle w:val="HTMLCode"/>
+          <w:color w:val="222222"/>
+        </w:rPr>
+        <w:t>SECURITY DEFINER</w:t>
+      </w:r>
+      <w:r>
+        <w:rPr>
+          <w:rFonts w:ascii="Calibri" w:eastAsia="Times New Roman" w:hAnsi="Calibri" w:cs="Calibri"/>
+          <w:color w:val="222222"/>
+          <w:sz w:val="22"/>
+          <w:szCs w:val="22"/>
+        </w:rPr>
+        <w:t xml:space="preserve"> helper function such as </w:t>
+      </w:r>
+      <w:r>
+        <w:rPr>
+          <w:rStyle w:val="HTMLCode"/>
+          <w:color w:val="222222"/>
+        </w:rPr>
+        <w:t>is_admin()</w:t>
+      </w:r>
+      <w:r>
+        <w:rPr>
+          <w:rFonts w:ascii="Calibri" w:eastAsia="Times New Roman" w:hAnsi="Calibri" w:cs="Calibri"/>
+          <w:color w:val="222222"/>
+          <w:sz w:val="22"/>
+          <w:szCs w:val="22"/>
+        </w:rPr>
+        <w:t>. Never trust a role value sent from the client.</w:t>
+      </w:r>
+    </w:p>
+    <w:p>
+      <w:pPr>
+        <w:pStyle w:val="Heading3"/>
+        <w:divId w:val="727411504"/>
+        <w:rPr>
+          <w:rFonts w:ascii="Calibri" w:eastAsia="Times New Roman" w:hAnsi="Calibri" w:cs="Calibri"/>
+        </w:rPr>
+      </w:pPr>
+      <w:r>
+        <w:rPr>
+          <w:rFonts w:ascii="Calibri" w:eastAsia="Times New Roman" w:hAnsi="Calibri" w:cs="Calibri"/>
+        </w:rPr>
+        <w:t>D. Public file-storage buckets</w:t>
+      </w:r>
+    </w:p>
+    <w:p>
+      <w:pPr>
+        <w:pStyle w:val="NormalWeb"/>
+        <w:divId w:val="727411504"/>
+        <w:rPr>
+          <w:rFonts w:ascii="Calibri" w:hAnsi="Calibri" w:cs="Calibri"/>
+          <w:color w:val="222222"/>
+          <w:sz w:val="22"/>
+          <w:szCs w:val="22"/>
+        </w:rPr>
+      </w:pPr>
+      <w:r>
+        <w:rPr>
+          <w:rFonts w:ascii="Calibri" w:hAnsi="Calibri" w:cs="Calibri"/>
+          <w:b/>
+          <w:bCs/>
+          <w:color w:val="222222"/>
+          <w:sz w:val="22"/>
+          <w:szCs w:val="22"/>
+        </w:rPr>
+        <w:t>Fix in Supabase Storage:</w:t>
+      </w:r>
+    </w:p>
+    <w:p>
+      <w:pPr>
+        <w:numPr>
+          <w:ilvl w:val="0"/>
+          <w:numId w:val="4"/>
+        </w:numPr>
+        <w:spacing w:before="100" w:beforeAutospacing="1" w:after="100" w:afterAutospacing="1"/>
+        <w:divId w:val="727411504"/>
+        <w:rPr>
+          <w:rFonts w:ascii="Calibri" w:eastAsia="Times New Roman" w:hAnsi="Calibri" w:cs="Calibri"/>
+          <w:color w:val="222222"/>
+          <w:sz w:val="22"/>
+          <w:szCs w:val="22"/>
+        </w:rPr>
+      </w:pPr>
+      <w:r>
+        <w:rPr>
+          <w:rFonts w:ascii="Calibri" w:eastAsia="Times New Roman" w:hAnsi="Calibri" w:cs="Calibri"/>
+          <w:color w:val="222222"/>
+          <w:sz w:val="22"/>
+          <w:szCs w:val="22"/>
+        </w:rPr>
+        <w:t xml:space="preserve">Inventory buckets (Dashboard → Storage). Set every bucket holding résumés, client files, or member documents to </w:t>
+      </w:r>
+      <w:r>
+        <w:rPr>
+          <w:rFonts w:ascii="Calibri" w:eastAsia="Times New Roman" w:hAnsi="Calibri" w:cs="Calibri"/>
+          <w:b/>
+          <w:bCs/>
+          <w:color w:val="222222"/>
+          <w:sz w:val="22"/>
+          <w:szCs w:val="22"/>
+        </w:rPr>
+        <w:t>private</w:t>
+      </w:r>
+      <w:r>
+        <w:rPr>
+          <w:rFonts w:ascii="Calibri" w:eastAsia="Times New Roman" w:hAnsi="Calibri" w:cs="Calibri"/>
+          <w:color w:val="222222"/>
+          <w:sz w:val="22"/>
+          <w:szCs w:val="22"/>
+        </w:rPr>
+        <w:t>.</w:t>
+      </w:r>
+    </w:p>
+    <w:p>
+      <w:pPr>
+        <w:numPr>
+          <w:ilvl w:val="0"/>
+          <w:numId w:val="4"/>
+        </w:numPr>
+        <w:spacing w:before="100" w:beforeAutospacing="1" w:after="100" w:afterAutospacing="1"/>
+        <w:divId w:val="727411504"/>
+        <w:rPr>
+          <w:rFonts w:ascii="Calibri" w:eastAsia="Times New Roman" w:hAnsi="Calibri" w:cs="Calibri"/>
+          <w:color w:val="222222"/>
+          <w:sz w:val="22"/>
+          <w:szCs w:val="22"/>
+        </w:rPr>
+      </w:pPr>
+      <w:r>
+        <w:rPr>
+          <w:rFonts w:ascii="Calibri" w:eastAsia="Times New Roman" w:hAnsi="Calibri" w:cs="Calibri"/>
+          <w:color w:val="222222"/>
+          <w:sz w:val="22"/>
+          <w:szCs w:val="22"/>
+        </w:rPr>
+        <w:t xml:space="preserve">Add policies on </w:t>
+      </w:r>
+      <w:r>
+        <w:rPr>
+          <w:rStyle w:val="HTMLCode"/>
+          <w:color w:val="222222"/>
+        </w:rPr>
+        <w:t>storage.objects</w:t>
+      </w:r>
+      <w:r>
+        <w:rPr>
+          <w:rFonts w:ascii="Calibri" w:eastAsia="Times New Roman" w:hAnsi="Calibri" w:cs="Calibri"/>
+          <w:color w:val="222222"/>
+          <w:sz w:val="22"/>
+          <w:szCs w:val="22"/>
+        </w:rPr>
+        <w:t xml:space="preserve"> so users reach only their own folder, using the convention that uploads go under an </w:t>
+      </w:r>
+      <w:r>
+        <w:rPr>
+          <w:rStyle w:val="HTMLCode"/>
+          <w:color w:val="222222"/>
+        </w:rPr>
+        <w:t>auth.uid()</w:t>
+      </w:r>
+      <w:r>
+        <w:rPr>
+          <w:rFonts w:ascii="Calibri" w:eastAsia="Times New Roman" w:hAnsi="Calibri" w:cs="Calibri"/>
+          <w:color w:val="222222"/>
+          <w:sz w:val="22"/>
+          <w:szCs w:val="22"/>
+        </w:rPr>
+        <w:t xml:space="preserve">-named folder — mirrored across SELECT/INSERT/UPDATE/DELETE with </w:t>
+      </w:r>
+      <w:r>
+        <w:rPr>
+          <w:rStyle w:val="HTMLCode"/>
+          <w:color w:val="222222"/>
+        </w:rPr>
+        <w:t>WITH CHECK</w:t>
+      </w:r>
+      <w:r>
+        <w:rPr>
+          <w:rFonts w:ascii="Calibri" w:eastAsia="Times New Roman" w:hAnsi="Calibri" w:cs="Calibri"/>
+          <w:color w:val="222222"/>
+          <w:sz w:val="22"/>
+          <w:szCs w:val="22"/>
+        </w:rPr>
+        <w:t>.</w:t>
+      </w:r>
+    </w:p>
+    <w:p>
+      <w:pPr>
+        <w:numPr>
+          <w:ilvl w:val="0"/>
+          <w:numId w:val="4"/>
+        </w:numPr>
+        <w:spacing w:before="100" w:beforeAutospacing="1" w:after="100" w:afterAutospacing="1"/>
+        <w:divId w:val="727411504"/>
+        <w:rPr>
+          <w:rFonts w:ascii="Calibri" w:eastAsia="Times New Roman" w:hAnsi="Calibri" w:cs="Calibri"/>
+          <w:color w:val="222222"/>
+          <w:sz w:val="22"/>
+          <w:szCs w:val="22"/>
+        </w:rPr>
+      </w:pPr>
+      <w:r>
+        <w:rPr>
+          <w:rFonts w:ascii="Calibri" w:eastAsia="Times New Roman" w:hAnsi="Calibri" w:cs="Calibri"/>
+          <w:color w:val="222222"/>
+          <w:sz w:val="22"/>
+          <w:szCs w:val="22"/>
+        </w:rPr>
+        <w:t xml:space="preserve">When a file must be shared (e.g., staff reviewing a résumé), generate a </w:t>
+      </w:r>
+      <w:r>
+        <w:rPr>
+          <w:rFonts w:ascii="Calibri" w:eastAsia="Times New Roman" w:hAnsi="Calibri" w:cs="Calibri"/>
+          <w:b/>
+          <w:bCs/>
+          <w:color w:val="222222"/>
+          <w:sz w:val="22"/>
+          <w:szCs w:val="22"/>
+        </w:rPr>
+        <w:t>short-lived signed URL</w:t>
+      </w:r>
+      <w:r>
+        <w:rPr>
+          <w:rFonts w:ascii="Calibri" w:eastAsia="Times New Roman" w:hAnsi="Calibri" w:cs="Calibri"/>
+          <w:color w:val="222222"/>
+          <w:sz w:val="22"/>
+          <w:szCs w:val="22"/>
+        </w:rPr>
+        <w:t xml:space="preserve"> (</w:t>
+      </w:r>
+      <w:r>
+        <w:rPr>
+          <w:rStyle w:val="HTMLCode"/>
+          <w:color w:val="222222"/>
+        </w:rPr>
+        <w:t>createSignedUrl</w:t>
+      </w:r>
+      <w:r>
+        <w:rPr>
+          <w:rFonts w:ascii="Calibri" w:eastAsia="Times New Roman" w:hAnsi="Calibri" w:cs="Calibri"/>
+          <w:color w:val="222222"/>
+          <w:sz w:val="22"/>
+          <w:szCs w:val="22"/>
+        </w:rPr>
+        <w:t>, minutes not days) — never flip the bucket to public.</w:t>
+      </w:r>
+    </w:p>
+    <w:p>
+      <w:pPr>
+        <w:pStyle w:val="Heading3"/>
+        <w:divId w:val="727411504"/>
+        <w:rPr>
+          <w:rFonts w:ascii="Calibri" w:eastAsia="Times New Roman" w:hAnsi="Calibri" w:cs="Calibri"/>
+        </w:rPr>
+      </w:pPr>
+      <w:r>
+        <w:rPr>
+          <w:rFonts w:ascii="Calibri" w:eastAsia="Times New Roman" w:hAnsi="Calibri" w:cs="Calibri"/>
+        </w:rPr>
+        <w:t>E. AI-generated policies that are technically valid but too permissive</w:t>
+      </w:r>
+    </w:p>
+    <w:p>
+      <w:pPr>
+        <w:pStyle w:val="NormalWeb"/>
+        <w:divId w:val="727411504"/>
+        <w:rPr>
+          <w:rFonts w:ascii="Calibri" w:hAnsi="Calibri" w:cs="Calibri"/>
+          <w:color w:val="222222"/>
+          <w:sz w:val="22"/>
+          <w:szCs w:val="22"/>
+        </w:rPr>
+      </w:pPr>
+      <w:r>
+        <w:rPr>
+          <w:rFonts w:ascii="Calibri" w:hAnsi="Calibri" w:cs="Calibri"/>
+          <w:b/>
+          <w:bCs/>
+          <w:color w:val="222222"/>
+          <w:sz w:val="22"/>
+          <w:szCs w:val="22"/>
+        </w:rPr>
+        <w:t>Fix / verification practice:</w:t>
+      </w:r>
+    </w:p>
+    <w:p>
+      <w:pPr>
+        <w:numPr>
+          <w:ilvl w:val="0"/>
+          <w:numId w:val="5"/>
+        </w:numPr>
+        <w:spacing w:before="100" w:beforeAutospacing="1" w:after="100" w:afterAutospacing="1"/>
+        <w:divId w:val="727411504"/>
+        <w:rPr>
+          <w:rFonts w:ascii="Calibri" w:eastAsia="Times New Roman" w:hAnsi="Calibri" w:cs="Calibri"/>
+          <w:color w:val="222222"/>
+          <w:sz w:val="22"/>
+          <w:szCs w:val="22"/>
+        </w:rPr>
+      </w:pPr>
+      <w:r>
+        <w:rPr>
+          <w:rFonts w:ascii="Calibri" w:eastAsia="Times New Roman" w:hAnsi="Calibri" w:cs="Calibri"/>
+          <w:color w:val="222222"/>
+          <w:sz w:val="22"/>
+          <w:szCs w:val="22"/>
+        </w:rPr>
+        <w:t xml:space="preserve">Manually review every policy Lovable generated: does each table have separate, scoped policies for all four operations? Do UPDATE/INSERT policies include </w:t>
+      </w:r>
+      <w:r>
+        <w:rPr>
+          <w:rStyle w:val="HTMLCode"/>
+          <w:color w:val="222222"/>
+        </w:rPr>
+        <w:t>WITH CHECK</w:t>
+      </w:r>
+      <w:r>
+        <w:rPr>
+          <w:rFonts w:ascii="Calibri" w:eastAsia="Times New Roman" w:hAnsi="Calibri" w:cs="Calibri"/>
+          <w:color w:val="222222"/>
+          <w:sz w:val="22"/>
+          <w:szCs w:val="22"/>
+        </w:rPr>
+        <w:t xml:space="preserve">? Is there any </w:t>
+      </w:r>
+      <w:r>
+        <w:rPr>
+          <w:rStyle w:val="HTMLCode"/>
+          <w:color w:val="222222"/>
+        </w:rPr>
+        <w:t>USING (true)</w:t>
+      </w:r>
+      <w:r>
+        <w:rPr>
+          <w:rFonts w:ascii="Calibri" w:eastAsia="Times New Roman" w:hAnsi="Calibri" w:cs="Calibri"/>
+          <w:color w:val="222222"/>
+          <w:sz w:val="22"/>
+          <w:szCs w:val="22"/>
+        </w:rPr>
+        <w:t xml:space="preserve"> on private data?</w:t>
+      </w:r>
+    </w:p>
+    <w:p>
+      <w:pPr>
+        <w:numPr>
+          <w:ilvl w:val="0"/>
+          <w:numId w:val="5"/>
+        </w:numPr>
+        <w:spacing w:before="100" w:beforeAutospacing="1" w:after="100" w:afterAutospacing="1"/>
+        <w:divId w:val="727411504"/>
+        <w:rPr>
+          <w:rFonts w:ascii="Calibri" w:eastAsia="Times New Roman" w:hAnsi="Calibri" w:cs="Calibri"/>
+          <w:color w:val="222222"/>
+          <w:sz w:val="22"/>
+          <w:szCs w:val="22"/>
+        </w:rPr>
+      </w:pPr>
+      <w:r>
+        <w:rPr>
+          <w:rFonts w:ascii="Calibri" w:eastAsia="Times New Roman" w:hAnsi="Calibri" w:cs="Calibri"/>
+          <w:color w:val="222222"/>
+          <w:sz w:val="22"/>
+          <w:szCs w:val="22"/>
+        </w:rPr>
+        <w:t xml:space="preserve">Run both </w:t>
+      </w:r>
+      <w:r>
+        <w:rPr>
+          <w:rFonts w:ascii="Calibri" w:eastAsia="Times New Roman" w:hAnsi="Calibri" w:cs="Calibri"/>
+          <w:b/>
+          <w:bCs/>
+          <w:color w:val="222222"/>
+          <w:sz w:val="22"/>
+          <w:szCs w:val="22"/>
+        </w:rPr>
+        <w:t>Lovable's security scan</w:t>
+      </w:r>
+      <w:r>
+        <w:rPr>
+          <w:rFonts w:ascii="Calibri" w:eastAsia="Times New Roman" w:hAnsi="Calibri" w:cs="Calibri"/>
+          <w:color w:val="222222"/>
+          <w:sz w:val="22"/>
+          <w:szCs w:val="22"/>
+        </w:rPr>
+        <w:t xml:space="preserve"> and </w:t>
+      </w:r>
+      <w:r>
+        <w:rPr>
+          <w:rFonts w:ascii="Calibri" w:eastAsia="Times New Roman" w:hAnsi="Calibri" w:cs="Calibri"/>
+          <w:b/>
+          <w:bCs/>
+          <w:color w:val="222222"/>
+          <w:sz w:val="22"/>
+          <w:szCs w:val="22"/>
+        </w:rPr>
+        <w:t>Supabase's Security Advisor</w:t>
+      </w:r>
+      <w:r>
+        <w:rPr>
+          <w:rFonts w:ascii="Calibri" w:eastAsia="Times New Roman" w:hAnsi="Calibri" w:cs="Calibri"/>
+          <w:color w:val="222222"/>
+          <w:sz w:val="22"/>
+          <w:szCs w:val="22"/>
+        </w:rPr>
+        <w:t xml:space="preserve"> after changes — and treat them as smoke detectors, not sign-off.</w:t>
+      </w:r>
+    </w:p>
+    <w:p>
+      <w:pPr>
+        <w:numPr>
+          <w:ilvl w:val="0"/>
+          <w:numId w:val="5"/>
+        </w:numPr>
+        <w:spacing w:before="100" w:beforeAutospacing="1" w:after="100" w:afterAutospacing="1"/>
+        <w:divId w:val="727411504"/>
+        <w:rPr>
+          <w:rFonts w:ascii="Calibri" w:eastAsia="Times New Roman" w:hAnsi="Calibri" w:cs="Calibri"/>
+          <w:color w:val="222222"/>
+          <w:sz w:val="22"/>
+          <w:szCs w:val="22"/>
+        </w:rPr>
+      </w:pPr>
+      <w:r>
+        <w:rPr>
+          <w:rFonts w:ascii="Calibri" w:eastAsia="Times New Roman" w:hAnsi="Calibri" w:cs="Calibri"/>
+          <w:color w:val="222222"/>
+          <w:sz w:val="22"/>
+          <w:szCs w:val="22"/>
+        </w:rPr>
+        <w:t>Add a repeatable policy test (see checklist item 2) so permissiveness regressions are caught when Lovable regenerates or edits schema.</w:t>
+      </w:r>
+    </w:p>
+    <w:p>
+      <w:pPr>
+        <w:pStyle w:val="Heading3"/>
+        <w:divId w:val="727411504"/>
+        <w:rPr>
+          <w:rFonts w:ascii="Calibri" w:eastAsia="Times New Roman" w:hAnsi="Calibri" w:cs="Calibri"/>
+        </w:rPr>
+      </w:pPr>
+      <w:r>
+        <w:rPr>
+          <w:rFonts w:ascii="Calibri" w:eastAsia="Times New Roman" w:hAnsi="Calibri" w:cs="Calibri"/>
+        </w:rPr>
+        <w:t>F. Sensitive operations running in the browser</w:t>
+      </w:r>
+    </w:p>
+    <w:p>
+      <w:pPr>
+        <w:pStyle w:val="NormalWeb"/>
+        <w:divId w:val="727411504"/>
+        <w:rPr>
+          <w:rFonts w:ascii="Calibri" w:hAnsi="Calibri" w:cs="Calibri"/>
+          <w:color w:val="222222"/>
+          <w:sz w:val="22"/>
+          <w:szCs w:val="22"/>
+        </w:rPr>
+      </w:pPr>
+      <w:r>
+        <w:rPr>
+          <w:rFonts w:ascii="Calibri" w:hAnsi="Calibri" w:cs="Calibri"/>
+          <w:b/>
+          <w:bCs/>
+          <w:color w:val="222222"/>
+          <w:sz w:val="22"/>
+          <w:szCs w:val="22"/>
+        </w:rPr>
+        <w:t>Fix in Supabase:</w:t>
+      </w:r>
+    </w:p>
+    <w:p>
+      <w:pPr>
+        <w:numPr>
+          <w:ilvl w:val="0"/>
+          <w:numId w:val="6"/>
+        </w:numPr>
+        <w:spacing w:before="100" w:beforeAutospacing="1" w:after="100" w:afterAutospacing="1"/>
+        <w:divId w:val="727411504"/>
+        <w:rPr>
+          <w:rFonts w:ascii="Calibri" w:eastAsia="Times New Roman" w:hAnsi="Calibri" w:cs="Calibri"/>
+          <w:color w:val="222222"/>
+          <w:sz w:val="22"/>
+          <w:szCs w:val="22"/>
+        </w:rPr>
+      </w:pPr>
+      <w:r>
+        <w:rPr>
+          <w:rFonts w:ascii="Calibri" w:eastAsia="Times New Roman" w:hAnsi="Calibri" w:cs="Calibri"/>
+          <w:color w:val="222222"/>
+          <w:sz w:val="22"/>
+          <w:szCs w:val="22"/>
+        </w:rPr>
+        <w:lastRenderedPageBreak/>
+        <w:t xml:space="preserve">Move payments, admin mutations, and any third-party API call that uses a secret (Stripe, email, AI providers) into </w:t>
+      </w:r>
+      <w:r>
+        <w:rPr>
+          <w:rFonts w:ascii="Calibri" w:eastAsia="Times New Roman" w:hAnsi="Calibri" w:cs="Calibri"/>
+          <w:b/>
+          <w:bCs/>
+          <w:color w:val="222222"/>
+          <w:sz w:val="22"/>
+          <w:szCs w:val="22"/>
+        </w:rPr>
+        <w:t>Edge Functions</w:t>
+      </w:r>
+      <w:r>
+        <w:rPr>
+          <w:rFonts w:ascii="Calibri" w:eastAsia="Times New Roman" w:hAnsi="Calibri" w:cs="Calibri"/>
+          <w:color w:val="222222"/>
+          <w:sz w:val="22"/>
+          <w:szCs w:val="22"/>
+        </w:rPr>
+        <w:t>.</w:t>
+      </w:r>
+    </w:p>
+    <w:p>
+      <w:pPr>
+        <w:numPr>
+          <w:ilvl w:val="0"/>
+          <w:numId w:val="6"/>
+        </w:numPr>
+        <w:spacing w:before="100" w:beforeAutospacing="1" w:after="100" w:afterAutospacing="1"/>
+        <w:divId w:val="727411504"/>
+        <w:rPr>
+          <w:rFonts w:ascii="Calibri" w:eastAsia="Times New Roman" w:hAnsi="Calibri" w:cs="Calibri"/>
+          <w:color w:val="222222"/>
+          <w:sz w:val="22"/>
+          <w:szCs w:val="22"/>
+        </w:rPr>
+      </w:pPr>
+      <w:r>
+        <w:rPr>
+          <w:rFonts w:ascii="Calibri" w:eastAsia="Times New Roman" w:hAnsi="Calibri" w:cs="Calibri"/>
+          <w:color w:val="222222"/>
+          <w:sz w:val="22"/>
+          <w:szCs w:val="22"/>
+        </w:rPr>
+        <w:t>Store those credentials as function secrets (</w:t>
+      </w:r>
+      <w:r>
+        <w:rPr>
+          <w:rStyle w:val="HTMLCode"/>
+          <w:color w:val="222222"/>
+        </w:rPr>
+        <w:t>supabase secrets set</w:t>
+      </w:r>
+      <w:r>
+        <w:rPr>
+          <w:rFonts w:ascii="Calibri" w:eastAsia="Times New Roman" w:hAnsi="Calibri" w:cs="Calibri"/>
+          <w:color w:val="222222"/>
+          <w:sz w:val="22"/>
+          <w:szCs w:val="22"/>
+        </w:rPr>
+        <w:t>); verify the caller's JWT inside the function before acting.</w:t>
+      </w:r>
+    </w:p>
+    <w:p>
+      <w:pPr>
+        <w:numPr>
+          <w:ilvl w:val="0"/>
+          <w:numId w:val="6"/>
+        </w:numPr>
+        <w:spacing w:before="100" w:beforeAutospacing="1" w:after="100" w:afterAutospacing="1"/>
+        <w:divId w:val="727411504"/>
+        <w:rPr>
+          <w:rFonts w:ascii="Calibri" w:eastAsia="Times New Roman" w:hAnsi="Calibri" w:cs="Calibri"/>
+          <w:color w:val="222222"/>
+          <w:sz w:val="22"/>
+          <w:szCs w:val="22"/>
+        </w:rPr>
+      </w:pPr>
+      <w:r>
+        <w:rPr>
+          <w:rFonts w:ascii="Calibri" w:eastAsia="Times New Roman" w:hAnsi="Calibri" w:cs="Calibri"/>
+          <w:color w:val="222222"/>
+          <w:sz w:val="22"/>
+          <w:szCs w:val="22"/>
+        </w:rPr>
+        <w:t>The browser should only ever hold: the anon key, the user's own session token, and calls to Edge Functions / RLS-protected tables.</w:t>
+      </w:r>
+    </w:p>
+    <w:p>
+      <w:pPr>
         <w:pStyle w:val="Heading2"/>
-        <w:divId w:val="1891065320"/>
-        <w:rPr>
-          <w:rFonts w:ascii="Calibri" w:eastAsia="Times New Roman" w:hAnsi="Calibri" w:cs="Calibri"/>
-        </w:rPr>
-      </w:pPr>
-      <w:r>
-        <w:rPr>
-          <w:rFonts w:ascii="Calibri" w:eastAsia="Times New Roman" w:hAnsi="Calibri" w:cs="Calibri"/>
-        </w:rPr>
-        <w:t>The consultant's six risk areas</w:t>
+        <w:divId w:val="727411504"/>
+        <w:rPr>
+          <w:rFonts w:ascii="Calibri" w:eastAsia="Times New Roman" w:hAnsi="Calibri" w:cs="Calibri"/>
+        </w:rPr>
+      </w:pPr>
+      <w:r>
+        <w:rPr>
+          <w:rFonts w:ascii="Calibri" w:eastAsia="Times New Roman" w:hAnsi="Calibri" w:cs="Calibri"/>
+        </w:rPr>
+        <w:t>Part 2 — The nine-point minimum checklist, applied to the DEV app</w:t>
       </w:r>
     </w:p>
     <w:tbl>
@@ -205,19 +1549,18 @@
         <w:tblLook w:val="04A0" w:firstRow="1" w:lastRow="0" w:firstColumn="1" w:lastColumn="0" w:noHBand="0" w:noVBand="1"/>
       </w:tblPr>
       <w:tblGrid>
-        <w:gridCol w:w="364"/>
-        <w:gridCol w:w="2129"/>
-        <w:gridCol w:w="5795"/>
-        <w:gridCol w:w="1072"/>
+        <w:gridCol w:w="342"/>
+        <w:gridCol w:w="3543"/>
+        <w:gridCol w:w="5475"/>
       </w:tblGrid>
       <w:tr>
         <w:trPr>
-          <w:divId w:val="1891065320"/>
+          <w:divId w:val="727411504"/>
         </w:trPr>
         <w:tc>
           <w:tcPr>
             <w:tcW w:w="0" w:type="auto"/>
-            <w:shd w:val="clear" w:color="auto" w:fill="1F3352"/>
+            <w:shd w:val="clear" w:color="auto" w:fill="000A64"/>
             <w:tcMar>
               <w:top w:w="90" w:type="dxa"/>
               <w:left w:w="120" w:type="dxa"/>
@@ -255,7 +1598,7 @@
         <w:tc>
           <w:tcPr>
             <w:tcW w:w="0" w:type="auto"/>
-            <w:shd w:val="clear" w:color="auto" w:fill="1F3352"/>
+            <w:shd w:val="clear" w:color="auto" w:fill="000A64"/>
             <w:tcMar>
               <w:top w:w="90" w:type="dxa"/>
               <w:left w:w="120" w:type="dxa"/>
@@ -286,14 +1629,14 @@
                 <w:sz w:val="20"/>
                 <w:szCs w:val="20"/>
               </w:rPr>
-              <w:t>Concern (Supabase framing)</w:t>
+              <w:t>Checklist item</w:t>
             </w:r>
           </w:p>
         </w:tc>
         <w:tc>
           <w:tcPr>
             <w:tcW w:w="0" w:type="auto"/>
-            <w:shd w:val="clear" w:color="auto" w:fill="1F3352"/>
+            <w:shd w:val="clear" w:color="auto" w:fill="000A64"/>
             <w:tcMar>
               <w:top w:w="90" w:type="dxa"/>
               <w:left w:w="120" w:type="dxa"/>
@@ -324,52 +1667,14 @@
                 <w:sz w:val="20"/>
                 <w:szCs w:val="20"/>
               </w:rPr>
-              <w:t>Response</w:t>
-            </w:r>
-          </w:p>
-        </w:tc>
-        <w:tc>
-          <w:tcPr>
-            <w:tcW w:w="0" w:type="auto"/>
-            <w:shd w:val="clear" w:color="auto" w:fill="1F3352"/>
-            <w:tcMar>
-              <w:top w:w="90" w:type="dxa"/>
-              <w:left w:w="120" w:type="dxa"/>
-              <w:bottom w:w="90" w:type="dxa"/>
-              <w:right w:w="120" w:type="dxa"/>
-            </w:tcMar>
-            <w:vAlign w:val="center"/>
-            <w:hideMark/>
-          </w:tcPr>
-          <w:p>
-            <w:pPr>
-              <w:spacing w:before="180" w:after="180"/>
-              <w:rPr>
-                <w:rFonts w:ascii="Calibri" w:eastAsia="Times New Roman" w:hAnsi="Calibri" w:cs="Calibri"/>
-                <w:b/>
-                <w:bCs/>
-                <w:color w:val="FFFFFF"/>
-                <w:sz w:val="20"/>
-                <w:szCs w:val="20"/>
-              </w:rPr>
-            </w:pPr>
-            <w:r>
-              <w:rPr>
-                <w:rFonts w:ascii="Calibri" w:eastAsia="Times New Roman" w:hAnsi="Calibri" w:cs="Calibri"/>
-                <w:b/>
-                <w:bCs/>
-                <w:color w:val="FFFFFF"/>
-                <w:sz w:val="20"/>
-                <w:szCs w:val="20"/>
-              </w:rPr>
-              <w:t>Status</w:t>
+              <w:t>Action on the current Lovable + Supabase app</w:t>
             </w:r>
           </w:p>
         </w:tc>
       </w:tr>
       <w:tr>
         <w:trPr>
-          <w:divId w:val="1891065320"/>
+          <w:divId w:val="727411504"/>
         </w:trPr>
         <w:tc>
           <w:tcPr>
@@ -405,7 +1710,7 @@
                 <w:sz w:val="20"/>
                 <w:szCs w:val="20"/>
               </w:rPr>
-              <w:t>A</w:t>
+              <w:t>1</w:t>
             </w:r>
           </w:p>
         </w:tc>
@@ -443,7 +1748,7 @@
                 <w:sz w:val="20"/>
                 <w:szCs w:val="20"/>
               </w:rPr>
-              <w:t>Missing or overly broad Row Level Security policies</w:t>
+              <w:t>Turn on RLS for every table, including profile and junction tables</w:t>
             </w:r>
           </w:p>
         </w:tc>
@@ -481,7 +1786,7 @@
                 <w:sz w:val="20"/>
                 <w:szCs w:val="20"/>
               </w:rPr>
-              <w:t xml:space="preserve">RLS is ENABLE + FORCE on </w:t>
+              <w:t xml:space="preserve">Run the audit from Part A; enable RLS everywhere, </w:t>
             </w:r>
             <w:r>
               <w:rPr>
@@ -492,66 +1797,32 @@
                 <w:sz w:val="20"/>
                 <w:szCs w:val="20"/>
               </w:rPr>
-              <w:t>every</w:t>
-            </w:r>
-            <w:r>
-              <w:rPr>
-                <w:rFonts w:ascii="Calibri" w:eastAsia="Times New Roman" w:hAnsi="Calibri" w:cs="Calibri"/>
-                <w:color w:val="222222"/>
-                <w:sz w:val="20"/>
-                <w:szCs w:val="20"/>
-              </w:rPr>
-              <w:t xml:space="preserve"> application table with deny-by-default, hand-written policies per role (anonymous, member, support, admin, client).</w:t>
-            </w:r>
-          </w:p>
-        </w:tc>
-        <w:tc>
-          <w:tcPr>
-            <w:tcW w:w="0" w:type="auto"/>
-            <w:tcBorders>
-              <w:top w:val="single" w:sz="6" w:space="0" w:color="C8C8C8"/>
-              <w:left w:val="single" w:sz="6" w:space="0" w:color="C8C8C8"/>
-              <w:bottom w:val="single" w:sz="6" w:space="0" w:color="C8C8C8"/>
-              <w:right w:val="single" w:sz="6" w:space="0" w:color="C8C8C8"/>
-            </w:tcBorders>
-            <w:noWrap/>
-            <w:tcMar>
-              <w:top w:w="90" w:type="dxa"/>
-              <w:left w:w="120" w:type="dxa"/>
-              <w:bottom w:w="90" w:type="dxa"/>
-              <w:right w:w="120" w:type="dxa"/>
-            </w:tcMar>
-            <w:hideMark/>
-          </w:tcPr>
-          <w:p>
-            <w:pPr>
-              <w:spacing w:before="180" w:after="180"/>
-              <w:rPr>
-                <w:rFonts w:ascii="Calibri" w:eastAsia="Times New Roman" w:hAnsi="Calibri" w:cs="Calibri"/>
-                <w:b/>
-                <w:bCs/>
-                <w:color w:val="222222"/>
-                <w:sz w:val="20"/>
-                <w:szCs w:val="20"/>
-              </w:rPr>
-            </w:pPr>
-            <w:r>
-              <w:rPr>
-                <w:rFonts w:ascii="Calibri" w:eastAsia="Times New Roman" w:hAnsi="Calibri" w:cs="Calibri"/>
-                <w:b/>
-                <w:bCs/>
-                <w:color w:val="222222"/>
-                <w:sz w:val="20"/>
-                <w:szCs w:val="20"/>
-              </w:rPr>
-              <w:t>SATISFIED</w:t>
+              <w:t>including</w:t>
+            </w:r>
+            <w:r>
+              <w:rPr>
+                <w:rFonts w:ascii="Calibri" w:eastAsia="Times New Roman" w:hAnsi="Calibri" w:cs="Calibri"/>
+                <w:color w:val="222222"/>
+                <w:sz w:val="20"/>
+                <w:szCs w:val="20"/>
+              </w:rPr>
+              <w:t xml:space="preserve"> </w:t>
+            </w:r>
+            <w:r>
+              <w:rPr>
+                <w:rFonts w:ascii="Calibri" w:eastAsia="Times New Roman" w:hAnsi="Calibri" w:cs="Calibri"/>
+                <w:color w:val="222222"/>
+                <w:sz w:val="20"/>
+                <w:szCs w:val="20"/>
+              </w:rPr>
+              <w:t>junction/link tables (they leak relationships even when the main tables are locked). Add scoped per-operation policies. Re-check Security Advisor until it reports zero unprotected tables.</w:t>
             </w:r>
           </w:p>
         </w:tc>
       </w:tr>
       <w:tr>
         <w:trPr>
-          <w:divId w:val="1891065320"/>
+          <w:divId w:val="727411504"/>
         </w:trPr>
         <w:tc>
           <w:tcPr>
@@ -587,7 +1858,7 @@
                 <w:sz w:val="20"/>
                 <w:szCs w:val="20"/>
               </w:rPr>
-              <w:t>B</w:t>
+              <w:t>2</w:t>
             </w:r>
           </w:p>
         </w:tc>
@@ -625,7 +1896,7 @@
                 <w:sz w:val="20"/>
                 <w:szCs w:val="20"/>
               </w:rPr>
-              <w:t>Accidentally exposing a secret or service-role key</w:t>
+              <w:t>Test the app logged out and as a different user</w:t>
             </w:r>
           </w:p>
         </w:tc>
@@ -663,7 +1934,7 @@
                 <w:sz w:val="20"/>
                 <w:szCs w:val="20"/>
               </w:rPr>
-              <w:t xml:space="preserve">There is no auto-generated database API and no publishable key. The browser holds </w:t>
+              <w:t xml:space="preserve">Create two throwaway test accounts. Test three ways: (a) the UI logged out, (b) the UI as user B trying to reach user A's data, and (c) </w:t>
             </w:r>
             <w:r>
               <w:rPr>
@@ -674,66 +1945,32 @@
                 <w:sz w:val="20"/>
                 <w:szCs w:val="20"/>
               </w:rPr>
-              <w:t>zero</w:t>
-            </w:r>
-            <w:r>
-              <w:rPr>
-                <w:rFonts w:ascii="Calibri" w:eastAsia="Times New Roman" w:hAnsi="Calibri" w:cs="Calibri"/>
-                <w:color w:val="222222"/>
-                <w:sz w:val="20"/>
-                <w:szCs w:val="20"/>
-              </w:rPr>
-              <w:t xml:space="preserve"> database credentials. Owner credentials are used only by migration/seed scripts from a git-ignored environment file; the running app uses a restricted NOBYPASSRLS database role.</w:t>
-            </w:r>
-          </w:p>
-        </w:tc>
-        <w:tc>
-          <w:tcPr>
-            <w:tcW w:w="0" w:type="auto"/>
-            <w:tcBorders>
-              <w:top w:val="single" w:sz="6" w:space="0" w:color="C8C8C8"/>
-              <w:left w:val="single" w:sz="6" w:space="0" w:color="C8C8C8"/>
-              <w:bottom w:val="single" w:sz="6" w:space="0" w:color="C8C8C8"/>
-              <w:right w:val="single" w:sz="6" w:space="0" w:color="C8C8C8"/>
-            </w:tcBorders>
-            <w:noWrap/>
-            <w:tcMar>
-              <w:top w:w="90" w:type="dxa"/>
-              <w:left w:w="120" w:type="dxa"/>
-              <w:bottom w:w="90" w:type="dxa"/>
-              <w:right w:w="120" w:type="dxa"/>
-            </w:tcMar>
-            <w:hideMark/>
-          </w:tcPr>
-          <w:p>
-            <w:pPr>
-              <w:spacing w:before="180" w:after="180"/>
-              <w:rPr>
-                <w:rFonts w:ascii="Calibri" w:eastAsia="Times New Roman" w:hAnsi="Calibri" w:cs="Calibri"/>
-                <w:b/>
-                <w:bCs/>
-                <w:color w:val="222222"/>
-                <w:sz w:val="20"/>
-                <w:szCs w:val="20"/>
-              </w:rPr>
-            </w:pPr>
-            <w:r>
-              <w:rPr>
-                <w:rFonts w:ascii="Calibri" w:eastAsia="Times New Roman" w:hAnsi="Calibri" w:cs="Calibri"/>
-                <w:b/>
-                <w:bCs/>
-                <w:color w:val="222222"/>
-                <w:sz w:val="20"/>
-                <w:szCs w:val="20"/>
-              </w:rPr>
-              <w:t>SATISFIED</w:t>
+              <w:t>directly against the REST API</w:t>
+            </w:r>
+            <w:r>
+              <w:rPr>
+                <w:rFonts w:ascii="Calibri" w:eastAsia="Times New Roman" w:hAnsi="Calibri" w:cs="Calibri"/>
+                <w:color w:val="222222"/>
+                <w:sz w:val="20"/>
+                <w:szCs w:val="20"/>
+              </w:rPr>
+              <w:t xml:space="preserve"> </w:t>
+            </w:r>
+            <w:r>
+              <w:rPr>
+                <w:rFonts w:ascii="Calibri" w:eastAsia="Times New Roman" w:hAnsi="Calibri" w:cs="Calibri"/>
+                <w:color w:val="222222"/>
+                <w:sz w:val="20"/>
+                <w:szCs w:val="20"/>
+              </w:rPr>
+              <w:t>with the anon key and with user B's JWT (curl/Postman) — attackers use the API, not the UI. Script these calls so they can be rerun after every change.</w:t>
             </w:r>
           </w:p>
         </w:tc>
       </w:tr>
       <w:tr>
         <w:trPr>
-          <w:divId w:val="1891065320"/>
+          <w:divId w:val="727411504"/>
         </w:trPr>
         <w:tc>
           <w:tcPr>
@@ -769,7 +2006,7 @@
                 <w:sz w:val="20"/>
                 <w:szCs w:val="20"/>
               </w:rPr>
-              <w:t>C</w:t>
+              <w:t>3</w:t>
             </w:r>
           </w:p>
         </w:tc>
@@ -807,7 +2044,7 @@
                 <w:sz w:val="20"/>
                 <w:szCs w:val="20"/>
               </w:rPr>
-              <w:t>Relying on the interface to enforce security</w:t>
+              <w:t>Confirm users can only retrieve their own records</w:t>
             </w:r>
           </w:p>
         </w:tc>
@@ -845,57 +2082,14 @@
                 <w:sz w:val="20"/>
                 <w:szCs w:val="20"/>
               </w:rPr>
-              <w:t>Authorization is enforced three times independently: API middleware, database RLS policies, and a database trigger for privilege changes. Hiding a button protects nothing here either — the database itself refuses unauthorized queries.</w:t>
-            </w:r>
-          </w:p>
-        </w:tc>
-        <w:tc>
-          <w:tcPr>
-            <w:tcW w:w="0" w:type="auto"/>
-            <w:tcBorders>
-              <w:top w:val="single" w:sz="6" w:space="0" w:color="C8C8C8"/>
-              <w:left w:val="single" w:sz="6" w:space="0" w:color="C8C8C8"/>
-              <w:bottom w:val="single" w:sz="6" w:space="0" w:color="C8C8C8"/>
-              <w:right w:val="single" w:sz="6" w:space="0" w:color="C8C8C8"/>
-            </w:tcBorders>
-            <w:noWrap/>
-            <w:tcMar>
-              <w:top w:w="90" w:type="dxa"/>
-              <w:left w:w="120" w:type="dxa"/>
-              <w:bottom w:w="90" w:type="dxa"/>
-              <w:right w:w="120" w:type="dxa"/>
-            </w:tcMar>
-            <w:hideMark/>
-          </w:tcPr>
-          <w:p>
-            <w:pPr>
-              <w:spacing w:before="180" w:after="180"/>
-              <w:rPr>
-                <w:rFonts w:ascii="Calibri" w:eastAsia="Times New Roman" w:hAnsi="Calibri" w:cs="Calibri"/>
-                <w:b/>
-                <w:bCs/>
-                <w:color w:val="222222"/>
-                <w:sz w:val="20"/>
-                <w:szCs w:val="20"/>
-              </w:rPr>
-            </w:pPr>
-            <w:r>
-              <w:rPr>
-                <w:rFonts w:ascii="Calibri" w:eastAsia="Times New Roman" w:hAnsi="Calibri" w:cs="Calibri"/>
-                <w:b/>
-                <w:bCs/>
-                <w:color w:val="222222"/>
-                <w:sz w:val="20"/>
-                <w:szCs w:val="20"/>
-              </w:rPr>
-              <w:t>SATISFIED</w:t>
+              <w:t>Using user B's session in the API tests above, attempt select on user A's rows in every table (profiles, documents, payments, notes, junctions). Expect zero rows everywhere. Any row returned = a policy to fix before anything else ships.</w:t>
             </w:r>
           </w:p>
         </w:tc>
       </w:tr>
       <w:tr>
         <w:trPr>
-          <w:divId w:val="1891065320"/>
+          <w:divId w:val="727411504"/>
         </w:trPr>
         <w:tc>
           <w:tcPr>
@@ -931,8 +2125,7 @@
                 <w:sz w:val="20"/>
                 <w:szCs w:val="20"/>
               </w:rPr>
-              <w:lastRenderedPageBreak/>
-              <w:t>D</w:t>
+              <w:t>4</w:t>
             </w:r>
           </w:p>
         </w:tc>
@@ -970,7 +2163,7 @@
                 <w:sz w:val="20"/>
                 <w:szCs w:val="20"/>
               </w:rPr>
-              <w:t>Public file-storage buckets</w:t>
+              <w:t>Search the code for service_role, sb_secret, passwords, Stripe keys</w:t>
             </w:r>
           </w:p>
         </w:tc>
@@ -1008,7 +2201,7 @@
                 <w:sz w:val="20"/>
                 <w:szCs w:val="20"/>
               </w:rPr>
-              <w:t xml:space="preserve">No storage buckets exist. Résumés and photos are stored </w:t>
+              <w:t xml:space="preserve">Search the repository, Lovable-generated files, environment files, </w:t>
             </w:r>
             <w:r>
               <w:rPr>
@@ -1019,40 +2212,98 @@
                 <w:sz w:val="20"/>
                 <w:szCs w:val="20"/>
               </w:rPr>
-              <w:t>inside PostgreSQL</w:t>
-            </w:r>
-            <w:r>
-              <w:rPr>
-                <w:rFonts w:ascii="Calibri" w:eastAsia="Times New Roman" w:hAnsi="Calibri" w:cs="Calibri"/>
-                <w:color w:val="222222"/>
-                <w:sz w:val="20"/>
-                <w:szCs w:val="20"/>
-              </w:rPr>
-              <w:t xml:space="preserve"> under the same RLS policies as the owning profile. A client company can only read a candidate's CV at the "full" disclosure level.</w:t>
-            </w:r>
-          </w:p>
-        </w:tc>
-        <w:tc>
-          <w:tcPr>
-            <w:tcW w:w="0" w:type="auto"/>
-            <w:tcBorders>
-              <w:top w:val="single" w:sz="6" w:space="0" w:color="C8C8C8"/>
-              <w:left w:val="single" w:sz="6" w:space="0" w:color="C8C8C8"/>
-              <w:bottom w:val="single" w:sz="6" w:space="0" w:color="C8C8C8"/>
-              <w:right w:val="single" w:sz="6" w:space="0" w:color="C8C8C8"/>
-            </w:tcBorders>
-            <w:noWrap/>
-            <w:tcMar>
-              <w:top w:w="90" w:type="dxa"/>
-              <w:left w:w="120" w:type="dxa"/>
-              <w:bottom w:w="90" w:type="dxa"/>
-              <w:right w:w="120" w:type="dxa"/>
-            </w:tcMar>
-            <w:hideMark/>
-          </w:tcPr>
-          <w:p>
-            <w:pPr>
-              <w:spacing w:before="180" w:after="180"/>
+              <w:t>and Lovable prompt history</w:t>
+            </w:r>
+            <w:r>
+              <w:rPr>
+                <w:rFonts w:ascii="Calibri" w:eastAsia="Times New Roman" w:hAnsi="Calibri" w:cs="Calibri"/>
+                <w:color w:val="222222"/>
+                <w:sz w:val="20"/>
+                <w:szCs w:val="20"/>
+              </w:rPr>
+              <w:t xml:space="preserve"> for </w:t>
+            </w:r>
+            <w:r>
+              <w:rPr>
+                <w:rStyle w:val="HTMLCode"/>
+                <w:color w:val="222222"/>
+              </w:rPr>
+              <w:t>service_role</w:t>
+            </w:r>
+            <w:r>
+              <w:rPr>
+                <w:rFonts w:ascii="Calibri" w:eastAsia="Times New Roman" w:hAnsi="Calibri" w:cs="Calibri"/>
+                <w:color w:val="222222"/>
+                <w:sz w:val="20"/>
+                <w:szCs w:val="20"/>
+              </w:rPr>
+              <w:t xml:space="preserve">, </w:t>
+            </w:r>
+            <w:r>
+              <w:rPr>
+                <w:rStyle w:val="HTMLCode"/>
+                <w:color w:val="222222"/>
+              </w:rPr>
+              <w:t>sb_secret</w:t>
+            </w:r>
+            <w:r>
+              <w:rPr>
+                <w:rFonts w:ascii="Calibri" w:eastAsia="Times New Roman" w:hAnsi="Calibri" w:cs="Calibri"/>
+                <w:color w:val="222222"/>
+                <w:sz w:val="20"/>
+                <w:szCs w:val="20"/>
+              </w:rPr>
+              <w:t xml:space="preserve">, </w:t>
+            </w:r>
+            <w:r>
+              <w:rPr>
+                <w:rStyle w:val="HTMLCode"/>
+                <w:color w:val="222222"/>
+              </w:rPr>
+              <w:t>sk_live</w:t>
+            </w:r>
+            <w:r>
+              <w:rPr>
+                <w:rFonts w:ascii="Calibri" w:eastAsia="Times New Roman" w:hAnsi="Calibri" w:cs="Calibri"/>
+                <w:color w:val="222222"/>
+                <w:sz w:val="20"/>
+                <w:szCs w:val="20"/>
+              </w:rPr>
+              <w:t xml:space="preserve">, </w:t>
+            </w:r>
+            <w:r>
+              <w:rPr>
+                <w:rStyle w:val="HTMLCode"/>
+                <w:color w:val="222222"/>
+              </w:rPr>
+              <w:t>password</w:t>
+            </w:r>
+            <w:r>
+              <w:rPr>
+                <w:rFonts w:ascii="Calibri" w:eastAsia="Times New Roman" w:hAnsi="Calibri" w:cs="Calibri"/>
+                <w:color w:val="222222"/>
+                <w:sz w:val="20"/>
+                <w:szCs w:val="20"/>
+              </w:rPr>
+              <w:t xml:space="preserve">, </w:t>
+            </w:r>
+            <w:r>
+              <w:rPr>
+                <w:rStyle w:val="HTMLCode"/>
+                <w:color w:val="222222"/>
+              </w:rPr>
+              <w:t>api_key</w:t>
+            </w:r>
+            <w:r>
+              <w:rPr>
+                <w:rFonts w:ascii="Calibri" w:eastAsia="Times New Roman" w:hAnsi="Calibri" w:cs="Calibri"/>
+                <w:color w:val="222222"/>
+                <w:sz w:val="20"/>
+                <w:szCs w:val="20"/>
+              </w:rPr>
+              <w:t xml:space="preserve">. Anything found in frontend-reachable code: remove it, move it to Edge Function secrets, and </w:t>
+            </w:r>
+            <w:r>
               <w:rPr>
                 <w:rFonts w:ascii="Calibri" w:eastAsia="Times New Roman" w:hAnsi="Calibri" w:cs="Calibri"/>
                 <w:b/>
@@ -1061,24 +2312,23 @@
                 <w:sz w:val="20"/>
                 <w:szCs w:val="20"/>
               </w:rPr>
-            </w:pPr>
-            <w:r>
-              <w:rPr>
-                <w:rFonts w:ascii="Calibri" w:eastAsia="Times New Roman" w:hAnsi="Calibri" w:cs="Calibri"/>
-                <w:b/>
-                <w:bCs/>
-                <w:color w:val="222222"/>
-                <w:sz w:val="20"/>
-                <w:szCs w:val="20"/>
-              </w:rPr>
-              <w:t>SATISFIED</w:t>
+              <w:t>rotate the exposed key</w:t>
+            </w:r>
+            <w:r>
+              <w:rPr>
+                <w:rFonts w:ascii="Calibri" w:eastAsia="Times New Roman" w:hAnsi="Calibri" w:cs="Calibri"/>
+                <w:color w:val="222222"/>
+                <w:sz w:val="20"/>
+                <w:szCs w:val="20"/>
+              </w:rPr>
+              <w:t>.</w:t>
             </w:r>
           </w:p>
         </w:tc>
       </w:tr>
       <w:tr>
         <w:trPr>
-          <w:divId w:val="1891065320"/>
+          <w:divId w:val="727411504"/>
         </w:trPr>
         <w:tc>
           <w:tcPr>
@@ -1114,7 +2364,7 @@
                 <w:sz w:val="20"/>
                 <w:szCs w:val="20"/>
               </w:rPr>
-              <w:t>E</w:t>
+              <w:t>5</w:t>
             </w:r>
           </w:p>
         </w:tc>
@@ -1152,7 +2402,7 @@
                 <w:sz w:val="20"/>
                 <w:szCs w:val="20"/>
               </w:rPr>
-              <w:t>AI-generated policies that are technically valid but too permissive</w:t>
+              <w:t>Keep privileged code in Edge Functions, not React files</w:t>
             </w:r>
           </w:p>
         </w:tc>
@@ -1190,57 +2440,14 @@
                 <w:sz w:val="20"/>
                 <w:szCs w:val="20"/>
               </w:rPr>
-              <w:t>Policies are hand-scoped and regression-tested by a 23-assertion verification suite that runs against the live database as the app's own restricted role. The suite is rerun after every schema change.</w:t>
-            </w:r>
-          </w:p>
-        </w:tc>
-        <w:tc>
-          <w:tcPr>
-            <w:tcW w:w="0" w:type="auto"/>
-            <w:tcBorders>
-              <w:top w:val="single" w:sz="6" w:space="0" w:color="C8C8C8"/>
-              <w:left w:val="single" w:sz="6" w:space="0" w:color="C8C8C8"/>
-              <w:bottom w:val="single" w:sz="6" w:space="0" w:color="C8C8C8"/>
-              <w:right w:val="single" w:sz="6" w:space="0" w:color="C8C8C8"/>
-            </w:tcBorders>
-            <w:noWrap/>
-            <w:tcMar>
-              <w:top w:w="90" w:type="dxa"/>
-              <w:left w:w="120" w:type="dxa"/>
-              <w:bottom w:w="90" w:type="dxa"/>
-              <w:right w:w="120" w:type="dxa"/>
-            </w:tcMar>
-            <w:hideMark/>
-          </w:tcPr>
-          <w:p>
-            <w:pPr>
-              <w:spacing w:before="180" w:after="180"/>
-              <w:rPr>
-                <w:rFonts w:ascii="Calibri" w:eastAsia="Times New Roman" w:hAnsi="Calibri" w:cs="Calibri"/>
-                <w:b/>
-                <w:bCs/>
-                <w:color w:val="222222"/>
-                <w:sz w:val="20"/>
-                <w:szCs w:val="20"/>
-              </w:rPr>
-            </w:pPr>
-            <w:r>
-              <w:rPr>
-                <w:rFonts w:ascii="Calibri" w:eastAsia="Times New Roman" w:hAnsi="Calibri" w:cs="Calibri"/>
-                <w:b/>
-                <w:bCs/>
-                <w:color w:val="222222"/>
-                <w:sz w:val="20"/>
-                <w:szCs w:val="20"/>
-              </w:rPr>
-              <w:t>SATISFIED</w:t>
+              <w:t>Inventory every place the frontend writes data or calls an external service. Anything requiring elevated rights or a secret becomes an Edge Function; the React code calls the function with the user's JWT and receives only what that user may see.</w:t>
             </w:r>
           </w:p>
         </w:tc>
       </w:tr>
       <w:tr>
         <w:trPr>
-          <w:divId w:val="1891065320"/>
+          <w:divId w:val="727411504"/>
         </w:trPr>
         <w:tc>
           <w:tcPr>
@@ -1276,7 +2483,7 @@
                 <w:sz w:val="20"/>
                 <w:szCs w:val="20"/>
               </w:rPr>
-              <w:t>F</w:t>
+              <w:t>6</w:t>
             </w:r>
           </w:p>
         </w:tc>
@@ -1314,7 +2521,7 @@
                 <w:sz w:val="20"/>
                 <w:szCs w:val="20"/>
               </w:rPr>
-              <w:t>Sensitive operations running in the browser</w:t>
+              <w:t>Review Supabase Storage bucket policies</w:t>
             </w:r>
           </w:p>
         </w:tc>
@@ -1352,247 +2559,30 @@
                 <w:sz w:val="20"/>
                 <w:szCs w:val="20"/>
               </w:rPr>
-              <w:t>All privileged logic runs server-side. Auth tokens are httpOnly cookies (invisible to JavaScript). The payment step is a server-side stub that never touches card data.</w:t>
-            </w:r>
-          </w:p>
-        </w:tc>
-        <w:tc>
-          <w:tcPr>
-            <w:tcW w:w="0" w:type="auto"/>
-            <w:tcBorders>
-              <w:top w:val="single" w:sz="6" w:space="0" w:color="C8C8C8"/>
-              <w:left w:val="single" w:sz="6" w:space="0" w:color="C8C8C8"/>
-              <w:bottom w:val="single" w:sz="6" w:space="0" w:color="C8C8C8"/>
-              <w:right w:val="single" w:sz="6" w:space="0" w:color="C8C8C8"/>
-            </w:tcBorders>
-            <w:noWrap/>
-            <w:tcMar>
-              <w:top w:w="90" w:type="dxa"/>
-              <w:left w:w="120" w:type="dxa"/>
-              <w:bottom w:w="90" w:type="dxa"/>
-              <w:right w:w="120" w:type="dxa"/>
-            </w:tcMar>
-            <w:hideMark/>
-          </w:tcPr>
-          <w:p>
-            <w:pPr>
-              <w:spacing w:before="180" w:after="180"/>
-              <w:rPr>
-                <w:rFonts w:ascii="Calibri" w:eastAsia="Times New Roman" w:hAnsi="Calibri" w:cs="Calibri"/>
-                <w:b/>
-                <w:bCs/>
-                <w:color w:val="222222"/>
-                <w:sz w:val="20"/>
-                <w:szCs w:val="20"/>
-              </w:rPr>
-            </w:pPr>
-            <w:r>
-              <w:rPr>
-                <w:rFonts w:ascii="Calibri" w:eastAsia="Times New Roman" w:hAnsi="Calibri" w:cs="Calibri"/>
-                <w:b/>
-                <w:bCs/>
-                <w:color w:val="222222"/>
-                <w:sz w:val="20"/>
-                <w:szCs w:val="20"/>
-              </w:rPr>
-              <w:t>SATISFIED</w:t>
-            </w:r>
-          </w:p>
-        </w:tc>
-      </w:tr>
-    </w:tbl>
-    <w:p>
-      <w:pPr>
-        <w:pStyle w:val="Heading2"/>
-        <w:divId w:val="1891065320"/>
-        <w:rPr>
-          <w:rFonts w:ascii="Calibri" w:eastAsia="Times New Roman" w:hAnsi="Calibri" w:cs="Calibri"/>
-        </w:rPr>
-      </w:pPr>
-      <w:r>
-        <w:rPr>
-          <w:rFonts w:ascii="Calibri" w:eastAsia="Times New Roman" w:hAnsi="Calibri" w:cs="Calibri"/>
-        </w:rPr>
-        <w:t>The nine-point minimum checklist</w:t>
-      </w:r>
-    </w:p>
-    <w:tbl>
-      <w:tblPr>
-        <w:tblW w:w="5000" w:type="pct"/>
-        <w:tblCellMar>
-          <w:top w:w="15" w:type="dxa"/>
-          <w:left w:w="15" w:type="dxa"/>
-          <w:bottom w:w="15" w:type="dxa"/>
-          <w:right w:w="15" w:type="dxa"/>
-        </w:tblCellMar>
-        <w:tblLook w:val="04A0" w:firstRow="1" w:lastRow="0" w:firstColumn="1" w:lastColumn="0" w:noHBand="0" w:noVBand="1"/>
-      </w:tblPr>
-      <w:tblGrid>
-        <w:gridCol w:w="342"/>
-        <w:gridCol w:w="3341"/>
-        <w:gridCol w:w="3514"/>
-        <w:gridCol w:w="2163"/>
-      </w:tblGrid>
-      <w:tr>
-        <w:trPr>
-          <w:divId w:val="1891065320"/>
-        </w:trPr>
-        <w:tc>
-          <w:tcPr>
-            <w:tcW w:w="0" w:type="auto"/>
-            <w:shd w:val="clear" w:color="auto" w:fill="1F3352"/>
-            <w:tcMar>
-              <w:top w:w="90" w:type="dxa"/>
-              <w:left w:w="120" w:type="dxa"/>
-              <w:bottom w:w="90" w:type="dxa"/>
-              <w:right w:w="120" w:type="dxa"/>
-            </w:tcMar>
-            <w:vAlign w:val="center"/>
-            <w:hideMark/>
-          </w:tcPr>
-          <w:p>
-            <w:pPr>
-              <w:spacing w:before="180" w:after="180"/>
-              <w:rPr>
-                <w:rFonts w:ascii="Calibri" w:eastAsia="Times New Roman" w:hAnsi="Calibri" w:cs="Calibri"/>
-                <w:b/>
-                <w:bCs/>
-                <w:color w:val="FFFFFF"/>
-                <w:sz w:val="20"/>
-                <w:szCs w:val="20"/>
-              </w:rPr>
-            </w:pPr>
-            <w:r>
-              <w:rPr>
-                <w:rFonts w:ascii="Calibri" w:eastAsia="Times New Roman" w:hAnsi="Calibri" w:cs="Calibri"/>
-                <w:b/>
-                <w:bCs/>
-                <w:color w:val="FFFFFF"/>
-                <w:sz w:val="20"/>
-                <w:szCs w:val="20"/>
-              </w:rPr>
-              <w:t>#</w:t>
-            </w:r>
-          </w:p>
-        </w:tc>
-        <w:tc>
-          <w:tcPr>
-            <w:tcW w:w="0" w:type="auto"/>
-            <w:shd w:val="clear" w:color="auto" w:fill="1F3352"/>
-            <w:tcMar>
-              <w:top w:w="90" w:type="dxa"/>
-              <w:left w:w="120" w:type="dxa"/>
-              <w:bottom w:w="90" w:type="dxa"/>
-              <w:right w:w="120" w:type="dxa"/>
-            </w:tcMar>
-            <w:vAlign w:val="center"/>
-            <w:hideMark/>
-          </w:tcPr>
-          <w:p>
-            <w:pPr>
-              <w:spacing w:before="180" w:after="180"/>
-              <w:rPr>
-                <w:rFonts w:ascii="Calibri" w:eastAsia="Times New Roman" w:hAnsi="Calibri" w:cs="Calibri"/>
-                <w:b/>
-                <w:bCs/>
-                <w:color w:val="FFFFFF"/>
-                <w:sz w:val="20"/>
-                <w:szCs w:val="20"/>
-              </w:rPr>
-            </w:pPr>
-            <w:r>
-              <w:rPr>
-                <w:rFonts w:ascii="Calibri" w:eastAsia="Times New Roman" w:hAnsi="Calibri" w:cs="Calibri"/>
-                <w:b/>
-                <w:bCs/>
-                <w:color w:val="FFFFFF"/>
-                <w:sz w:val="20"/>
-                <w:szCs w:val="20"/>
-              </w:rPr>
-              <w:t>Checklist item</w:t>
-            </w:r>
-          </w:p>
-        </w:tc>
-        <w:tc>
-          <w:tcPr>
-            <w:tcW w:w="0" w:type="auto"/>
-            <w:shd w:val="clear" w:color="auto" w:fill="1F3352"/>
-            <w:tcMar>
-              <w:top w:w="90" w:type="dxa"/>
-              <w:left w:w="120" w:type="dxa"/>
-              <w:bottom w:w="90" w:type="dxa"/>
-              <w:right w:w="120" w:type="dxa"/>
-            </w:tcMar>
-            <w:vAlign w:val="center"/>
-            <w:hideMark/>
-          </w:tcPr>
-          <w:p>
-            <w:pPr>
-              <w:spacing w:before="180" w:after="180"/>
-              <w:rPr>
-                <w:rFonts w:ascii="Calibri" w:eastAsia="Times New Roman" w:hAnsi="Calibri" w:cs="Calibri"/>
-                <w:b/>
-                <w:bCs/>
-                <w:color w:val="FFFFFF"/>
-                <w:sz w:val="20"/>
-                <w:szCs w:val="20"/>
-              </w:rPr>
-            </w:pPr>
-            <w:r>
-              <w:rPr>
-                <w:rFonts w:ascii="Calibri" w:eastAsia="Times New Roman" w:hAnsi="Calibri" w:cs="Calibri"/>
-                <w:b/>
-                <w:bCs/>
-                <w:color w:val="FFFFFF"/>
-                <w:sz w:val="20"/>
-                <w:szCs w:val="20"/>
-              </w:rPr>
-              <w:t>Response</w:t>
-            </w:r>
-          </w:p>
-        </w:tc>
-        <w:tc>
-          <w:tcPr>
-            <w:tcW w:w="0" w:type="auto"/>
-            <w:shd w:val="clear" w:color="auto" w:fill="1F3352"/>
-            <w:tcMar>
-              <w:top w:w="90" w:type="dxa"/>
-              <w:left w:w="120" w:type="dxa"/>
-              <w:bottom w:w="90" w:type="dxa"/>
-              <w:right w:w="120" w:type="dxa"/>
-            </w:tcMar>
-            <w:vAlign w:val="center"/>
-            <w:hideMark/>
-          </w:tcPr>
-          <w:p>
-            <w:pPr>
-              <w:spacing w:before="180" w:after="180"/>
-              <w:rPr>
-                <w:rFonts w:ascii="Calibri" w:eastAsia="Times New Roman" w:hAnsi="Calibri" w:cs="Calibri"/>
-                <w:b/>
-                <w:bCs/>
-                <w:color w:val="FFFFFF"/>
-                <w:sz w:val="20"/>
-                <w:szCs w:val="20"/>
-              </w:rPr>
-            </w:pPr>
-            <w:r>
-              <w:rPr>
-                <w:rFonts w:ascii="Calibri" w:eastAsia="Times New Roman" w:hAnsi="Calibri" w:cs="Calibri"/>
-                <w:b/>
-                <w:bCs/>
-                <w:color w:val="FFFFFF"/>
-                <w:sz w:val="20"/>
-                <w:szCs w:val="20"/>
-              </w:rPr>
-              <w:t>Status</w:t>
+              <w:t xml:space="preserve">Set résumé/document buckets to private; add per-user </w:t>
+            </w:r>
+            <w:r>
+              <w:rPr>
+                <w:rStyle w:val="HTMLCode"/>
+                <w:color w:val="222222"/>
+              </w:rPr>
+              <w:t>storage.objects</w:t>
+            </w:r>
+            <w:r>
+              <w:rPr>
+                <w:rFonts w:ascii="Calibri" w:eastAsia="Times New Roman" w:hAnsi="Calibri" w:cs="Calibri"/>
+                <w:color w:val="222222"/>
+                <w:sz w:val="20"/>
+                <w:szCs w:val="20"/>
+              </w:rPr>
+              <w:t xml:space="preserve"> policies (Part D); replace any public URLs already shared with signed URLs; confirm no bucket holding member data is public.</w:t>
             </w:r>
           </w:p>
         </w:tc>
       </w:tr>
       <w:tr>
         <w:trPr>
-          <w:divId w:val="1891065320"/>
+          <w:divId w:val="727411504"/>
         </w:trPr>
         <w:tc>
           <w:tcPr>
@@ -1628,7 +2618,7 @@
                 <w:sz w:val="20"/>
                 <w:szCs w:val="20"/>
               </w:rPr>
-              <w:t>1</w:t>
+              <w:t>7</w:t>
             </w:r>
           </w:p>
         </w:tc>
@@ -1666,7 +2656,7 @@
                 <w:sz w:val="20"/>
                 <w:szCs w:val="20"/>
               </w:rPr>
-              <w:t>Turn on RLS for every table, including profile and junction tables</w:t>
+              <w:t>Enable two-factor authentication</w:t>
             </w:r>
           </w:p>
         </w:tc>
@@ -1704,31 +2694,9 @@
                 <w:sz w:val="20"/>
                 <w:szCs w:val="20"/>
               </w:rPr>
-              <w:t>Done, including junction tables. FORCE is set so even the table-owner path cannot bypass it. New tables are private until a policy grants access.</w:t>
-            </w:r>
-          </w:p>
-        </w:tc>
-        <w:tc>
-          <w:tcPr>
-            <w:tcW w:w="0" w:type="auto"/>
-            <w:tcBorders>
-              <w:top w:val="single" w:sz="6" w:space="0" w:color="C8C8C8"/>
-              <w:left w:val="single" w:sz="6" w:space="0" w:color="C8C8C8"/>
-              <w:bottom w:val="single" w:sz="6" w:space="0" w:color="C8C8C8"/>
-              <w:right w:val="single" w:sz="6" w:space="0" w:color="C8C8C8"/>
-            </w:tcBorders>
-            <w:noWrap/>
-            <w:tcMar>
-              <w:top w:w="90" w:type="dxa"/>
-              <w:left w:w="120" w:type="dxa"/>
-              <w:bottom w:w="90" w:type="dxa"/>
-              <w:right w:w="120" w:type="dxa"/>
-            </w:tcMar>
-            <w:hideMark/>
-          </w:tcPr>
-          <w:p>
-            <w:pPr>
-              <w:spacing w:before="180" w:after="180"/>
+              <w:t xml:space="preserve">Turn on 2FA for the </w:t>
+            </w:r>
+            <w:r>
               <w:rPr>
                 <w:rFonts w:ascii="Calibri" w:eastAsia="Times New Roman" w:hAnsi="Calibri" w:cs="Calibri"/>
                 <w:b/>
@@ -1737,7 +2705,17 @@
                 <w:sz w:val="20"/>
                 <w:szCs w:val="20"/>
               </w:rPr>
-            </w:pPr>
+              <w:t>Lovable account</w:t>
+            </w:r>
+            <w:r>
+              <w:rPr>
+                <w:rFonts w:ascii="Calibri" w:eastAsia="Times New Roman" w:hAnsi="Calibri" w:cs="Calibri"/>
+                <w:color w:val="222222"/>
+                <w:sz w:val="20"/>
+                <w:szCs w:val="20"/>
+              </w:rPr>
+              <w:t xml:space="preserve"> and the </w:t>
+            </w:r>
             <w:r>
               <w:rPr>
                 <w:rFonts w:ascii="Calibri" w:eastAsia="Times New Roman" w:hAnsi="Calibri" w:cs="Calibri"/>
@@ -1747,14 +2725,23 @@
                 <w:sz w:val="20"/>
                 <w:szCs w:val="20"/>
               </w:rPr>
-              <w:t>SATISFIED (automated)</w:t>
+              <w:t>Supabase account</w:t>
+            </w:r>
+            <w:r>
+              <w:rPr>
+                <w:rFonts w:ascii="Calibri" w:eastAsia="Times New Roman" w:hAnsi="Calibri" w:cs="Calibri"/>
+                <w:color w:val="222222"/>
+                <w:sz w:val="20"/>
+                <w:szCs w:val="20"/>
+              </w:rPr>
+              <w:t xml:space="preserve"> (and GitHub, if the project syncs there). Also enable Supabase Auth's leaked-password protection and email confirmation for app users while in that settings area.</w:t>
             </w:r>
           </w:p>
         </w:tc>
       </w:tr>
       <w:tr>
         <w:trPr>
-          <w:divId w:val="1891065320"/>
+          <w:divId w:val="727411504"/>
         </w:trPr>
         <w:tc>
           <w:tcPr>
@@ -1790,7 +2777,7 @@
                 <w:sz w:val="20"/>
                 <w:szCs w:val="20"/>
               </w:rPr>
-              <w:t>2</w:t>
+              <w:t>8</w:t>
             </w:r>
           </w:p>
         </w:tc>
@@ -1828,7 +2815,7 @@
                 <w:sz w:val="20"/>
                 <w:szCs w:val="20"/>
               </w:rPr>
-              <w:t>Test the app while logged out and while logged in as a different user</w:t>
+              <w:t>Run Lovable's security scan after every meaningful database change</w:t>
             </w:r>
           </w:p>
         </w:tc>
@@ -1866,57 +2853,14 @@
                 <w:sz w:val="20"/>
                 <w:szCs w:val="20"/>
               </w:rPr>
-              <w:t>This is exactly what the verification suite does: it exercises the database as an anonymous caller, as two different members, as support staff, as a client company, and as admin — and asserts each sees only what they should.</w:t>
-            </w:r>
-          </w:p>
-        </w:tc>
-        <w:tc>
-          <w:tcPr>
-            <w:tcW w:w="0" w:type="auto"/>
-            <w:tcBorders>
-              <w:top w:val="single" w:sz="6" w:space="0" w:color="C8C8C8"/>
-              <w:left w:val="single" w:sz="6" w:space="0" w:color="C8C8C8"/>
-              <w:bottom w:val="single" w:sz="6" w:space="0" w:color="C8C8C8"/>
-              <w:right w:val="single" w:sz="6" w:space="0" w:color="C8C8C8"/>
-            </w:tcBorders>
-            <w:noWrap/>
-            <w:tcMar>
-              <w:top w:w="90" w:type="dxa"/>
-              <w:left w:w="120" w:type="dxa"/>
-              <w:bottom w:w="90" w:type="dxa"/>
-              <w:right w:w="120" w:type="dxa"/>
-            </w:tcMar>
-            <w:hideMark/>
-          </w:tcPr>
-          <w:p>
-            <w:pPr>
-              <w:spacing w:before="180" w:after="180"/>
-              <w:rPr>
-                <w:rFonts w:ascii="Calibri" w:eastAsia="Times New Roman" w:hAnsi="Calibri" w:cs="Calibri"/>
-                <w:b/>
-                <w:bCs/>
-                <w:color w:val="222222"/>
-                <w:sz w:val="20"/>
-                <w:szCs w:val="20"/>
-              </w:rPr>
-            </w:pPr>
-            <w:r>
-              <w:rPr>
-                <w:rFonts w:ascii="Calibri" w:eastAsia="Times New Roman" w:hAnsi="Calibri" w:cs="Calibri"/>
-                <w:b/>
-                <w:bCs/>
-                <w:color w:val="222222"/>
-                <w:sz w:val="20"/>
-                <w:szCs w:val="20"/>
-              </w:rPr>
-              <w:t>SATISFIED (automated)</w:t>
+              <w:t>Make it a standing rule: schema change → Lovable security scan → Supabase Security Advisor → rerun the item-2/3 API test script. Keep the checklist in the repo so it survives team changes.</w:t>
             </w:r>
           </w:p>
         </w:tc>
       </w:tr>
       <w:tr>
         <w:trPr>
-          <w:divId w:val="1891065320"/>
+          <w:divId w:val="727411504"/>
         </w:trPr>
         <w:tc>
           <w:tcPr>
@@ -1952,7 +2896,7 @@
                 <w:sz w:val="20"/>
                 <w:szCs w:val="20"/>
               </w:rPr>
-              <w:t>3</w:t>
+              <w:t>9</w:t>
             </w:r>
           </w:p>
         </w:tc>
@@ -1990,7 +2934,7 @@
                 <w:sz w:val="20"/>
                 <w:szCs w:val="20"/>
               </w:rPr>
-              <w:t>Confirm users can only retrieve their own records</w:t>
+              <w:t>No real health/financial/SSN/confidential client data before a professional review</w:t>
             </w:r>
           </w:p>
         </w:tc>
@@ -2028,1033 +2972,7 @@
                 <w:sz w:val="20"/>
                 <w:szCs w:val="20"/>
               </w:rPr>
-              <w:t>Asserted directly: a member sees only their own account row, cannot read or update another member's profile, and cannot read staff notes. Cross-user updates affect 0 rows.</w:t>
-            </w:r>
-          </w:p>
-        </w:tc>
-        <w:tc>
-          <w:tcPr>
-            <w:tcW w:w="0" w:type="auto"/>
-            <w:tcBorders>
-              <w:top w:val="single" w:sz="6" w:space="0" w:color="C8C8C8"/>
-              <w:left w:val="single" w:sz="6" w:space="0" w:color="C8C8C8"/>
-              <w:bottom w:val="single" w:sz="6" w:space="0" w:color="C8C8C8"/>
-              <w:right w:val="single" w:sz="6" w:space="0" w:color="C8C8C8"/>
-            </w:tcBorders>
-            <w:noWrap/>
-            <w:tcMar>
-              <w:top w:w="90" w:type="dxa"/>
-              <w:left w:w="120" w:type="dxa"/>
-              <w:bottom w:w="90" w:type="dxa"/>
-              <w:right w:w="120" w:type="dxa"/>
-            </w:tcMar>
-            <w:hideMark/>
-          </w:tcPr>
-          <w:p>
-            <w:pPr>
-              <w:spacing w:before="180" w:after="180"/>
-              <w:rPr>
-                <w:rFonts w:ascii="Calibri" w:eastAsia="Times New Roman" w:hAnsi="Calibri" w:cs="Calibri"/>
-                <w:b/>
-                <w:bCs/>
-                <w:color w:val="222222"/>
-                <w:sz w:val="20"/>
-                <w:szCs w:val="20"/>
-              </w:rPr>
-            </w:pPr>
-            <w:r>
-              <w:rPr>
-                <w:rFonts w:ascii="Calibri" w:eastAsia="Times New Roman" w:hAnsi="Calibri" w:cs="Calibri"/>
-                <w:b/>
-                <w:bCs/>
-                <w:color w:val="222222"/>
-                <w:sz w:val="20"/>
-                <w:szCs w:val="20"/>
-              </w:rPr>
-              <w:t>SATISFIED (automated)</w:t>
-            </w:r>
-          </w:p>
-        </w:tc>
-      </w:tr>
-      <w:tr>
-        <w:trPr>
-          <w:divId w:val="1891065320"/>
-        </w:trPr>
-        <w:tc>
-          <w:tcPr>
-            <w:tcW w:w="0" w:type="auto"/>
-            <w:tcBorders>
-              <w:top w:val="single" w:sz="6" w:space="0" w:color="C8C8C8"/>
-              <w:left w:val="single" w:sz="6" w:space="0" w:color="C8C8C8"/>
-              <w:bottom w:val="single" w:sz="6" w:space="0" w:color="C8C8C8"/>
-              <w:right w:val="single" w:sz="6" w:space="0" w:color="C8C8C8"/>
-            </w:tcBorders>
-            <w:tcMar>
-              <w:top w:w="90" w:type="dxa"/>
-              <w:left w:w="120" w:type="dxa"/>
-              <w:bottom w:w="90" w:type="dxa"/>
-              <w:right w:w="120" w:type="dxa"/>
-            </w:tcMar>
-            <w:hideMark/>
-          </w:tcPr>
-          <w:p>
-            <w:pPr>
-              <w:spacing w:before="180" w:after="180"/>
-              <w:rPr>
-                <w:rFonts w:ascii="Calibri" w:eastAsia="Times New Roman" w:hAnsi="Calibri" w:cs="Calibri"/>
-                <w:color w:val="222222"/>
-                <w:sz w:val="20"/>
-                <w:szCs w:val="20"/>
-              </w:rPr>
-            </w:pPr>
-            <w:r>
-              <w:rPr>
-                <w:rFonts w:ascii="Calibri" w:eastAsia="Times New Roman" w:hAnsi="Calibri" w:cs="Calibri"/>
-                <w:color w:val="222222"/>
-                <w:sz w:val="20"/>
-                <w:szCs w:val="20"/>
-              </w:rPr>
-              <w:t>4</w:t>
-            </w:r>
-          </w:p>
-        </w:tc>
-        <w:tc>
-          <w:tcPr>
-            <w:tcW w:w="0" w:type="auto"/>
-            <w:tcBorders>
-              <w:top w:val="single" w:sz="6" w:space="0" w:color="C8C8C8"/>
-              <w:left w:val="single" w:sz="6" w:space="0" w:color="C8C8C8"/>
-              <w:bottom w:val="single" w:sz="6" w:space="0" w:color="C8C8C8"/>
-              <w:right w:val="single" w:sz="6" w:space="0" w:color="C8C8C8"/>
-            </w:tcBorders>
-            <w:tcMar>
-              <w:top w:w="90" w:type="dxa"/>
-              <w:left w:w="120" w:type="dxa"/>
-              <w:bottom w:w="90" w:type="dxa"/>
-              <w:right w:w="120" w:type="dxa"/>
-            </w:tcMar>
-            <w:hideMark/>
-          </w:tcPr>
-          <w:p>
-            <w:pPr>
-              <w:spacing w:before="180" w:after="180"/>
-              <w:rPr>
-                <w:rFonts w:ascii="Calibri" w:eastAsia="Times New Roman" w:hAnsi="Calibri" w:cs="Calibri"/>
-                <w:color w:val="222222"/>
-                <w:sz w:val="20"/>
-                <w:szCs w:val="20"/>
-              </w:rPr>
-            </w:pPr>
-            <w:r>
-              <w:rPr>
-                <w:rFonts w:ascii="Calibri" w:eastAsia="Times New Roman" w:hAnsi="Calibri" w:cs="Calibri"/>
-                <w:color w:val="222222"/>
-                <w:sz w:val="20"/>
-                <w:szCs w:val="20"/>
-              </w:rPr>
-              <w:t>Search the code for service_role, sb_secret, passwords, Stripe keys</w:t>
-            </w:r>
-          </w:p>
-        </w:tc>
-        <w:tc>
-          <w:tcPr>
-            <w:tcW w:w="0" w:type="auto"/>
-            <w:tcBorders>
-              <w:top w:val="single" w:sz="6" w:space="0" w:color="C8C8C8"/>
-              <w:left w:val="single" w:sz="6" w:space="0" w:color="C8C8C8"/>
-              <w:bottom w:val="single" w:sz="6" w:space="0" w:color="C8C8C8"/>
-              <w:right w:val="single" w:sz="6" w:space="0" w:color="C8C8C8"/>
-            </w:tcBorders>
-            <w:tcMar>
-              <w:top w:w="90" w:type="dxa"/>
-              <w:left w:w="120" w:type="dxa"/>
-              <w:bottom w:w="90" w:type="dxa"/>
-              <w:right w:w="120" w:type="dxa"/>
-            </w:tcMar>
-            <w:hideMark/>
-          </w:tcPr>
-          <w:p>
-            <w:pPr>
-              <w:spacing w:before="180" w:after="180"/>
-              <w:rPr>
-                <w:rFonts w:ascii="Calibri" w:eastAsia="Times New Roman" w:hAnsi="Calibri" w:cs="Calibri"/>
-                <w:color w:val="222222"/>
-                <w:sz w:val="20"/>
-                <w:szCs w:val="20"/>
-              </w:rPr>
-            </w:pPr>
-            <w:r>
-              <w:rPr>
-                <w:rFonts w:ascii="Calibri" w:eastAsia="Times New Roman" w:hAnsi="Calibri" w:cs="Calibri"/>
-                <w:color w:val="222222"/>
-                <w:sz w:val="20"/>
-                <w:szCs w:val="20"/>
-              </w:rPr>
-              <w:t xml:space="preserve">No such keys exist in this stack. The repository contains no credentials: the environment file is git-ignored, the checked-in example ships placeholders </w:t>
-            </w:r>
-            <w:r>
-              <w:rPr>
-                <w:rFonts w:ascii="Calibri" w:eastAsia="Times New Roman" w:hAnsi="Calibri" w:cs="Calibri"/>
-                <w:color w:val="222222"/>
-                <w:sz w:val="20"/>
-                <w:szCs w:val="20"/>
-              </w:rPr>
-              <w:lastRenderedPageBreak/>
-              <w:t>only, and production secrets live in the hosting platform's service variables. Re-scan on every review.</w:t>
-            </w:r>
-          </w:p>
-        </w:tc>
-        <w:tc>
-          <w:tcPr>
-            <w:tcW w:w="0" w:type="auto"/>
-            <w:tcBorders>
-              <w:top w:val="single" w:sz="6" w:space="0" w:color="C8C8C8"/>
-              <w:left w:val="single" w:sz="6" w:space="0" w:color="C8C8C8"/>
-              <w:bottom w:val="single" w:sz="6" w:space="0" w:color="C8C8C8"/>
-              <w:right w:val="single" w:sz="6" w:space="0" w:color="C8C8C8"/>
-            </w:tcBorders>
-            <w:noWrap/>
-            <w:tcMar>
-              <w:top w:w="90" w:type="dxa"/>
-              <w:left w:w="120" w:type="dxa"/>
-              <w:bottom w:w="90" w:type="dxa"/>
-              <w:right w:w="120" w:type="dxa"/>
-            </w:tcMar>
-            <w:hideMark/>
-          </w:tcPr>
-          <w:p>
-            <w:pPr>
-              <w:spacing w:before="180" w:after="180"/>
-              <w:rPr>
-                <w:rFonts w:ascii="Calibri" w:eastAsia="Times New Roman" w:hAnsi="Calibri" w:cs="Calibri"/>
-                <w:b/>
-                <w:bCs/>
-                <w:color w:val="222222"/>
-                <w:sz w:val="20"/>
-                <w:szCs w:val="20"/>
-              </w:rPr>
-            </w:pPr>
-            <w:r>
-              <w:rPr>
-                <w:rFonts w:ascii="Calibri" w:eastAsia="Times New Roman" w:hAnsi="Calibri" w:cs="Calibri"/>
-                <w:b/>
-                <w:bCs/>
-                <w:color w:val="222222"/>
-                <w:sz w:val="20"/>
-                <w:szCs w:val="20"/>
-              </w:rPr>
-              <w:lastRenderedPageBreak/>
-              <w:t>SATISFIED</w:t>
-            </w:r>
-          </w:p>
-        </w:tc>
-      </w:tr>
-      <w:tr>
-        <w:trPr>
-          <w:divId w:val="1891065320"/>
-        </w:trPr>
-        <w:tc>
-          <w:tcPr>
-            <w:tcW w:w="0" w:type="auto"/>
-            <w:tcBorders>
-              <w:top w:val="single" w:sz="6" w:space="0" w:color="C8C8C8"/>
-              <w:left w:val="single" w:sz="6" w:space="0" w:color="C8C8C8"/>
-              <w:bottom w:val="single" w:sz="6" w:space="0" w:color="C8C8C8"/>
-              <w:right w:val="single" w:sz="6" w:space="0" w:color="C8C8C8"/>
-            </w:tcBorders>
-            <w:tcMar>
-              <w:top w:w="90" w:type="dxa"/>
-              <w:left w:w="120" w:type="dxa"/>
-              <w:bottom w:w="90" w:type="dxa"/>
-              <w:right w:w="120" w:type="dxa"/>
-            </w:tcMar>
-            <w:hideMark/>
-          </w:tcPr>
-          <w:p>
-            <w:pPr>
-              <w:spacing w:before="180" w:after="180"/>
-              <w:rPr>
-                <w:rFonts w:ascii="Calibri" w:eastAsia="Times New Roman" w:hAnsi="Calibri" w:cs="Calibri"/>
-                <w:color w:val="222222"/>
-                <w:sz w:val="20"/>
-                <w:szCs w:val="20"/>
-              </w:rPr>
-            </w:pPr>
-            <w:r>
-              <w:rPr>
-                <w:rFonts w:ascii="Calibri" w:eastAsia="Times New Roman" w:hAnsi="Calibri" w:cs="Calibri"/>
-                <w:color w:val="222222"/>
-                <w:sz w:val="20"/>
-                <w:szCs w:val="20"/>
-              </w:rPr>
-              <w:t>5</w:t>
-            </w:r>
-          </w:p>
-        </w:tc>
-        <w:tc>
-          <w:tcPr>
-            <w:tcW w:w="0" w:type="auto"/>
-            <w:tcBorders>
-              <w:top w:val="single" w:sz="6" w:space="0" w:color="C8C8C8"/>
-              <w:left w:val="single" w:sz="6" w:space="0" w:color="C8C8C8"/>
-              <w:bottom w:val="single" w:sz="6" w:space="0" w:color="C8C8C8"/>
-              <w:right w:val="single" w:sz="6" w:space="0" w:color="C8C8C8"/>
-            </w:tcBorders>
-            <w:tcMar>
-              <w:top w:w="90" w:type="dxa"/>
-              <w:left w:w="120" w:type="dxa"/>
-              <w:bottom w:w="90" w:type="dxa"/>
-              <w:right w:w="120" w:type="dxa"/>
-            </w:tcMar>
-            <w:hideMark/>
-          </w:tcPr>
-          <w:p>
-            <w:pPr>
-              <w:spacing w:before="180" w:after="180"/>
-              <w:rPr>
-                <w:rFonts w:ascii="Calibri" w:eastAsia="Times New Roman" w:hAnsi="Calibri" w:cs="Calibri"/>
-                <w:color w:val="222222"/>
-                <w:sz w:val="20"/>
-                <w:szCs w:val="20"/>
-              </w:rPr>
-            </w:pPr>
-            <w:r>
-              <w:rPr>
-                <w:rFonts w:ascii="Calibri" w:eastAsia="Times New Roman" w:hAnsi="Calibri" w:cs="Calibri"/>
-                <w:color w:val="222222"/>
-                <w:sz w:val="20"/>
-                <w:szCs w:val="20"/>
-              </w:rPr>
-              <w:t>Keep privileged code out of React/frontend files</w:t>
-            </w:r>
-          </w:p>
-        </w:tc>
-        <w:tc>
-          <w:tcPr>
-            <w:tcW w:w="0" w:type="auto"/>
-            <w:tcBorders>
-              <w:top w:val="single" w:sz="6" w:space="0" w:color="C8C8C8"/>
-              <w:left w:val="single" w:sz="6" w:space="0" w:color="C8C8C8"/>
-              <w:bottom w:val="single" w:sz="6" w:space="0" w:color="C8C8C8"/>
-              <w:right w:val="single" w:sz="6" w:space="0" w:color="C8C8C8"/>
-            </w:tcBorders>
-            <w:tcMar>
-              <w:top w:w="90" w:type="dxa"/>
-              <w:left w:w="120" w:type="dxa"/>
-              <w:bottom w:w="90" w:type="dxa"/>
-              <w:right w:w="120" w:type="dxa"/>
-            </w:tcMar>
-            <w:hideMark/>
-          </w:tcPr>
-          <w:p>
-            <w:pPr>
-              <w:spacing w:before="180" w:after="180"/>
-              <w:rPr>
-                <w:rFonts w:ascii="Calibri" w:eastAsia="Times New Roman" w:hAnsi="Calibri" w:cs="Calibri"/>
-                <w:color w:val="222222"/>
-                <w:sz w:val="20"/>
-                <w:szCs w:val="20"/>
-              </w:rPr>
-            </w:pPr>
-            <w:r>
-              <w:rPr>
-                <w:rFonts w:ascii="Calibri" w:eastAsia="Times New Roman" w:hAnsi="Calibri" w:cs="Calibri"/>
-                <w:color w:val="222222"/>
-                <w:sz w:val="20"/>
-                <w:szCs w:val="20"/>
-              </w:rPr>
-              <w:t>All privileged code is in the server-side API (the equivalent of Edge Functions in this architecture). The frontend only calls the API with a session cookie.</w:t>
-            </w:r>
-          </w:p>
-        </w:tc>
-        <w:tc>
-          <w:tcPr>
-            <w:tcW w:w="0" w:type="auto"/>
-            <w:tcBorders>
-              <w:top w:val="single" w:sz="6" w:space="0" w:color="C8C8C8"/>
-              <w:left w:val="single" w:sz="6" w:space="0" w:color="C8C8C8"/>
-              <w:bottom w:val="single" w:sz="6" w:space="0" w:color="C8C8C8"/>
-              <w:right w:val="single" w:sz="6" w:space="0" w:color="C8C8C8"/>
-            </w:tcBorders>
-            <w:noWrap/>
-            <w:tcMar>
-              <w:top w:w="90" w:type="dxa"/>
-              <w:left w:w="120" w:type="dxa"/>
-              <w:bottom w:w="90" w:type="dxa"/>
-              <w:right w:w="120" w:type="dxa"/>
-            </w:tcMar>
-            <w:hideMark/>
-          </w:tcPr>
-          <w:p>
-            <w:pPr>
-              <w:spacing w:before="180" w:after="180"/>
-              <w:rPr>
-                <w:rFonts w:ascii="Calibri" w:eastAsia="Times New Roman" w:hAnsi="Calibri" w:cs="Calibri"/>
-                <w:b/>
-                <w:bCs/>
-                <w:color w:val="222222"/>
-                <w:sz w:val="20"/>
-                <w:szCs w:val="20"/>
-              </w:rPr>
-            </w:pPr>
-            <w:r>
-              <w:rPr>
-                <w:rFonts w:ascii="Calibri" w:eastAsia="Times New Roman" w:hAnsi="Calibri" w:cs="Calibri"/>
-                <w:b/>
-                <w:bCs/>
-                <w:color w:val="222222"/>
-                <w:sz w:val="20"/>
-                <w:szCs w:val="20"/>
-              </w:rPr>
-              <w:t>SATISFIED</w:t>
-            </w:r>
-          </w:p>
-        </w:tc>
-      </w:tr>
-      <w:tr>
-        <w:trPr>
-          <w:divId w:val="1891065320"/>
-        </w:trPr>
-        <w:tc>
-          <w:tcPr>
-            <w:tcW w:w="0" w:type="auto"/>
-            <w:tcBorders>
-              <w:top w:val="single" w:sz="6" w:space="0" w:color="C8C8C8"/>
-              <w:left w:val="single" w:sz="6" w:space="0" w:color="C8C8C8"/>
-              <w:bottom w:val="single" w:sz="6" w:space="0" w:color="C8C8C8"/>
-              <w:right w:val="single" w:sz="6" w:space="0" w:color="C8C8C8"/>
-            </w:tcBorders>
-            <w:tcMar>
-              <w:top w:w="90" w:type="dxa"/>
-              <w:left w:w="120" w:type="dxa"/>
-              <w:bottom w:w="90" w:type="dxa"/>
-              <w:right w:w="120" w:type="dxa"/>
-            </w:tcMar>
-            <w:hideMark/>
-          </w:tcPr>
-          <w:p>
-            <w:pPr>
-              <w:spacing w:before="180" w:after="180"/>
-              <w:rPr>
-                <w:rFonts w:ascii="Calibri" w:eastAsia="Times New Roman" w:hAnsi="Calibri" w:cs="Calibri"/>
-                <w:color w:val="222222"/>
-                <w:sz w:val="20"/>
-                <w:szCs w:val="20"/>
-              </w:rPr>
-            </w:pPr>
-            <w:r>
-              <w:rPr>
-                <w:rFonts w:ascii="Calibri" w:eastAsia="Times New Roman" w:hAnsi="Calibri" w:cs="Calibri"/>
-                <w:color w:val="222222"/>
-                <w:sz w:val="20"/>
-                <w:szCs w:val="20"/>
-              </w:rPr>
-              <w:t>6</w:t>
-            </w:r>
-          </w:p>
-        </w:tc>
-        <w:tc>
-          <w:tcPr>
-            <w:tcW w:w="0" w:type="auto"/>
-            <w:tcBorders>
-              <w:top w:val="single" w:sz="6" w:space="0" w:color="C8C8C8"/>
-              <w:left w:val="single" w:sz="6" w:space="0" w:color="C8C8C8"/>
-              <w:bottom w:val="single" w:sz="6" w:space="0" w:color="C8C8C8"/>
-              <w:right w:val="single" w:sz="6" w:space="0" w:color="C8C8C8"/>
-            </w:tcBorders>
-            <w:tcMar>
-              <w:top w:w="90" w:type="dxa"/>
-              <w:left w:w="120" w:type="dxa"/>
-              <w:bottom w:w="90" w:type="dxa"/>
-              <w:right w:w="120" w:type="dxa"/>
-            </w:tcMar>
-            <w:hideMark/>
-          </w:tcPr>
-          <w:p>
-            <w:pPr>
-              <w:spacing w:before="180" w:after="180"/>
-              <w:rPr>
-                <w:rFonts w:ascii="Calibri" w:eastAsia="Times New Roman" w:hAnsi="Calibri" w:cs="Calibri"/>
-                <w:color w:val="222222"/>
-                <w:sz w:val="20"/>
-                <w:szCs w:val="20"/>
-              </w:rPr>
-            </w:pPr>
-            <w:r>
-              <w:rPr>
-                <w:rFonts w:ascii="Calibri" w:eastAsia="Times New Roman" w:hAnsi="Calibri" w:cs="Calibri"/>
-                <w:color w:val="222222"/>
-                <w:sz w:val="20"/>
-                <w:szCs w:val="20"/>
-              </w:rPr>
-              <w:t>Review storage bucket policies</w:t>
-            </w:r>
-          </w:p>
-        </w:tc>
-        <w:tc>
-          <w:tcPr>
-            <w:tcW w:w="0" w:type="auto"/>
-            <w:tcBorders>
-              <w:top w:val="single" w:sz="6" w:space="0" w:color="C8C8C8"/>
-              <w:left w:val="single" w:sz="6" w:space="0" w:color="C8C8C8"/>
-              <w:bottom w:val="single" w:sz="6" w:space="0" w:color="C8C8C8"/>
-              <w:right w:val="single" w:sz="6" w:space="0" w:color="C8C8C8"/>
-            </w:tcBorders>
-            <w:tcMar>
-              <w:top w:w="90" w:type="dxa"/>
-              <w:left w:w="120" w:type="dxa"/>
-              <w:bottom w:w="90" w:type="dxa"/>
-              <w:right w:w="120" w:type="dxa"/>
-            </w:tcMar>
-            <w:hideMark/>
-          </w:tcPr>
-          <w:p>
-            <w:pPr>
-              <w:spacing w:before="180" w:after="180"/>
-              <w:rPr>
-                <w:rFonts w:ascii="Calibri" w:eastAsia="Times New Roman" w:hAnsi="Calibri" w:cs="Calibri"/>
-                <w:color w:val="222222"/>
-                <w:sz w:val="20"/>
-                <w:szCs w:val="20"/>
-              </w:rPr>
-            </w:pPr>
-            <w:r>
-              <w:rPr>
-                <w:rFonts w:ascii="Calibri" w:eastAsia="Times New Roman" w:hAnsi="Calibri" w:cs="Calibri"/>
-                <w:color w:val="222222"/>
-                <w:sz w:val="20"/>
-                <w:szCs w:val="20"/>
-              </w:rPr>
-              <w:t>Not applicable — no buckets. Files are RLS-protected database rows. If files later move to object storage for scale, they will be private-only with short-lived signed URLs, never public buckets.</w:t>
-            </w:r>
-          </w:p>
-        </w:tc>
-        <w:tc>
-          <w:tcPr>
-            <w:tcW w:w="0" w:type="auto"/>
-            <w:tcBorders>
-              <w:top w:val="single" w:sz="6" w:space="0" w:color="C8C8C8"/>
-              <w:left w:val="single" w:sz="6" w:space="0" w:color="C8C8C8"/>
-              <w:bottom w:val="single" w:sz="6" w:space="0" w:color="C8C8C8"/>
-              <w:right w:val="single" w:sz="6" w:space="0" w:color="C8C8C8"/>
-            </w:tcBorders>
-            <w:noWrap/>
-            <w:tcMar>
-              <w:top w:w="90" w:type="dxa"/>
-              <w:left w:w="120" w:type="dxa"/>
-              <w:bottom w:w="90" w:type="dxa"/>
-              <w:right w:w="120" w:type="dxa"/>
-            </w:tcMar>
-            <w:hideMark/>
-          </w:tcPr>
-          <w:p>
-            <w:pPr>
-              <w:spacing w:before="180" w:after="180"/>
-              <w:rPr>
-                <w:rFonts w:ascii="Calibri" w:eastAsia="Times New Roman" w:hAnsi="Calibri" w:cs="Calibri"/>
-                <w:b/>
-                <w:bCs/>
-                <w:color w:val="222222"/>
-                <w:sz w:val="20"/>
-                <w:szCs w:val="20"/>
-              </w:rPr>
-            </w:pPr>
-            <w:r>
-              <w:rPr>
-                <w:rFonts w:ascii="Calibri" w:eastAsia="Times New Roman" w:hAnsi="Calibri" w:cs="Calibri"/>
-                <w:b/>
-                <w:bCs/>
-                <w:color w:val="222222"/>
-                <w:sz w:val="20"/>
-                <w:szCs w:val="20"/>
-              </w:rPr>
-              <w:t>SATISFIED</w:t>
-            </w:r>
-          </w:p>
-        </w:tc>
-      </w:tr>
-      <w:tr>
-        <w:trPr>
-          <w:divId w:val="1891065320"/>
-        </w:trPr>
-        <w:tc>
-          <w:tcPr>
-            <w:tcW w:w="0" w:type="auto"/>
-            <w:tcBorders>
-              <w:top w:val="single" w:sz="6" w:space="0" w:color="C8C8C8"/>
-              <w:left w:val="single" w:sz="6" w:space="0" w:color="C8C8C8"/>
-              <w:bottom w:val="single" w:sz="6" w:space="0" w:color="C8C8C8"/>
-              <w:right w:val="single" w:sz="6" w:space="0" w:color="C8C8C8"/>
-            </w:tcBorders>
-            <w:tcMar>
-              <w:top w:w="90" w:type="dxa"/>
-              <w:left w:w="120" w:type="dxa"/>
-              <w:bottom w:w="90" w:type="dxa"/>
-              <w:right w:w="120" w:type="dxa"/>
-            </w:tcMar>
-            <w:hideMark/>
-          </w:tcPr>
-          <w:p>
-            <w:pPr>
-              <w:spacing w:before="180" w:after="180"/>
-              <w:rPr>
-                <w:rFonts w:ascii="Calibri" w:eastAsia="Times New Roman" w:hAnsi="Calibri" w:cs="Calibri"/>
-                <w:color w:val="222222"/>
-                <w:sz w:val="20"/>
-                <w:szCs w:val="20"/>
-              </w:rPr>
-            </w:pPr>
-            <w:r>
-              <w:rPr>
-                <w:rFonts w:ascii="Calibri" w:eastAsia="Times New Roman" w:hAnsi="Calibri" w:cs="Calibri"/>
-                <w:color w:val="222222"/>
-                <w:sz w:val="20"/>
-                <w:szCs w:val="20"/>
-              </w:rPr>
-              <w:t>7</w:t>
-            </w:r>
-          </w:p>
-        </w:tc>
-        <w:tc>
-          <w:tcPr>
-            <w:tcW w:w="0" w:type="auto"/>
-            <w:tcBorders>
-              <w:top w:val="single" w:sz="6" w:space="0" w:color="C8C8C8"/>
-              <w:left w:val="single" w:sz="6" w:space="0" w:color="C8C8C8"/>
-              <w:bottom w:val="single" w:sz="6" w:space="0" w:color="C8C8C8"/>
-              <w:right w:val="single" w:sz="6" w:space="0" w:color="C8C8C8"/>
-            </w:tcBorders>
-            <w:tcMar>
-              <w:top w:w="90" w:type="dxa"/>
-              <w:left w:w="120" w:type="dxa"/>
-              <w:bottom w:w="90" w:type="dxa"/>
-              <w:right w:w="120" w:type="dxa"/>
-            </w:tcMar>
-            <w:hideMark/>
-          </w:tcPr>
-          <w:p>
-            <w:pPr>
-              <w:spacing w:before="180" w:after="180"/>
-              <w:rPr>
-                <w:rFonts w:ascii="Calibri" w:eastAsia="Times New Roman" w:hAnsi="Calibri" w:cs="Calibri"/>
-                <w:color w:val="222222"/>
-                <w:sz w:val="20"/>
-                <w:szCs w:val="20"/>
-              </w:rPr>
-            </w:pPr>
-            <w:r>
-              <w:rPr>
-                <w:rFonts w:ascii="Calibri" w:eastAsia="Times New Roman" w:hAnsi="Calibri" w:cs="Calibri"/>
-                <w:color w:val="222222"/>
-                <w:sz w:val="20"/>
-                <w:szCs w:val="20"/>
-              </w:rPr>
-              <w:t>Enable two-factor authentication on platform accounts</w:t>
-            </w:r>
-          </w:p>
-        </w:tc>
-        <w:tc>
-          <w:tcPr>
-            <w:tcW w:w="0" w:type="auto"/>
-            <w:tcBorders>
-              <w:top w:val="single" w:sz="6" w:space="0" w:color="C8C8C8"/>
-              <w:left w:val="single" w:sz="6" w:space="0" w:color="C8C8C8"/>
-              <w:bottom w:val="single" w:sz="6" w:space="0" w:color="C8C8C8"/>
-              <w:right w:val="single" w:sz="6" w:space="0" w:color="C8C8C8"/>
-            </w:tcBorders>
-            <w:tcMar>
-              <w:top w:w="90" w:type="dxa"/>
-              <w:left w:w="120" w:type="dxa"/>
-              <w:bottom w:w="90" w:type="dxa"/>
-              <w:right w:w="120" w:type="dxa"/>
-            </w:tcMar>
-            <w:hideMark/>
-          </w:tcPr>
-          <w:p>
-            <w:pPr>
-              <w:spacing w:before="180" w:after="180"/>
-              <w:rPr>
-                <w:rFonts w:ascii="Calibri" w:eastAsia="Times New Roman" w:hAnsi="Calibri" w:cs="Calibri"/>
-                <w:color w:val="222222"/>
-                <w:sz w:val="20"/>
-                <w:szCs w:val="20"/>
-              </w:rPr>
-            </w:pPr>
-            <w:r>
-              <w:rPr>
-                <w:rFonts w:ascii="Calibri" w:eastAsia="Times New Roman" w:hAnsi="Calibri" w:cs="Calibri"/>
-                <w:color w:val="222222"/>
-                <w:sz w:val="20"/>
-                <w:szCs w:val="20"/>
-              </w:rPr>
-              <w:t>Applies to the source-control and hosting accounts that control the infrastructure. Action for the account owner: enable 2FA on both. In-app MFA for admin logins is on the pre-production list.</w:t>
-            </w:r>
-          </w:p>
-        </w:tc>
-        <w:tc>
-          <w:tcPr>
-            <w:tcW w:w="0" w:type="auto"/>
-            <w:tcBorders>
-              <w:top w:val="single" w:sz="6" w:space="0" w:color="C8C8C8"/>
-              <w:left w:val="single" w:sz="6" w:space="0" w:color="C8C8C8"/>
-              <w:bottom w:val="single" w:sz="6" w:space="0" w:color="C8C8C8"/>
-              <w:right w:val="single" w:sz="6" w:space="0" w:color="C8C8C8"/>
-            </w:tcBorders>
-            <w:noWrap/>
-            <w:tcMar>
-              <w:top w:w="90" w:type="dxa"/>
-              <w:left w:w="120" w:type="dxa"/>
-              <w:bottom w:w="90" w:type="dxa"/>
-              <w:right w:w="120" w:type="dxa"/>
-            </w:tcMar>
-            <w:hideMark/>
-          </w:tcPr>
-          <w:p>
-            <w:pPr>
-              <w:spacing w:before="180" w:after="180"/>
-              <w:rPr>
-                <w:rFonts w:ascii="Calibri" w:eastAsia="Times New Roman" w:hAnsi="Calibri" w:cs="Calibri"/>
-                <w:b/>
-                <w:bCs/>
-                <w:color w:val="222222"/>
-                <w:sz w:val="20"/>
-                <w:szCs w:val="20"/>
-              </w:rPr>
-            </w:pPr>
-            <w:r>
-              <w:rPr>
-                <w:rFonts w:ascii="Calibri" w:eastAsia="Times New Roman" w:hAnsi="Calibri" w:cs="Calibri"/>
-                <w:b/>
-                <w:bCs/>
-                <w:color w:val="222222"/>
-                <w:sz w:val="20"/>
-                <w:szCs w:val="20"/>
-              </w:rPr>
-              <w:t>OWNER ACTION</w:t>
-            </w:r>
-          </w:p>
-        </w:tc>
-      </w:tr>
-      <w:tr>
-        <w:trPr>
-          <w:divId w:val="1891065320"/>
-        </w:trPr>
-        <w:tc>
-          <w:tcPr>
-            <w:tcW w:w="0" w:type="auto"/>
-            <w:tcBorders>
-              <w:top w:val="single" w:sz="6" w:space="0" w:color="C8C8C8"/>
-              <w:left w:val="single" w:sz="6" w:space="0" w:color="C8C8C8"/>
-              <w:bottom w:val="single" w:sz="6" w:space="0" w:color="C8C8C8"/>
-              <w:right w:val="single" w:sz="6" w:space="0" w:color="C8C8C8"/>
-            </w:tcBorders>
-            <w:tcMar>
-              <w:top w:w="90" w:type="dxa"/>
-              <w:left w:w="120" w:type="dxa"/>
-              <w:bottom w:w="90" w:type="dxa"/>
-              <w:right w:w="120" w:type="dxa"/>
-            </w:tcMar>
-            <w:hideMark/>
-          </w:tcPr>
-          <w:p>
-            <w:pPr>
-              <w:spacing w:before="180" w:after="180"/>
-              <w:rPr>
-                <w:rFonts w:ascii="Calibri" w:eastAsia="Times New Roman" w:hAnsi="Calibri" w:cs="Calibri"/>
-                <w:color w:val="222222"/>
-                <w:sz w:val="20"/>
-                <w:szCs w:val="20"/>
-              </w:rPr>
-            </w:pPr>
-            <w:r>
-              <w:rPr>
-                <w:rFonts w:ascii="Calibri" w:eastAsia="Times New Roman" w:hAnsi="Calibri" w:cs="Calibri"/>
-                <w:color w:val="222222"/>
-                <w:sz w:val="20"/>
-                <w:szCs w:val="20"/>
-              </w:rPr>
-              <w:t>8</w:t>
-            </w:r>
-          </w:p>
-        </w:tc>
-        <w:tc>
-          <w:tcPr>
-            <w:tcW w:w="0" w:type="auto"/>
-            <w:tcBorders>
-              <w:top w:val="single" w:sz="6" w:space="0" w:color="C8C8C8"/>
-              <w:left w:val="single" w:sz="6" w:space="0" w:color="C8C8C8"/>
-              <w:bottom w:val="single" w:sz="6" w:space="0" w:color="C8C8C8"/>
-              <w:right w:val="single" w:sz="6" w:space="0" w:color="C8C8C8"/>
-            </w:tcBorders>
-            <w:tcMar>
-              <w:top w:w="90" w:type="dxa"/>
-              <w:left w:w="120" w:type="dxa"/>
-              <w:bottom w:w="90" w:type="dxa"/>
-              <w:right w:w="120" w:type="dxa"/>
-            </w:tcMar>
-            <w:hideMark/>
-          </w:tcPr>
-          <w:p>
-            <w:pPr>
-              <w:spacing w:before="180" w:after="180"/>
-              <w:rPr>
-                <w:rFonts w:ascii="Calibri" w:eastAsia="Times New Roman" w:hAnsi="Calibri" w:cs="Calibri"/>
-                <w:color w:val="222222"/>
-                <w:sz w:val="20"/>
-                <w:szCs w:val="20"/>
-              </w:rPr>
-            </w:pPr>
-            <w:r>
-              <w:rPr>
-                <w:rFonts w:ascii="Calibri" w:eastAsia="Times New Roman" w:hAnsi="Calibri" w:cs="Calibri"/>
-                <w:color w:val="222222"/>
-                <w:sz w:val="20"/>
-                <w:szCs w:val="20"/>
-              </w:rPr>
-              <w:t>Run a security scan after every meaningful database change</w:t>
-            </w:r>
-          </w:p>
-        </w:tc>
-        <w:tc>
-          <w:tcPr>
-            <w:tcW w:w="0" w:type="auto"/>
-            <w:tcBorders>
-              <w:top w:val="single" w:sz="6" w:space="0" w:color="C8C8C8"/>
-              <w:left w:val="single" w:sz="6" w:space="0" w:color="C8C8C8"/>
-              <w:bottom w:val="single" w:sz="6" w:space="0" w:color="C8C8C8"/>
-              <w:right w:val="single" w:sz="6" w:space="0" w:color="C8C8C8"/>
-            </w:tcBorders>
-            <w:tcMar>
-              <w:top w:w="90" w:type="dxa"/>
-              <w:left w:w="120" w:type="dxa"/>
-              <w:bottom w:w="90" w:type="dxa"/>
-              <w:right w:w="120" w:type="dxa"/>
-            </w:tcMar>
-            <w:hideMark/>
-          </w:tcPr>
-          <w:p>
-            <w:pPr>
-              <w:spacing w:before="180" w:after="180"/>
-              <w:rPr>
-                <w:rFonts w:ascii="Calibri" w:eastAsia="Times New Roman" w:hAnsi="Calibri" w:cs="Calibri"/>
-                <w:color w:val="222222"/>
-                <w:sz w:val="20"/>
-                <w:szCs w:val="20"/>
-              </w:rPr>
-            </w:pPr>
-            <w:r>
-              <w:rPr>
-                <w:rFonts w:ascii="Calibri" w:eastAsia="Times New Roman" w:hAnsi="Calibri" w:cs="Calibri"/>
-                <w:color w:val="222222"/>
-                <w:sz w:val="20"/>
-                <w:szCs w:val="20"/>
-              </w:rPr>
-              <w:t>The equivalent here is stronger than a generic scan: the RLS verification suite runs after every migration and fails if any policy regresses. It has already caught one real bug during development.</w:t>
-            </w:r>
-          </w:p>
-        </w:tc>
-        <w:tc>
-          <w:tcPr>
-            <w:tcW w:w="0" w:type="auto"/>
-            <w:tcBorders>
-              <w:top w:val="single" w:sz="6" w:space="0" w:color="C8C8C8"/>
-              <w:left w:val="single" w:sz="6" w:space="0" w:color="C8C8C8"/>
-              <w:bottom w:val="single" w:sz="6" w:space="0" w:color="C8C8C8"/>
-              <w:right w:val="single" w:sz="6" w:space="0" w:color="C8C8C8"/>
-            </w:tcBorders>
-            <w:noWrap/>
-            <w:tcMar>
-              <w:top w:w="90" w:type="dxa"/>
-              <w:left w:w="120" w:type="dxa"/>
-              <w:bottom w:w="90" w:type="dxa"/>
-              <w:right w:w="120" w:type="dxa"/>
-            </w:tcMar>
-            <w:hideMark/>
-          </w:tcPr>
-          <w:p>
-            <w:pPr>
-              <w:spacing w:before="180" w:after="180"/>
-              <w:rPr>
-                <w:rFonts w:ascii="Calibri" w:eastAsia="Times New Roman" w:hAnsi="Calibri" w:cs="Calibri"/>
-                <w:b/>
-                <w:bCs/>
-                <w:color w:val="222222"/>
-                <w:sz w:val="20"/>
-                <w:szCs w:val="20"/>
-              </w:rPr>
-            </w:pPr>
-            <w:r>
-              <w:rPr>
-                <w:rFonts w:ascii="Calibri" w:eastAsia="Times New Roman" w:hAnsi="Calibri" w:cs="Calibri"/>
-                <w:b/>
-                <w:bCs/>
-                <w:color w:val="222222"/>
-                <w:sz w:val="20"/>
-                <w:szCs w:val="20"/>
-              </w:rPr>
-              <w:t>SATISFIED (automated)</w:t>
-            </w:r>
-          </w:p>
-        </w:tc>
-      </w:tr>
-      <w:tr>
-        <w:trPr>
-          <w:divId w:val="1891065320"/>
-        </w:trPr>
-        <w:tc>
-          <w:tcPr>
-            <w:tcW w:w="0" w:type="auto"/>
-            <w:tcBorders>
-              <w:top w:val="single" w:sz="6" w:space="0" w:color="C8C8C8"/>
-              <w:left w:val="single" w:sz="6" w:space="0" w:color="C8C8C8"/>
-              <w:bottom w:val="single" w:sz="6" w:space="0" w:color="C8C8C8"/>
-              <w:right w:val="single" w:sz="6" w:space="0" w:color="C8C8C8"/>
-            </w:tcBorders>
-            <w:tcMar>
-              <w:top w:w="90" w:type="dxa"/>
-              <w:left w:w="120" w:type="dxa"/>
-              <w:bottom w:w="90" w:type="dxa"/>
-              <w:right w:w="120" w:type="dxa"/>
-            </w:tcMar>
-            <w:hideMark/>
-          </w:tcPr>
-          <w:p>
-            <w:pPr>
-              <w:spacing w:before="180" w:after="180"/>
-              <w:rPr>
-                <w:rFonts w:ascii="Calibri" w:eastAsia="Times New Roman" w:hAnsi="Calibri" w:cs="Calibri"/>
-                <w:color w:val="222222"/>
-                <w:sz w:val="20"/>
-                <w:szCs w:val="20"/>
-              </w:rPr>
-            </w:pPr>
-            <w:r>
-              <w:rPr>
-                <w:rFonts w:ascii="Calibri" w:eastAsia="Times New Roman" w:hAnsi="Calibri" w:cs="Calibri"/>
-                <w:color w:val="222222"/>
-                <w:sz w:val="20"/>
-                <w:szCs w:val="20"/>
-              </w:rPr>
-              <w:t>9</w:t>
-            </w:r>
-          </w:p>
-        </w:tc>
-        <w:tc>
-          <w:tcPr>
-            <w:tcW w:w="0" w:type="auto"/>
-            <w:tcBorders>
-              <w:top w:val="single" w:sz="6" w:space="0" w:color="C8C8C8"/>
-              <w:left w:val="single" w:sz="6" w:space="0" w:color="C8C8C8"/>
-              <w:bottom w:val="single" w:sz="6" w:space="0" w:color="C8C8C8"/>
-              <w:right w:val="single" w:sz="6" w:space="0" w:color="C8C8C8"/>
-            </w:tcBorders>
-            <w:tcMar>
-              <w:top w:w="90" w:type="dxa"/>
-              <w:left w:w="120" w:type="dxa"/>
-              <w:bottom w:w="90" w:type="dxa"/>
-              <w:right w:w="120" w:type="dxa"/>
-            </w:tcMar>
-            <w:hideMark/>
-          </w:tcPr>
-          <w:p>
-            <w:pPr>
-              <w:spacing w:before="180" w:after="180"/>
-              <w:rPr>
-                <w:rFonts w:ascii="Calibri" w:eastAsia="Times New Roman" w:hAnsi="Calibri" w:cs="Calibri"/>
-                <w:color w:val="222222"/>
-                <w:sz w:val="20"/>
-                <w:szCs w:val="20"/>
-              </w:rPr>
-            </w:pPr>
-            <w:r>
-              <w:rPr>
-                <w:rFonts w:ascii="Calibri" w:eastAsia="Times New Roman" w:hAnsi="Calibri" w:cs="Calibri"/>
-                <w:color w:val="222222"/>
-                <w:sz w:val="20"/>
-                <w:szCs w:val="20"/>
-              </w:rPr>
-              <w:t>Avoid real health/financial/SSN/confidential client data until a professional review</w:t>
-            </w:r>
-          </w:p>
-        </w:tc>
-        <w:tc>
-          <w:tcPr>
-            <w:tcW w:w="0" w:type="auto"/>
-            <w:tcBorders>
-              <w:top w:val="single" w:sz="6" w:space="0" w:color="C8C8C8"/>
-              <w:left w:val="single" w:sz="6" w:space="0" w:color="C8C8C8"/>
-              <w:bottom w:val="single" w:sz="6" w:space="0" w:color="C8C8C8"/>
-              <w:right w:val="single" w:sz="6" w:space="0" w:color="C8C8C8"/>
-            </w:tcBorders>
-            <w:tcMar>
-              <w:top w:w="90" w:type="dxa"/>
-              <w:left w:w="120" w:type="dxa"/>
-              <w:bottom w:w="90" w:type="dxa"/>
-              <w:right w:w="120" w:type="dxa"/>
-            </w:tcMar>
-            <w:hideMark/>
-          </w:tcPr>
-          <w:p>
-            <w:pPr>
-              <w:spacing w:before="180" w:after="180"/>
-              <w:rPr>
-                <w:rFonts w:ascii="Calibri" w:eastAsia="Times New Roman" w:hAnsi="Calibri" w:cs="Calibri"/>
-                <w:color w:val="222222"/>
-                <w:sz w:val="20"/>
-                <w:szCs w:val="20"/>
-              </w:rPr>
-            </w:pPr>
-            <w:r>
-              <w:rPr>
-                <w:rFonts w:ascii="Calibri" w:eastAsia="Times New Roman" w:hAnsi="Calibri" w:cs="Calibri"/>
-                <w:color w:val="222222"/>
-                <w:sz w:val="20"/>
-                <w:szCs w:val="20"/>
-              </w:rPr>
-              <w:t>Agreed without reservation. No real confidential data is held during the proof-of-concept phase. Before real candidate dossiers (compensation, interview notes) are stored: professional security review, plus email verification, password reset, MFA, and token revocation.</w:t>
-            </w:r>
-          </w:p>
-        </w:tc>
-        <w:tc>
-          <w:tcPr>
-            <w:tcW w:w="0" w:type="auto"/>
-            <w:tcBorders>
-              <w:top w:val="single" w:sz="6" w:space="0" w:color="C8C8C8"/>
-              <w:left w:val="single" w:sz="6" w:space="0" w:color="C8C8C8"/>
-              <w:bottom w:val="single" w:sz="6" w:space="0" w:color="C8C8C8"/>
-              <w:right w:val="single" w:sz="6" w:space="0" w:color="C8C8C8"/>
-            </w:tcBorders>
-            <w:noWrap/>
-            <w:tcMar>
-              <w:top w:w="90" w:type="dxa"/>
-              <w:left w:w="120" w:type="dxa"/>
-              <w:bottom w:w="90" w:type="dxa"/>
-              <w:right w:w="120" w:type="dxa"/>
-            </w:tcMar>
-            <w:hideMark/>
-          </w:tcPr>
-          <w:p>
-            <w:pPr>
-              <w:spacing w:before="180" w:after="180"/>
-              <w:rPr>
-                <w:rFonts w:ascii="Calibri" w:eastAsia="Times New Roman" w:hAnsi="Calibri" w:cs="Calibri"/>
-                <w:b/>
-                <w:bCs/>
-                <w:color w:val="222222"/>
-                <w:sz w:val="20"/>
-                <w:szCs w:val="20"/>
-              </w:rPr>
-            </w:pPr>
-            <w:r>
-              <w:rPr>
-                <w:rFonts w:ascii="Calibri" w:eastAsia="Times New Roman" w:hAnsi="Calibri" w:cs="Calibri"/>
-                <w:b/>
-                <w:bCs/>
-                <w:color w:val="222222"/>
-                <w:sz w:val="20"/>
-                <w:szCs w:val="20"/>
-              </w:rPr>
-              <w:t>PLANNED GATE</w:t>
+              <w:t>Keep DEV on synthetic data only. Before real candidate résumés, compensation, interview notes, rankings, or client information enter the system: commission an independent security review of the Supabase policies, enable database backups/PITR, and turn on the auth hardening from item 7.</w:t>
             </w:r>
           </w:p>
         </w:tc>
@@ -3063,22 +2981,22 @@
     <w:p>
       <w:pPr>
         <w:pStyle w:val="Heading2"/>
-        <w:divId w:val="1891065320"/>
-        <w:rPr>
-          <w:rFonts w:ascii="Calibri" w:eastAsia="Times New Roman" w:hAnsi="Calibri" w:cs="Calibri"/>
-        </w:rPr>
-      </w:pPr>
-      <w:r>
-        <w:rPr>
-          <w:rFonts w:ascii="Calibri" w:eastAsia="Times New Roman" w:hAnsi="Calibri" w:cs="Calibri"/>
-        </w:rPr>
-        <w:t>What "already automated" means (and what it does not)</w:t>
+        <w:divId w:val="727411504"/>
+        <w:rPr>
+          <w:rFonts w:ascii="Calibri" w:eastAsia="Times New Roman" w:hAnsi="Calibri" w:cs="Calibri"/>
+        </w:rPr>
+      </w:pPr>
+      <w:r>
+        <w:rPr>
+          <w:rFonts w:ascii="Calibri" w:eastAsia="Times New Roman" w:hAnsi="Calibri" w:cs="Calibri"/>
+        </w:rPr>
+        <w:t>Part 3 — Because this is an executive-search application</w:t>
       </w:r>
     </w:p>
     <w:p>
       <w:pPr>
-        <w:pStyle w:val="callout"/>
-        <w:divId w:val="1891065320"/>
+        <w:pStyle w:val="NormalWeb"/>
+        <w:divId w:val="727411504"/>
         <w:rPr>
           <w:rFonts w:ascii="Calibri" w:hAnsi="Calibri" w:cs="Calibri"/>
           <w:color w:val="222222"/>
@@ -3093,56 +3011,7 @@
           <w:sz w:val="22"/>
           <w:szCs w:val="22"/>
         </w:rPr>
-        <w:t xml:space="preserve">Items 1–3 are not </w:t>
-      </w:r>
-      <w:r>
-        <w:rPr>
-          <w:rFonts w:ascii="Calibri" w:hAnsi="Calibri" w:cs="Calibri"/>
-          <w:i/>
-          <w:iCs/>
-          <w:color w:val="222222"/>
-          <w:sz w:val="22"/>
-          <w:szCs w:val="22"/>
-        </w:rPr>
-        <w:t>dismissed</w:t>
-      </w:r>
-      <w:r>
-        <w:rPr>
-          <w:rFonts w:ascii="Calibri" w:hAnsi="Calibri" w:cs="Calibri"/>
-          <w:color w:val="222222"/>
-          <w:sz w:val="22"/>
-          <w:szCs w:val="22"/>
-        </w:rPr>
-        <w:t xml:space="preserve"> — they are </w:t>
-      </w:r>
-      <w:r>
-        <w:rPr>
-          <w:rFonts w:ascii="Calibri" w:hAnsi="Calibri" w:cs="Calibri"/>
-          <w:i/>
-          <w:iCs/>
-          <w:color w:val="222222"/>
-          <w:sz w:val="22"/>
-          <w:szCs w:val="22"/>
-        </w:rPr>
-        <w:t>implemented and re-checked by code</w:t>
-      </w:r>
-      <w:r>
-        <w:rPr>
-          <w:rFonts w:ascii="Calibri" w:hAnsi="Calibri" w:cs="Calibri"/>
-          <w:color w:val="222222"/>
-          <w:sz w:val="22"/>
-          <w:szCs w:val="22"/>
-        </w:rPr>
-        <w:t xml:space="preserve"> </w:t>
-      </w:r>
-      <w:r>
-        <w:rPr>
-          <w:rFonts w:ascii="Calibri" w:hAnsi="Calibri" w:cs="Calibri"/>
-          <w:color w:val="222222"/>
-          <w:sz w:val="22"/>
-          <w:szCs w:val="22"/>
-        </w:rPr>
-        <w:t xml:space="preserve">on every schema change, which is more reliable than a one-time manual review. However, the automated suite proves the policies do what </w:t>
+        <w:t xml:space="preserve">The consultant is right to classify it as a </w:t>
       </w:r>
       <w:r>
         <w:rPr>
@@ -3153,7 +3022,7 @@
           <w:sz w:val="22"/>
           <w:szCs w:val="22"/>
         </w:rPr>
-        <w:t>we</w:t>
+        <w:t>confidential-data application</w:t>
       </w:r>
       <w:r>
         <w:rPr>
@@ -3162,53 +3031,89 @@
           <w:sz w:val="22"/>
           <w:szCs w:val="22"/>
         </w:rPr>
-        <w:t xml:space="preserve"> intended; it cannot prove our intentions are complete. That is why item 9 stands: an independent professional review remains the gate before real confidential executive-search data enters the system.</w:t>
+        <w:t>. Beyond the checklist, three practices fit the data it will hold, all within Supabase:</w:t>
       </w:r>
     </w:p>
     <w:p>
       <w:pPr>
-        <w:pStyle w:val="Heading2"/>
-        <w:divId w:val="1891065320"/>
-        <w:rPr>
-          <w:rFonts w:ascii="Calibri" w:eastAsia="Times New Roman" w:hAnsi="Calibri" w:cs="Calibri"/>
-        </w:rPr>
-      </w:pPr>
-      <w:r>
-        <w:rPr>
-          <w:rFonts w:ascii="Calibri" w:eastAsia="Times New Roman" w:hAnsi="Calibri" w:cs="Calibri"/>
-        </w:rPr>
-        <w:t>Executive-search readiness</w:t>
+        <w:numPr>
+          <w:ilvl w:val="0"/>
+          <w:numId w:val="7"/>
+        </w:numPr>
+        <w:spacing w:before="100" w:beforeAutospacing="1" w:after="100" w:afterAutospacing="1"/>
+        <w:divId w:val="727411504"/>
+        <w:rPr>
+          <w:rFonts w:ascii="Calibri" w:eastAsia="Times New Roman" w:hAnsi="Calibri" w:cs="Calibri"/>
+          <w:color w:val="222222"/>
+          <w:sz w:val="22"/>
+          <w:szCs w:val="22"/>
+        </w:rPr>
+      </w:pPr>
+      <w:r>
+        <w:rPr>
+          <w:rFonts w:ascii="Calibri" w:eastAsia="Times New Roman" w:hAnsi="Calibri" w:cs="Calibri"/>
+          <w:b/>
+          <w:bCs/>
+          <w:color w:val="222222"/>
+          <w:sz w:val="22"/>
+          <w:szCs w:val="22"/>
+        </w:rPr>
+        <w:t>Separate the most sensitive data.</w:t>
+      </w:r>
+      <w:r>
+        <w:rPr>
+          <w:rFonts w:ascii="Calibri" w:eastAsia="Times New Roman" w:hAnsi="Calibri" w:cs="Calibri"/>
+          <w:color w:val="222222"/>
+          <w:sz w:val="22"/>
+          <w:szCs w:val="22"/>
+        </w:rPr>
+        <w:t xml:space="preserve"> Keep compensation, interview notes, and rankings in their own tables with the strictest policies (staff-only), rather than as columns on a general profile table — so one permissive profile policy can never expose them.</w:t>
       </w:r>
     </w:p>
     <w:p>
       <w:pPr>
-        <w:pStyle w:val="NormalWeb"/>
-        <w:divId w:val="1891065320"/>
-        <w:rPr>
-          <w:rFonts w:ascii="Calibri" w:hAnsi="Calibri" w:cs="Calibri"/>
-          <w:color w:val="222222"/>
-          <w:sz w:val="22"/>
-          <w:szCs w:val="22"/>
-        </w:rPr>
-      </w:pPr>
-      <w:r>
-        <w:rPr>
-          <w:rFonts w:ascii="Calibri" w:hAnsi="Calibri" w:cs="Calibri"/>
-          <w:color w:val="222222"/>
-          <w:sz w:val="22"/>
-          <w:szCs w:val="22"/>
-        </w:rPr>
-        <w:t>The consultant's closing paragraph — résumés, compensation, interview notes, rankings, client information — is the direction this architecture already anticipates:</w:t>
+        <w:numPr>
+          <w:ilvl w:val="0"/>
+          <w:numId w:val="7"/>
+        </w:numPr>
+        <w:spacing w:before="100" w:beforeAutospacing="1" w:after="100" w:afterAutospacing="1"/>
+        <w:divId w:val="727411504"/>
+        <w:rPr>
+          <w:rFonts w:ascii="Calibri" w:eastAsia="Times New Roman" w:hAnsi="Calibri" w:cs="Calibri"/>
+          <w:color w:val="222222"/>
+          <w:sz w:val="22"/>
+          <w:szCs w:val="22"/>
+        </w:rPr>
+      </w:pPr>
+      <w:r>
+        <w:rPr>
+          <w:rFonts w:ascii="Calibri" w:eastAsia="Times New Roman" w:hAnsi="Calibri" w:cs="Calibri"/>
+          <w:b/>
+          <w:bCs/>
+          <w:color w:val="222222"/>
+          <w:sz w:val="22"/>
+          <w:szCs w:val="22"/>
+        </w:rPr>
+        <w:t>Audit access.</w:t>
+      </w:r>
+      <w:r>
+        <w:rPr>
+          <w:rFonts w:ascii="Calibri" w:eastAsia="Times New Roman" w:hAnsi="Calibri" w:cs="Calibri"/>
+          <w:color w:val="222222"/>
+          <w:sz w:val="22"/>
+          <w:szCs w:val="22"/>
+        </w:rPr>
+        <w:t xml:space="preserve"> Add an append-only audit table (insert-only policy) written by triggers or Edge Functions for sensitive reads/writes — who viewed a candidate's compensation or downloaded a résumé, and when.</w:t>
       </w:r>
     </w:p>
     <w:p>
       <w:pPr>
         <w:numPr>
           <w:ilvl w:val="0"/>
-          <w:numId w:val="1"/>
+          <w:numId w:val="7"/>
         </w:numPr>
         <w:spacing w:before="100" w:beforeAutospacing="1" w:after="100" w:afterAutospacing="1"/>
-        <w:divId w:val="1891065320"/>
+        <w:divId w:val="727411504"/>
         <w:rPr>
           <w:rFonts w:ascii="Calibri" w:eastAsia="Times New Roman" w:hAnsi="Calibri" w:cs="Calibri"/>
           <w:color w:val="222222"/>
@@ -3225,128 +3130,52 @@
           <w:sz w:val="22"/>
           <w:szCs w:val="22"/>
         </w:rPr>
-        <w:t>Client role:</w:t>
-      </w:r>
-      <w:r>
-        <w:rPr>
-          <w:rFonts w:ascii="Calibri" w:eastAsia="Times New Roman" w:hAnsi="Calibri" w:cs="Calibri"/>
-          <w:color w:val="222222"/>
-          <w:sz w:val="22"/>
-          <w:szCs w:val="22"/>
-        </w:rPr>
-        <w:t xml:space="preserve"> client-company users see only their own company's positions and candidate slates. Company assignment is admin-only, guarded at the database-trigger level like role changes.</w:t>
+        <w:t>Disclose progressively to clients.</w:t>
+      </w:r>
+      <w:r>
+        <w:rPr>
+          <w:rFonts w:ascii="Calibri" w:eastAsia="Times New Roman" w:hAnsi="Calibri" w:cs="Calibri"/>
+          <w:color w:val="222222"/>
+          <w:sz w:val="22"/>
+          <w:szCs w:val="22"/>
+        </w:rPr>
+        <w:t xml:space="preserve"> </w:t>
+      </w:r>
+      <w:r>
+        <w:rPr>
+          <w:rFonts w:ascii="Calibri" w:eastAsia="Times New Roman" w:hAnsi="Calibri" w:cs="Calibri"/>
+          <w:color w:val="222222"/>
+          <w:sz w:val="22"/>
+          <w:szCs w:val="22"/>
+        </w:rPr>
+        <w:t>If client companies will view candidates, gate identity/CV visibility per candidate through a junction table checked in RLS — anonymous summary first, identity and documents only when explicitly raised — so disclosure is a database rule, not a UI convention.</w:t>
       </w:r>
     </w:p>
     <w:p>
       <w:pPr>
-        <w:numPr>
-          <w:ilvl w:val="0"/>
-          <w:numId w:val="1"/>
-        </w:numPr>
-        <w:spacing w:before="100" w:beforeAutospacing="1" w:after="100" w:afterAutospacing="1"/>
-        <w:divId w:val="1891065320"/>
-        <w:rPr>
-          <w:rFonts w:ascii="Calibri" w:eastAsia="Times New Roman" w:hAnsi="Calibri" w:cs="Calibri"/>
-          <w:color w:val="222222"/>
-          <w:sz w:val="22"/>
-          <w:szCs w:val="22"/>
-        </w:rPr>
-      </w:pPr>
-      <w:r>
-        <w:rPr>
-          <w:rFonts w:ascii="Calibri" w:eastAsia="Times New Roman" w:hAnsi="Calibri" w:cs="Calibri"/>
+        <w:pStyle w:val="callout"/>
+        <w:divId w:val="727411504"/>
+        <w:rPr>
+          <w:rFonts w:ascii="Calibri" w:hAnsi="Calibri" w:cs="Calibri"/>
+          <w:color w:val="222222"/>
+          <w:sz w:val="22"/>
+          <w:szCs w:val="22"/>
+        </w:rPr>
+      </w:pPr>
+      <w:r>
+        <w:rPr>
+          <w:rFonts w:ascii="Calibri" w:hAnsi="Calibri" w:cs="Calibri"/>
           <w:b/>
           <w:bCs/>
           <w:color w:val="222222"/>
           <w:sz w:val="22"/>
           <w:szCs w:val="22"/>
         </w:rPr>
-        <w:t>Disclosure ladder:</w:t>
-      </w:r>
-      <w:r>
-        <w:rPr>
-          <w:rFonts w:ascii="Calibri" w:eastAsia="Times New Roman" w:hAnsi="Calibri" w:cs="Calibri"/>
-          <w:color w:val="222222"/>
-          <w:sz w:val="22"/>
-          <w:szCs w:val="22"/>
-        </w:rPr>
-        <w:t xml:space="preserve"> candidates appear to clien</w:t>
-      </w:r>
-      <w:r>
-        <w:rPr>
-          <w:rFonts w:ascii="Calibri" w:eastAsia="Times New Roman" w:hAnsi="Calibri" w:cs="Calibri"/>
-          <w:color w:val="222222"/>
-          <w:sz w:val="22"/>
-          <w:szCs w:val="22"/>
-        </w:rPr>
-        <w:t>t companies as anonymous (summary only) → identified (name + profile) → full (adds CV), controlled per-candidate by admins and enforced by row-level security — not by the UI.</w:t>
-      </w:r>
-    </w:p>
-    <w:p>
-      <w:pPr>
-        <w:numPr>
-          <w:ilvl w:val="0"/>
-          <w:numId w:val="1"/>
-        </w:numPr>
-        <w:spacing w:before="100" w:beforeAutospacing="1" w:after="100" w:afterAutospacing="1"/>
-        <w:divId w:val="1891065320"/>
-        <w:rPr>
-          <w:rFonts w:ascii="Calibri" w:eastAsia="Times New Roman" w:hAnsi="Calibri" w:cs="Calibri"/>
-          <w:color w:val="222222"/>
-          <w:sz w:val="22"/>
-          <w:szCs w:val="22"/>
-        </w:rPr>
-      </w:pPr>
-      <w:r>
-        <w:rPr>
-          <w:rFonts w:ascii="Calibri" w:eastAsia="Times New Roman" w:hAnsi="Calibri" w:cs="Calibri"/>
-          <w:b/>
-          <w:bCs/>
-          <w:color w:val="222222"/>
-          <w:sz w:val="22"/>
-          <w:szCs w:val="22"/>
-        </w:rPr>
-        <w:t>Read auditing:</w:t>
-      </w:r>
-      <w:r>
-        <w:rPr>
-          <w:rFonts w:ascii="Calibri" w:eastAsia="Times New Roman" w:hAnsi="Calibri" w:cs="Calibri"/>
-          <w:color w:val="222222"/>
-          <w:sz w:val="22"/>
-          <w:szCs w:val="22"/>
-        </w:rPr>
-        <w:t xml:space="preserve"> staff profile views, staff CV downloads, client slate views, and client CV downloads are all written to an append-only audit log.</w:t>
-      </w:r>
-    </w:p>
-    <w:p>
-      <w:pPr>
-        <w:numPr>
-          <w:ilvl w:val="0"/>
-          <w:numId w:val="1"/>
-        </w:numPr>
-        <w:spacing w:before="100" w:beforeAutospacing="1" w:after="100" w:afterAutospacing="1"/>
-        <w:divId w:val="1891065320"/>
-        <w:rPr>
-          <w:rFonts w:ascii="Calibri" w:eastAsia="Times New Roman" w:hAnsi="Calibri" w:cs="Calibri"/>
-          <w:color w:val="222222"/>
-          <w:sz w:val="22"/>
-          <w:szCs w:val="22"/>
-        </w:rPr>
-      </w:pPr>
-      <w:r>
-        <w:rPr>
-          <w:rFonts w:ascii="Calibri" w:eastAsia="Times New Roman" w:hAnsi="Calibri" w:cs="Calibri"/>
-          <w:b/>
-          <w:bCs/>
-          <w:color w:val="222222"/>
-          <w:sz w:val="22"/>
-          <w:szCs w:val="22"/>
-        </w:rPr>
-        <w:t>Narrowed support visibility:</w:t>
-      </w:r>
-      <w:r>
-        <w:rPr>
-          <w:rFonts w:ascii="Calibri" w:eastAsia="Times New Roman" w:hAnsi="Calibri" w:cs="Calibri"/>
+        <w:t>Bottom line:</w:t>
+      </w:r>
+      <w:r>
+        <w:rPr>
+          <w:rFonts w:ascii="Calibri" w:hAnsi="Calibri" w:cs="Calibri"/>
           <w:color w:val="222222"/>
           <w:sz w:val="22"/>
           <w:szCs w:val="22"/>
@@ -3355,15 +3184,21 @@
       </w:r>
       <w:r>
         <w:rPr>
-          <w:rFonts w:ascii="Calibri" w:eastAsia="Times New Roman" w:hAnsi="Calibri" w:cs="Calibri"/>
-          <w:color w:val="222222"/>
-          <w:sz w:val="22"/>
-          <w:szCs w:val="22"/>
-        </w:rPr>
-        <w:t>support staff have no access to recruiting tables. Future compensation and interview-note tables should follow the same pattern: separate tables, strictest-possible policies, read-audited.</w:t>
+          <w:rFonts w:ascii="Calibri" w:hAnsi="Calibri" w:cs="Calibri"/>
+          <w:color w:val="222222"/>
+          <w:sz w:val="22"/>
+          <w:szCs w:val="22"/>
+        </w:rPr>
+        <w:t>the current Lovable + Supabase app can absolutely be made production-grade for this use case. The sequence that matters: lock down RLS (items 1–3) → sweep and rotate secrets (4) → move privileged logic to Edge Functions (5) → close storage (6) → then the operating habits (7–8) — and hold the line on item 9 until an independent review passes.</w:t>
       </w:r>
     </w:p>
     <w:sectPr>
+      <w:headerReference w:type="even" r:id="rId7"/>
+      <w:headerReference w:type="default" r:id="rId8"/>
+      <w:footerReference w:type="even" r:id="rId9"/>
+      <w:footerReference w:type="default" r:id="rId10"/>
+      <w:headerReference w:type="first" r:id="rId11"/>
+      <w:footerReference w:type="first" r:id="rId12"/>
       <w:pgSz w:w="12240" w:h="15840"/>
       <w:pgMar w:top="1440" w:right="1440" w:bottom="1440" w:left="1440" w:header="720" w:footer="720" w:gutter="0"/>
       <w:cols w:space="720"/>
@@ -3373,16 +3208,158 @@
 </w:document>
 </file>
 
+<file path=word/endnotes.xml><?xml version="1.0" encoding="utf-8"?>
+<w:endnotes xmlns:wpc="http://schemas.microsoft.com/office/word/2010/wordprocessingCanvas" xmlns:cx="http://schemas.microsoft.com/office/drawing/2014/chartex" xmlns:cx1="http://schemas.microsoft.com/office/drawing/2015/9/8/chartex" xmlns:cx2="http://schemas.microsoft.com/office/drawing/2015/10/21/chartex" xmlns:cx3="http://schemas.microsoft.com/office/drawing/2016/5/9/chartex" xmlns:cx4="http://schemas.microsoft.com/office/drawing/2016/5/10/chartex" xmlns:cx5="http://schemas.microsoft.com/office/drawing/2016/5/11/chartex" xmlns:cx6="http://schemas.microsoft.com/office/drawing/2016/5/12/chartex" xmlns:cx7="http://schemas.microsoft.com/office/drawing/2016/5/13/chartex" xmlns:cx8="http://schemas.microsoft.com/office/drawing/2016/5/14/chartex" xmlns:mc="http://schemas.openxmlformats.org/markup-compatibility/2006" xmlns:aink="http://schemas.microsoft.com/office/drawing/2016/ink" xmlns:am3d="http://schemas.microsoft.com/office/drawing/2017/model3d" xmlns:o="urn:schemas-microsoft-com:office:office" xmlns:oel="http://schemas.microsoft.com/office/2019/extlst" xmlns:r="http://schemas.openxmlformats.org/officeDocument/2006/relationships" xmlns:m="http://schemas.openxmlformats.org/officeDocument/2006/math" xmlns:v="urn:schemas-microsoft-com:vml" xmlns:wp14="http://schemas.microsoft.com/office/word/2010/wordprocessingDrawing" xmlns:wp="http://schemas.openxmlformats.org/drawingml/2006/wordprocessingDrawing" xmlns:w10="urn:schemas-microsoft-com:office:word" xmlns:w="http://schemas.openxmlformats.org/wordprocessingml/2006/main" xmlns:w14="http://schemas.microsoft.com/office/word/2010/wordml" xmlns:w15="http://schemas.microsoft.com/office/word/2012/wordml" xmlns:w16cex="http://schemas.microsoft.com/office/word/2018/wordml/cex" xmlns:w16cid="http://schemas.microsoft.com/office/word/2016/wordml/cid" xmlns:w16="http://schemas.microsoft.com/office/word/2018/wordml" xmlns:w16du="http://schemas.microsoft.com/office/word/2023/wordml/word16du" xmlns:w16sdtdh="http://schemas.microsoft.com/office/word/2020/wordml/sdtdatahash" xmlns:w16sdtfl="http://schemas.microsoft.com/office/word/2024/wordml/sdtformatlock" xmlns:w16se="http://schemas.microsoft.com/office/word/2015/wordml/symex" xmlns:wpg="http://schemas.microsoft.com/office/word/2010/wordprocessingGroup" xmlns:wpi="http://schemas.microsoft.com/office/word/2010/wordprocessingInk" xmlns:wne="http://schemas.microsoft.com/office/word/2006/wordml" xmlns:wps="http://schemas.microsoft.com/office/word/2010/wordprocessingShape" mc:Ignorable="w14 w15 w16se w16cid w16 w16cex w16sdtdh w16sdtfl w16du wp14">
+  <w:endnote w:type="separator" w:id="-1">
+    <w:p>
+      <w:r>
+        <w:separator/>
+      </w:r>
+    </w:p>
+  </w:endnote>
+  <w:endnote w:type="continuationSeparator" w:id="0">
+    <w:p>
+      <w:r>
+        <w:continuationSeparator/>
+      </w:r>
+    </w:p>
+  </w:endnote>
+</w:endnotes>
+</file>
+
+<file path=word/footer1.xml><?xml version="1.0" encoding="utf-8"?>
+<w:ftr xmlns:wpc="http://schemas.microsoft.com/office/word/2010/wordprocessingCanvas" xmlns:cx="http://schemas.microsoft.com/office/drawing/2014/chartex" xmlns:cx1="http://schemas.microsoft.com/office/drawing/2015/9/8/chartex" xmlns:cx2="http://schemas.microsoft.com/office/drawing/2015/10/21/chartex" xmlns:cx3="http://schemas.microsoft.com/office/drawing/2016/5/9/chartex" xmlns:cx4="http://schemas.microsoft.com/office/drawing/2016/5/10/chartex" xmlns:cx5="http://schemas.microsoft.com/office/drawing/2016/5/11/chartex" xmlns:cx6="http://schemas.microsoft.com/office/drawing/2016/5/12/chartex" xmlns:cx7="http://schemas.microsoft.com/office/drawing/2016/5/13/chartex" xmlns:cx8="http://schemas.microsoft.com/office/drawing/2016/5/14/chartex" xmlns:mc="http://schemas.openxmlformats.org/markup-compatibility/2006" xmlns:aink="http://schemas.microsoft.com/office/drawing/2016/ink" xmlns:am3d="http://schemas.microsoft.com/office/drawing/2017/model3d" xmlns:o="urn:schemas-microsoft-com:office:office" xmlns:oel="http://schemas.microsoft.com/office/2019/extlst" xmlns:r="http://schemas.openxmlformats.org/officeDocument/2006/relationships" xmlns:m="http://schemas.openxmlformats.org/officeDocument/2006/math" xmlns:v="urn:schemas-microsoft-com:vml" xmlns:wp14="http://schemas.microsoft.com/office/word/2010/wordprocessingDrawing" xmlns:wp="http://schemas.openxmlformats.org/drawingml/2006/wordprocessingDrawing" xmlns:w10="urn:schemas-microsoft-com:office:word" xmlns:w="http://schemas.openxmlformats.org/wordprocessingml/2006/main" xmlns:w14="http://schemas.microsoft.com/office/word/2010/wordml" xmlns:w15="http://schemas.microsoft.com/office/word/2012/wordml" xmlns:w16cex="http://schemas.microsoft.com/office/word/2018/wordml/cex" xmlns:w16cid="http://schemas.microsoft.com/office/word/2016/wordml/cid" xmlns:w16="http://schemas.microsoft.com/office/word/2018/wordml" xmlns:w16du="http://schemas.microsoft.com/office/word/2023/wordml/word16du" xmlns:w16sdtdh="http://schemas.microsoft.com/office/word/2020/wordml/sdtdatahash" xmlns:w16sdtfl="http://schemas.microsoft.com/office/word/2024/wordml/sdtformatlock" xmlns:w16se="http://schemas.microsoft.com/office/word/2015/wordml/symex" xmlns:wpg="http://schemas.microsoft.com/office/word/2010/wordprocessingGroup" xmlns:wpi="http://schemas.microsoft.com/office/word/2010/wordprocessingInk" xmlns:wne="http://schemas.microsoft.com/office/word/2006/wordml" xmlns:wps="http://schemas.microsoft.com/office/word/2010/wordprocessingShape" mc:Ignorable="w14 w15 w16se w16cid w16 w16cex w16sdtdh w16sdtfl w16du wp14">
+  <w:p>
+    <w:pPr>
+      <w:pStyle w:val="Footer"/>
+    </w:pPr>
+  </w:p>
+</w:ftr>
+</file>
+
+<file path=word/footer2.xml><?xml version="1.0" encoding="utf-8"?>
+<w:ftr xmlns:wpc="http://schemas.microsoft.com/office/word/2010/wordprocessingCanvas" xmlns:cx="http://schemas.microsoft.com/office/drawing/2014/chartex" xmlns:cx1="http://schemas.microsoft.com/office/drawing/2015/9/8/chartex" xmlns:cx2="http://schemas.microsoft.com/office/drawing/2015/10/21/chartex" xmlns:cx3="http://schemas.microsoft.com/office/drawing/2016/5/9/chartex" xmlns:cx4="http://schemas.microsoft.com/office/drawing/2016/5/10/chartex" xmlns:cx5="http://schemas.microsoft.com/office/drawing/2016/5/11/chartex" xmlns:cx6="http://schemas.microsoft.com/office/drawing/2016/5/12/chartex" xmlns:cx7="http://schemas.microsoft.com/office/drawing/2016/5/13/chartex" xmlns:cx8="http://schemas.microsoft.com/office/drawing/2016/5/14/chartex" xmlns:mc="http://schemas.openxmlformats.org/markup-compatibility/2006" xmlns:aink="http://schemas.microsoft.com/office/drawing/2016/ink" xmlns:am3d="http://schemas.microsoft.com/office/drawing/2017/model3d" xmlns:o="urn:schemas-microsoft-com:office:office" xmlns:oel="http://schemas.microsoft.com/office/2019/extlst" xmlns:r="http://schemas.openxmlformats.org/officeDocument/2006/relationships" xmlns:m="http://schemas.openxmlformats.org/officeDocument/2006/math" xmlns:v="urn:schemas-microsoft-com:vml" xmlns:wp14="http://schemas.microsoft.com/office/word/2010/wordprocessingDrawing" xmlns:wp="http://schemas.openxmlformats.org/drawingml/2006/wordprocessingDrawing" xmlns:w10="urn:schemas-microsoft-com:office:word" xmlns:w="http://schemas.openxmlformats.org/wordprocessingml/2006/main" xmlns:w14="http://schemas.microsoft.com/office/word/2010/wordml" xmlns:w15="http://schemas.microsoft.com/office/word/2012/wordml" xmlns:w16cex="http://schemas.microsoft.com/office/word/2018/wordml/cex" xmlns:w16cid="http://schemas.microsoft.com/office/word/2016/wordml/cid" xmlns:w16="http://schemas.microsoft.com/office/word/2018/wordml" xmlns:w16du="http://schemas.microsoft.com/office/word/2023/wordml/word16du" xmlns:w16sdtdh="http://schemas.microsoft.com/office/word/2020/wordml/sdtdatahash" xmlns:w16sdtfl="http://schemas.microsoft.com/office/word/2024/wordml/sdtformatlock" xmlns:w16se="http://schemas.microsoft.com/office/word/2015/wordml/symex" xmlns:wpg="http://schemas.microsoft.com/office/word/2010/wordprocessingGroup" xmlns:wpi="http://schemas.microsoft.com/office/word/2010/wordprocessingInk" xmlns:wne="http://schemas.microsoft.com/office/word/2006/wordml" xmlns:wps="http://schemas.microsoft.com/office/word/2010/wordprocessingShape" mc:Ignorable="w14 w15 w16se w16cid w16 w16cex w16sdtdh w16sdtfl w16du wp14">
+  <w:p>
+    <w:pPr>
+      <w:pStyle w:val="Footer"/>
+    </w:pPr>
+  </w:p>
+</w:ftr>
+</file>
+
+<file path=word/footer3.xml><?xml version="1.0" encoding="utf-8"?>
+<w:ftr xmlns:wpc="http://schemas.microsoft.com/office/word/2010/wordprocessingCanvas" xmlns:cx="http://schemas.microsoft.com/office/drawing/2014/chartex" xmlns:cx1="http://schemas.microsoft.com/office/drawing/2015/9/8/chartex" xmlns:cx2="http://schemas.microsoft.com/office/drawing/2015/10/21/chartex" xmlns:cx3="http://schemas.microsoft.com/office/drawing/2016/5/9/chartex" xmlns:cx4="http://schemas.microsoft.com/office/drawing/2016/5/10/chartex" xmlns:cx5="http://schemas.microsoft.com/office/drawing/2016/5/11/chartex" xmlns:cx6="http://schemas.microsoft.com/office/drawing/2016/5/12/chartex" xmlns:cx7="http://schemas.microsoft.com/office/drawing/2016/5/13/chartex" xmlns:cx8="http://schemas.microsoft.com/office/drawing/2016/5/14/chartex" xmlns:mc="http://schemas.openxmlformats.org/markup-compatibility/2006" xmlns:aink="http://schemas.microsoft.com/office/drawing/2016/ink" xmlns:am3d="http://schemas.microsoft.com/office/drawing/2017/model3d" xmlns:o="urn:schemas-microsoft-com:office:office" xmlns:oel="http://schemas.microsoft.com/office/2019/extlst" xmlns:r="http://schemas.openxmlformats.org/officeDocument/2006/relationships" xmlns:m="http://schemas.openxmlformats.org/officeDocument/2006/math" xmlns:v="urn:schemas-microsoft-com:vml" xmlns:wp14="http://schemas.microsoft.com/office/word/2010/wordprocessingDrawing" xmlns:wp="http://schemas.openxmlformats.org/drawingml/2006/wordprocessingDrawing" xmlns:w10="urn:schemas-microsoft-com:office:word" xmlns:w="http://schemas.openxmlformats.org/wordprocessingml/2006/main" xmlns:w14="http://schemas.microsoft.com/office/word/2010/wordml" xmlns:w15="http://schemas.microsoft.com/office/word/2012/wordml" xmlns:w16cex="http://schemas.microsoft.com/office/word/2018/wordml/cex" xmlns:w16cid="http://schemas.microsoft.com/office/word/2016/wordml/cid" xmlns:w16="http://schemas.microsoft.com/office/word/2018/wordml" xmlns:w16du="http://schemas.microsoft.com/office/word/2023/wordml/word16du" xmlns:w16sdtdh="http://schemas.microsoft.com/office/word/2020/wordml/sdtdatahash" xmlns:w16sdtfl="http://schemas.microsoft.com/office/word/2024/wordml/sdtformatlock" xmlns:w16se="http://schemas.microsoft.com/office/word/2015/wordml/symex" xmlns:wpg="http://schemas.microsoft.com/office/word/2010/wordprocessingGroup" xmlns:wpi="http://schemas.microsoft.com/office/word/2010/wordprocessingInk" xmlns:wne="http://schemas.microsoft.com/office/word/2006/wordml" xmlns:wps="http://schemas.microsoft.com/office/word/2010/wordprocessingShape" mc:Ignorable="w14 w15 w16se w16cid w16 w16cex w16sdtdh w16sdtfl w16du wp14">
+  <w:p>
+    <w:pPr>
+      <w:pStyle w:val="Footer"/>
+    </w:pPr>
+  </w:p>
+</w:ftr>
+</file>
+
+<file path=word/footnotes.xml><?xml version="1.0" encoding="utf-8"?>
+<w:footnotes xmlns:wpc="http://schemas.microsoft.com/office/word/2010/wordprocessingCanvas" xmlns:cx="http://schemas.microsoft.com/office/drawing/2014/chartex" xmlns:cx1="http://schemas.microsoft.com/office/drawing/2015/9/8/chartex" xmlns:cx2="http://schemas.microsoft.com/office/drawing/2015/10/21/chartex" xmlns:cx3="http://schemas.microsoft.com/office/drawing/2016/5/9/chartex" xmlns:cx4="http://schemas.microsoft.com/office/drawing/2016/5/10/chartex" xmlns:cx5="http://schemas.microsoft.com/office/drawing/2016/5/11/chartex" xmlns:cx6="http://schemas.microsoft.com/office/drawing/2016/5/12/chartex" xmlns:cx7="http://schemas.microsoft.com/office/drawing/2016/5/13/chartex" xmlns:cx8="http://schemas.microsoft.com/office/drawing/2016/5/14/chartex" xmlns:mc="http://schemas.openxmlformats.org/markup-compatibility/2006" xmlns:aink="http://schemas.microsoft.com/office/drawing/2016/ink" xmlns:am3d="http://schemas.microsoft.com/office/drawing/2017/model3d" xmlns:o="urn:schemas-microsoft-com:office:office" xmlns:oel="http://schemas.microsoft.com/office/2019/extlst" xmlns:r="http://schemas.openxmlformats.org/officeDocument/2006/relationships" xmlns:m="http://schemas.openxmlformats.org/officeDocument/2006/math" xmlns:v="urn:schemas-microsoft-com:vml" xmlns:wp14="http://schemas.microsoft.com/office/word/2010/wordprocessingDrawing" xmlns:wp="http://schemas.openxmlformats.org/drawingml/2006/wordprocessingDrawing" xmlns:w10="urn:schemas-microsoft-com:office:word" xmlns:w="http://schemas.openxmlformats.org/wordprocessingml/2006/main" xmlns:w14="http://schemas.microsoft.com/office/word/2010/wordml" xmlns:w15="http://schemas.microsoft.com/office/word/2012/wordml" xmlns:w16cex="http://schemas.microsoft.com/office/word/2018/wordml/cex" xmlns:w16cid="http://schemas.microsoft.com/office/word/2016/wordml/cid" xmlns:w16="http://schemas.microsoft.com/office/word/2018/wordml" xmlns:w16du="http://schemas.microsoft.com/office/word/2023/wordml/word16du" xmlns:w16sdtdh="http://schemas.microsoft.com/office/word/2020/wordml/sdtdatahash" xmlns:w16sdtfl="http://schemas.microsoft.com/office/word/2024/wordml/sdtformatlock" xmlns:w16se="http://schemas.microsoft.com/office/word/2015/wordml/symex" xmlns:wpg="http://schemas.microsoft.com/office/word/2010/wordprocessingGroup" xmlns:wpi="http://schemas.microsoft.com/office/word/2010/wordprocessingInk" xmlns:wne="http://schemas.microsoft.com/office/word/2006/wordml" xmlns:wps="http://schemas.microsoft.com/office/word/2010/wordprocessingShape" mc:Ignorable="w14 w15 w16se w16cid w16 w16cex w16sdtdh w16sdtfl w16du wp14">
+  <w:footnote w:type="separator" w:id="-1">
+    <w:p>
+      <w:r>
+        <w:separator/>
+      </w:r>
+    </w:p>
+  </w:footnote>
+  <w:footnote w:type="continuationSeparator" w:id="0">
+    <w:p>
+      <w:r>
+        <w:continuationSeparator/>
+      </w:r>
+    </w:p>
+  </w:footnote>
+</w:footnotes>
+</file>
+
+<file path=word/header1.xml><?xml version="1.0" encoding="utf-8"?>
+<w:hdr xmlns:wpc="http://schemas.microsoft.com/office/word/2010/wordprocessingCanvas" xmlns:cx="http://schemas.microsoft.com/office/drawing/2014/chartex" xmlns:cx1="http://schemas.microsoft.com/office/drawing/2015/9/8/chartex" xmlns:cx2="http://schemas.microsoft.com/office/drawing/2015/10/21/chartex" xmlns:cx3="http://schemas.microsoft.com/office/drawing/2016/5/9/chartex" xmlns:cx4="http://schemas.microsoft.com/office/drawing/2016/5/10/chartex" xmlns:cx5="http://schemas.microsoft.com/office/drawing/2016/5/11/chartex" xmlns:cx6="http://schemas.microsoft.com/office/drawing/2016/5/12/chartex" xmlns:cx7="http://schemas.microsoft.com/office/drawing/2016/5/13/chartex" xmlns:cx8="http://schemas.microsoft.com/office/drawing/2016/5/14/chartex" xmlns:mc="http://schemas.openxmlformats.org/markup-compatibility/2006" xmlns:aink="http://schemas.microsoft.com/office/drawing/2016/ink" xmlns:am3d="http://schemas.microsoft.com/office/drawing/2017/model3d" xmlns:o="urn:schemas-microsoft-com:office:office" xmlns:oel="http://schemas.microsoft.com/office/2019/extlst" xmlns:r="http://schemas.openxmlformats.org/officeDocument/2006/relationships" xmlns:m="http://schemas.openxmlformats.org/officeDocument/2006/math" xmlns:v="urn:schemas-microsoft-com:vml" xmlns:wp14="http://schemas.microsoft.com/office/word/2010/wordprocessingDrawing" xmlns:wp="http://schemas.openxmlformats.org/drawingml/2006/wordprocessingDrawing" xmlns:w10="urn:schemas-microsoft-com:office:word" xmlns:w="http://schemas.openxmlformats.org/wordprocessingml/2006/main" xmlns:w14="http://schemas.microsoft.com/office/word/2010/wordml" xmlns:w15="http://schemas.microsoft.com/office/word/2012/wordml" xmlns:w16cex="http://schemas.microsoft.com/office/word/2018/wordml/cex" xmlns:w16cid="http://schemas.microsoft.com/office/word/2016/wordml/cid" xmlns:w16="http://schemas.microsoft.com/office/word/2018/wordml" xmlns:w16du="http://schemas.microsoft.com/office/word/2023/wordml/word16du" xmlns:w16sdtdh="http://schemas.microsoft.com/office/word/2020/wordml/sdtdatahash" xmlns:w16sdtfl="http://schemas.microsoft.com/office/word/2024/wordml/sdtformatlock" xmlns:w16se="http://schemas.microsoft.com/office/word/2015/wordml/symex" xmlns:wpg="http://schemas.microsoft.com/office/word/2010/wordprocessingGroup" xmlns:wpi="http://schemas.microsoft.com/office/word/2010/wordprocessingInk" xmlns:wne="http://schemas.microsoft.com/office/word/2006/wordml" xmlns:wps="http://schemas.microsoft.com/office/word/2010/wordprocessingShape" mc:Ignorable="w14 w15 w16se w16cid w16 w16cex w16sdtdh w16sdtfl w16du wp14">
+  <w:p>
+    <w:pPr>
+      <w:pStyle w:val="Header"/>
+    </w:pPr>
+  </w:p>
+</w:hdr>
+</file>
+
+<file path=word/header2.xml><?xml version="1.0" encoding="utf-8"?>
+<w:hdr xmlns:wpc="http://schemas.microsoft.com/office/word/2010/wordprocessingCanvas" xmlns:cx="http://schemas.microsoft.com/office/drawing/2014/chartex" xmlns:cx1="http://schemas.microsoft.com/office/drawing/2015/9/8/chartex" xmlns:cx2="http://schemas.microsoft.com/office/drawing/2015/10/21/chartex" xmlns:cx3="http://schemas.microsoft.com/office/drawing/2016/5/9/chartex" xmlns:cx4="http://schemas.microsoft.com/office/drawing/2016/5/10/chartex" xmlns:cx5="http://schemas.microsoft.com/office/drawing/2016/5/11/chartex" xmlns:cx6="http://schemas.microsoft.com/office/drawing/2016/5/12/chartex" xmlns:cx7="http://schemas.microsoft.com/office/drawing/2016/5/13/chartex" xmlns:cx8="http://schemas.microsoft.com/office/drawing/2016/5/14/chartex" xmlns:mc="http://schemas.openxmlformats.org/markup-compatibility/2006" xmlns:aink="http://schemas.microsoft.com/office/drawing/2016/ink" xmlns:am3d="http://schemas.microsoft.com/office/drawing/2017/model3d" xmlns:o="urn:schemas-microsoft-com:office:office" xmlns:oel="http://schemas.microsoft.com/office/2019/extlst" xmlns:r="http://schemas.openxmlformats.org/officeDocument/2006/relationships" xmlns:m="http://schemas.openxmlformats.org/officeDocument/2006/math" xmlns:v="urn:schemas-microsoft-com:vml" xmlns:wp14="http://schemas.microsoft.com/office/word/2010/wordprocessingDrawing" xmlns:wp="http://schemas.openxmlformats.org/drawingml/2006/wordprocessingDrawing" xmlns:w10="urn:schemas-microsoft-com:office:word" xmlns:w="http://schemas.openxmlformats.org/wordprocessingml/2006/main" xmlns:w14="http://schemas.microsoft.com/office/word/2010/wordml" xmlns:w15="http://schemas.microsoft.com/office/word/2012/wordml" xmlns:w16cex="http://schemas.microsoft.com/office/word/2018/wordml/cex" xmlns:w16cid="http://schemas.microsoft.com/office/word/2016/wordml/cid" xmlns:w16="http://schemas.microsoft.com/office/word/2018/wordml" xmlns:w16du="http://schemas.microsoft.com/office/word/2023/wordml/word16du" xmlns:w16sdtdh="http://schemas.microsoft.com/office/word/2020/wordml/sdtdatahash" xmlns:w16sdtfl="http://schemas.microsoft.com/office/word/2024/wordml/sdtformatlock" xmlns:w16se="http://schemas.microsoft.com/office/word/2015/wordml/symex" xmlns:wpg="http://schemas.microsoft.com/office/word/2010/wordprocessingGroup" xmlns:wpi="http://schemas.microsoft.com/office/word/2010/wordprocessingInk" xmlns:wne="http://schemas.microsoft.com/office/word/2006/wordml" xmlns:wps="http://schemas.microsoft.com/office/word/2010/wordprocessingShape" mc:Ignorable="w14 w15 w16se w16cid w16 w16cex w16sdtdh w16sdtfl w16du wp14">
+  <w:p>
+    <w:pPr>
+      <w:pStyle w:val="Header"/>
+    </w:pPr>
+    <w:r>
+      <w:rPr>
+        <w:noProof/>
+      </w:rPr>
+      <w:drawing>
+        <wp:inline distT="0" distB="0" distL="0" distR="0" wp14:anchorId="11FEA2BC" wp14:editId="1F02E314">
+          <wp:extent cx="2162477" cy="381053"/>
+          <wp:effectExtent l="0" t="0" r="9525" b="0"/>
+          <wp:docPr id="1687390030" name="Picture 1"/>
+          <wp:cNvGraphicFramePr/>
+          <a:graphic xmlns:a="http://schemas.openxmlformats.org/drawingml/2006/main">
+            <a:graphicData uri="http://schemas.openxmlformats.org/drawingml/2006/picture">
+              <pic:pic xmlns:pic="http://schemas.openxmlformats.org/drawingml/2006/picture">
+                <pic:nvPicPr>
+                  <pic:cNvPr id="1687390030" name=""/>
+                  <pic:cNvPicPr/>
+                </pic:nvPicPr>
+                <pic:blipFill>
+                  <a:blip r:embed="rId1">
+                    <a:extLst>
+                      <a:ext uri="{28A0092B-C50C-407E-A947-70E740481C1C}">
+                        <a14:useLocalDpi xmlns:a14="http://schemas.microsoft.com/office/drawing/2010/main" val="0"/>
+                      </a:ext>
+                    </a:extLst>
+                  </a:blip>
+                  <a:stretch>
+                    <a:fillRect/>
+                  </a:stretch>
+                </pic:blipFill>
+                <pic:spPr>
+                  <a:xfrm>
+                    <a:off x="0" y="0"/>
+                    <a:ext cx="2162477" cy="381053"/>
+                  </a:xfrm>
+                  <a:prstGeom prst="rect">
+                    <a:avLst/>
+                  </a:prstGeom>
+                </pic:spPr>
+              </pic:pic>
+            </a:graphicData>
+          </a:graphic>
+        </wp:inline>
+      </w:drawing>
+    </w:r>
+  </w:p>
+</w:hdr>
+</file>
+
+<file path=word/header3.xml><?xml version="1.0" encoding="utf-8"?>
+<w:hdr xmlns:wpc="http://schemas.microsoft.com/office/word/2010/wordprocessingCanvas" xmlns:cx="http://schemas.microsoft.com/office/drawing/2014/chartex" xmlns:cx1="http://schemas.microsoft.com/office/drawing/2015/9/8/chartex" xmlns:cx2="http://schemas.microsoft.com/office/drawing/2015/10/21/chartex" xmlns:cx3="http://schemas.microsoft.com/office/drawing/2016/5/9/chartex" xmlns:cx4="http://schemas.microsoft.com/office/drawing/2016/5/10/chartex" xmlns:cx5="http://schemas.microsoft.com/office/drawing/2016/5/11/chartex" xmlns:cx6="http://schemas.microsoft.com/office/drawing/2016/5/12/chartex" xmlns:cx7="http://schemas.microsoft.com/office/drawing/2016/5/13/chartex" xmlns:cx8="http://schemas.microsoft.com/office/drawing/2016/5/14/chartex" xmlns:mc="http://schemas.openxmlformats.org/markup-compatibility/2006" xmlns:aink="http://schemas.microsoft.com/office/drawing/2016/ink" xmlns:am3d="http://schemas.microsoft.com/office/drawing/2017/model3d" xmlns:o="urn:schemas-microsoft-com:office:office" xmlns:oel="http://schemas.microsoft.com/office/2019/extlst" xmlns:r="http://schemas.openxmlformats.org/officeDocument/2006/relationships" xmlns:m="http://schemas.openxmlformats.org/officeDocument/2006/math" xmlns:v="urn:schemas-microsoft-com:vml" xmlns:wp14="http://schemas.microsoft.com/office/word/2010/wordprocessingDrawing" xmlns:wp="http://schemas.openxmlformats.org/drawingml/2006/wordprocessingDrawing" xmlns:w10="urn:schemas-microsoft-com:office:word" xmlns:w="http://schemas.openxmlformats.org/wordprocessingml/2006/main" xmlns:w14="http://schemas.microsoft.com/office/word/2010/wordml" xmlns:w15="http://schemas.microsoft.com/office/word/2012/wordml" xmlns:w16cex="http://schemas.microsoft.com/office/word/2018/wordml/cex" xmlns:w16cid="http://schemas.microsoft.com/office/word/2016/wordml/cid" xmlns:w16="http://schemas.microsoft.com/office/word/2018/wordml" xmlns:w16du="http://schemas.microsoft.com/office/word/2023/wordml/word16du" xmlns:w16sdtdh="http://schemas.microsoft.com/office/word/2020/wordml/sdtdatahash" xmlns:w16sdtfl="http://schemas.microsoft.com/office/word/2024/wordml/sdtformatlock" xmlns:w16se="http://schemas.microsoft.com/office/word/2015/wordml/symex" xmlns:wpg="http://schemas.microsoft.com/office/word/2010/wordprocessingGroup" xmlns:wpi="http://schemas.microsoft.com/office/word/2010/wordprocessingInk" xmlns:wne="http://schemas.microsoft.com/office/word/2006/wordml" xmlns:wps="http://schemas.microsoft.com/office/word/2010/wordprocessingShape" mc:Ignorable="w14 w15 w16se w16cid w16 w16cex w16sdtdh w16sdtfl w16du wp14">
+  <w:p>
+    <w:pPr>
+      <w:pStyle w:val="Header"/>
+    </w:pPr>
+  </w:p>
+</w:hdr>
+</file>
+
 <file path=word/numbering.xml><?xml version="1.0" encoding="utf-8"?>
 <w:numbering xmlns:wpc="http://schemas.microsoft.com/office/word/2010/wordprocessingCanvas" xmlns:cx="http://schemas.microsoft.com/office/drawing/2014/chartex" xmlns:cx1="http://schemas.microsoft.com/office/drawing/2015/9/8/chartex" xmlns:cx2="http://schemas.microsoft.com/office/drawing/2015/10/21/chartex" xmlns:cx3="http://schemas.microsoft.com/office/drawing/2016/5/9/chartex" xmlns:cx4="http://schemas.microsoft.com/office/drawing/2016/5/10/chartex" xmlns:cx5="http://schemas.microsoft.com/office/drawing/2016/5/11/chartex" xmlns:cx6="http://schemas.microsoft.com/office/drawing/2016/5/12/chartex" xmlns:cx7="http://schemas.microsoft.com/office/drawing/2016/5/13/chartex" xmlns:cx8="http://schemas.microsoft.com/office/drawing/2016/5/14/chartex" xmlns:mc="http://schemas.openxmlformats.org/markup-compatibility/2006" xmlns:aink="http://schemas.microsoft.com/office/drawing/2016/ink" xmlns:am3d="http://schemas.microsoft.com/office/drawing/2017/model3d" xmlns:o="urn:schemas-microsoft-com:office:office" xmlns:oel="http://schemas.microsoft.com/office/2019/extlst" xmlns:r="http://schemas.openxmlformats.org/officeDocument/2006/relationships" xmlns:m="http://schemas.openxmlformats.org/officeDocument/2006/math" xmlns:v="urn:schemas-microsoft-com:vml" xmlns:wp14="http://schemas.microsoft.com/office/word/2010/wordprocessingDrawing" xmlns:wp="http://schemas.openxmlformats.org/drawingml/2006/wordprocessingDrawing" xmlns:w10="urn:schemas-microsoft-com:office:word" xmlns:w="http://schemas.openxmlformats.org/wordprocessingml/2006/main" xmlns:w14="http://schemas.microsoft.com/office/word/2010/wordml" xmlns:w15="http://schemas.microsoft.com/office/word/2012/wordml" xmlns:w16cex="http://schemas.microsoft.com/office/word/2018/wordml/cex" xmlns:w16cid="http://schemas.microsoft.com/office/word/2016/wordml/cid" xmlns:w16="http://schemas.microsoft.com/office/word/2018/wordml" xmlns:w16du="http://schemas.microsoft.com/office/word/2023/wordml/word16du" xmlns:w16sdtdh="http://schemas.microsoft.com/office/word/2020/wordml/sdtdatahash" xmlns:w16sdtfl="http://schemas.microsoft.com/office/word/2024/wordml/sdtformatlock" xmlns:w16se="http://schemas.microsoft.com/office/word/2015/wordml/symex" xmlns:wpg="http://schemas.microsoft.com/office/word/2010/wordprocessingGroup" xmlns:wpi="http://schemas.microsoft.com/office/word/2010/wordprocessingInk" xmlns:wne="http://schemas.microsoft.com/office/word/2006/wordml" xmlns:wps="http://schemas.microsoft.com/office/word/2010/wordprocessingShape" mc:Ignorable="w14 w15 w16se w16cid w16 w16cex w16sdtdh w16sdtfl w16du wp14">
   <w:abstractNum w:abstractNumId="0" w15:restartNumberingAfterBreak="0">
-    <w:nsid w:val="59D50EE0"/>
+    <w:nsid w:val="080D1AFD"/>
     <w:multiLevelType w:val="multilevel"/>
-    <w:tmpl w:val="408A4B56"/>
+    <w:tmpl w:val="2F065C9E"/>
     <w:lvl w:ilvl="0">
       <w:start w:val="1"/>
-      <w:numFmt w:val="bullet"/>
-      <w:lvlText w:val=""/>
+      <w:numFmt w:val="decimal"/>
+      <w:lvlText w:val="%1."/>
       <w:lvlJc w:val="left"/>
       <w:pPr>
         <w:tabs>
@@ -3390,15 +3367,11 @@
         </w:tabs>
         <w:ind w:left="720" w:hanging="360"/>
       </w:pPr>
-      <w:rPr>
-        <w:rFonts w:ascii="Symbol" w:hAnsi="Symbol" w:hint="default"/>
-        <w:sz w:val="20"/>
-      </w:rPr>
     </w:lvl>
     <w:lvl w:ilvl="1" w:tentative="1">
       <w:start w:val="1"/>
-      <w:numFmt w:val="bullet"/>
-      <w:lvlText w:val="o"/>
+      <w:numFmt w:val="decimal"/>
+      <w:lvlText w:val="%2."/>
       <w:lvlJc w:val="left"/>
       <w:pPr>
         <w:tabs>
@@ -3406,15 +3379,11 @@
         </w:tabs>
         <w:ind w:left="1440" w:hanging="360"/>
       </w:pPr>
-      <w:rPr>
-        <w:rFonts w:ascii="Courier New" w:hAnsi="Courier New" w:hint="default"/>
-        <w:sz w:val="20"/>
-      </w:rPr>
     </w:lvl>
     <w:lvl w:ilvl="2" w:tentative="1">
       <w:start w:val="1"/>
-      <w:numFmt w:val="bullet"/>
-      <w:lvlText w:val=""/>
+      <w:numFmt w:val="decimal"/>
+      <w:lvlText w:val="%3."/>
       <w:lvlJc w:val="left"/>
       <w:pPr>
         <w:tabs>
@@ -3422,15 +3391,11 @@
         </w:tabs>
         <w:ind w:left="2160" w:hanging="360"/>
       </w:pPr>
-      <w:rPr>
-        <w:rFonts w:ascii="Wingdings" w:hAnsi="Wingdings" w:hint="default"/>
-        <w:sz w:val="20"/>
-      </w:rPr>
     </w:lvl>
     <w:lvl w:ilvl="3" w:tentative="1">
       <w:start w:val="1"/>
-      <w:numFmt w:val="bullet"/>
-      <w:lvlText w:val=""/>
+      <w:numFmt w:val="decimal"/>
+      <w:lvlText w:val="%4."/>
       <w:lvlJc w:val="left"/>
       <w:pPr>
         <w:tabs>
@@ -3438,15 +3403,11 @@
         </w:tabs>
         <w:ind w:left="2880" w:hanging="360"/>
       </w:pPr>
-      <w:rPr>
-        <w:rFonts w:ascii="Wingdings" w:hAnsi="Wingdings" w:hint="default"/>
-        <w:sz w:val="20"/>
-      </w:rPr>
     </w:lvl>
     <w:lvl w:ilvl="4" w:tentative="1">
       <w:start w:val="1"/>
-      <w:numFmt w:val="bullet"/>
-      <w:lvlText w:val=""/>
+      <w:numFmt w:val="decimal"/>
+      <w:lvlText w:val="%5."/>
       <w:lvlJc w:val="left"/>
       <w:pPr>
         <w:tabs>
@@ -3454,15 +3415,11 @@
         </w:tabs>
         <w:ind w:left="3600" w:hanging="360"/>
       </w:pPr>
-      <w:rPr>
-        <w:rFonts w:ascii="Wingdings" w:hAnsi="Wingdings" w:hint="default"/>
-        <w:sz w:val="20"/>
-      </w:rPr>
     </w:lvl>
     <w:lvl w:ilvl="5" w:tentative="1">
       <w:start w:val="1"/>
-      <w:numFmt w:val="bullet"/>
-      <w:lvlText w:val=""/>
+      <w:numFmt w:val="decimal"/>
+      <w:lvlText w:val="%6."/>
       <w:lvlJc w:val="left"/>
       <w:pPr>
         <w:tabs>
@@ -3470,15 +3427,11 @@
         </w:tabs>
         <w:ind w:left="4320" w:hanging="360"/>
       </w:pPr>
-      <w:rPr>
-        <w:rFonts w:ascii="Wingdings" w:hAnsi="Wingdings" w:hint="default"/>
-        <w:sz w:val="20"/>
-      </w:rPr>
     </w:lvl>
     <w:lvl w:ilvl="6" w:tentative="1">
       <w:start w:val="1"/>
-      <w:numFmt w:val="bullet"/>
-      <w:lvlText w:val=""/>
+      <w:numFmt w:val="decimal"/>
+      <w:lvlText w:val="%7."/>
       <w:lvlJc w:val="left"/>
       <w:pPr>
         <w:tabs>
@@ -3486,15 +3439,11 @@
         </w:tabs>
         <w:ind w:left="5040" w:hanging="360"/>
       </w:pPr>
-      <w:rPr>
-        <w:rFonts w:ascii="Wingdings" w:hAnsi="Wingdings" w:hint="default"/>
-        <w:sz w:val="20"/>
-      </w:rPr>
     </w:lvl>
     <w:lvl w:ilvl="7" w:tentative="1">
       <w:start w:val="1"/>
-      <w:numFmt w:val="bullet"/>
-      <w:lvlText w:val=""/>
+      <w:numFmt w:val="decimal"/>
+      <w:lvlText w:val="%8."/>
       <w:lvlJc w:val="left"/>
       <w:pPr>
         <w:tabs>
@@ -3502,15 +3451,11 @@
         </w:tabs>
         <w:ind w:left="5760" w:hanging="360"/>
       </w:pPr>
-      <w:rPr>
-        <w:rFonts w:ascii="Wingdings" w:hAnsi="Wingdings" w:hint="default"/>
-        <w:sz w:val="20"/>
-      </w:rPr>
     </w:lvl>
     <w:lvl w:ilvl="8" w:tentative="1">
       <w:start w:val="1"/>
-      <w:numFmt w:val="bullet"/>
-      <w:lvlText w:val=""/>
+      <w:numFmt w:val="decimal"/>
+      <w:lvlText w:val="%9."/>
       <w:lvlJc w:val="left"/>
       <w:pPr>
         <w:tabs>
@@ -3518,14 +3463,706 @@
         </w:tabs>
         <w:ind w:left="6480" w:hanging="360"/>
       </w:pPr>
-      <w:rPr>
-        <w:rFonts w:ascii="Wingdings" w:hAnsi="Wingdings" w:hint="default"/>
-        <w:sz w:val="20"/>
-      </w:rPr>
     </w:lvl>
   </w:abstractNum>
-  <w:num w:numId="1" w16cid:durableId="1537309269">
+  <w:abstractNum w:abstractNumId="1" w15:restartNumberingAfterBreak="0">
+    <w:nsid w:val="08F26569"/>
+    <w:multiLevelType w:val="multilevel"/>
+    <w:tmpl w:val="5B5C3FEA"/>
+    <w:lvl w:ilvl="0">
+      <w:start w:val="1"/>
+      <w:numFmt w:val="decimal"/>
+      <w:lvlText w:val="%1."/>
+      <w:lvlJc w:val="left"/>
+      <w:pPr>
+        <w:tabs>
+          <w:tab w:val="num" w:pos="720"/>
+        </w:tabs>
+        <w:ind w:left="720" w:hanging="360"/>
+      </w:pPr>
+    </w:lvl>
+    <w:lvl w:ilvl="1" w:tentative="1">
+      <w:start w:val="1"/>
+      <w:numFmt w:val="decimal"/>
+      <w:lvlText w:val="%2."/>
+      <w:lvlJc w:val="left"/>
+      <w:pPr>
+        <w:tabs>
+          <w:tab w:val="num" w:pos="1440"/>
+        </w:tabs>
+        <w:ind w:left="1440" w:hanging="360"/>
+      </w:pPr>
+    </w:lvl>
+    <w:lvl w:ilvl="2" w:tentative="1">
+      <w:start w:val="1"/>
+      <w:numFmt w:val="decimal"/>
+      <w:lvlText w:val="%3."/>
+      <w:lvlJc w:val="left"/>
+      <w:pPr>
+        <w:tabs>
+          <w:tab w:val="num" w:pos="2160"/>
+        </w:tabs>
+        <w:ind w:left="2160" w:hanging="360"/>
+      </w:pPr>
+    </w:lvl>
+    <w:lvl w:ilvl="3" w:tentative="1">
+      <w:start w:val="1"/>
+      <w:numFmt w:val="decimal"/>
+      <w:lvlText w:val="%4."/>
+      <w:lvlJc w:val="left"/>
+      <w:pPr>
+        <w:tabs>
+          <w:tab w:val="num" w:pos="2880"/>
+        </w:tabs>
+        <w:ind w:left="2880" w:hanging="360"/>
+      </w:pPr>
+    </w:lvl>
+    <w:lvl w:ilvl="4" w:tentative="1">
+      <w:start w:val="1"/>
+      <w:numFmt w:val="decimal"/>
+      <w:lvlText w:val="%5."/>
+      <w:lvlJc w:val="left"/>
+      <w:pPr>
+        <w:tabs>
+          <w:tab w:val="num" w:pos="3600"/>
+        </w:tabs>
+        <w:ind w:left="3600" w:hanging="360"/>
+      </w:pPr>
+    </w:lvl>
+    <w:lvl w:ilvl="5" w:tentative="1">
+      <w:start w:val="1"/>
+      <w:numFmt w:val="decimal"/>
+      <w:lvlText w:val="%6."/>
+      <w:lvlJc w:val="left"/>
+      <w:pPr>
+        <w:tabs>
+          <w:tab w:val="num" w:pos="4320"/>
+        </w:tabs>
+        <w:ind w:left="4320" w:hanging="360"/>
+      </w:pPr>
+    </w:lvl>
+    <w:lvl w:ilvl="6" w:tentative="1">
+      <w:start w:val="1"/>
+      <w:numFmt w:val="decimal"/>
+      <w:lvlText w:val="%7."/>
+      <w:lvlJc w:val="left"/>
+      <w:pPr>
+        <w:tabs>
+          <w:tab w:val="num" w:pos="5040"/>
+        </w:tabs>
+        <w:ind w:left="5040" w:hanging="360"/>
+      </w:pPr>
+    </w:lvl>
+    <w:lvl w:ilvl="7" w:tentative="1">
+      <w:start w:val="1"/>
+      <w:numFmt w:val="decimal"/>
+      <w:lvlText w:val="%8."/>
+      <w:lvlJc w:val="left"/>
+      <w:pPr>
+        <w:tabs>
+          <w:tab w:val="num" w:pos="5760"/>
+        </w:tabs>
+        <w:ind w:left="5760" w:hanging="360"/>
+      </w:pPr>
+    </w:lvl>
+    <w:lvl w:ilvl="8" w:tentative="1">
+      <w:start w:val="1"/>
+      <w:numFmt w:val="decimal"/>
+      <w:lvlText w:val="%9."/>
+      <w:lvlJc w:val="left"/>
+      <w:pPr>
+        <w:tabs>
+          <w:tab w:val="num" w:pos="6480"/>
+        </w:tabs>
+        <w:ind w:left="6480" w:hanging="360"/>
+      </w:pPr>
+    </w:lvl>
+  </w:abstractNum>
+  <w:abstractNum w:abstractNumId="2" w15:restartNumberingAfterBreak="0">
+    <w:nsid w:val="0DD300BD"/>
+    <w:multiLevelType w:val="multilevel"/>
+    <w:tmpl w:val="61B4CB60"/>
+    <w:lvl w:ilvl="0">
+      <w:start w:val="1"/>
+      <w:numFmt w:val="decimal"/>
+      <w:lvlText w:val="%1."/>
+      <w:lvlJc w:val="left"/>
+      <w:pPr>
+        <w:tabs>
+          <w:tab w:val="num" w:pos="720"/>
+        </w:tabs>
+        <w:ind w:left="720" w:hanging="360"/>
+      </w:pPr>
+    </w:lvl>
+    <w:lvl w:ilvl="1" w:tentative="1">
+      <w:start w:val="1"/>
+      <w:numFmt w:val="decimal"/>
+      <w:lvlText w:val="%2."/>
+      <w:lvlJc w:val="left"/>
+      <w:pPr>
+        <w:tabs>
+          <w:tab w:val="num" w:pos="1440"/>
+        </w:tabs>
+        <w:ind w:left="1440" w:hanging="360"/>
+      </w:pPr>
+    </w:lvl>
+    <w:lvl w:ilvl="2" w:tentative="1">
+      <w:start w:val="1"/>
+      <w:numFmt w:val="decimal"/>
+      <w:lvlText w:val="%3."/>
+      <w:lvlJc w:val="left"/>
+      <w:pPr>
+        <w:tabs>
+          <w:tab w:val="num" w:pos="2160"/>
+        </w:tabs>
+        <w:ind w:left="2160" w:hanging="360"/>
+      </w:pPr>
+    </w:lvl>
+    <w:lvl w:ilvl="3" w:tentative="1">
+      <w:start w:val="1"/>
+      <w:numFmt w:val="decimal"/>
+      <w:lvlText w:val="%4."/>
+      <w:lvlJc w:val="left"/>
+      <w:pPr>
+        <w:tabs>
+          <w:tab w:val="num" w:pos="2880"/>
+        </w:tabs>
+        <w:ind w:left="2880" w:hanging="360"/>
+      </w:pPr>
+    </w:lvl>
+    <w:lvl w:ilvl="4" w:tentative="1">
+      <w:start w:val="1"/>
+      <w:numFmt w:val="decimal"/>
+      <w:lvlText w:val="%5."/>
+      <w:lvlJc w:val="left"/>
+      <w:pPr>
+        <w:tabs>
+          <w:tab w:val="num" w:pos="3600"/>
+        </w:tabs>
+        <w:ind w:left="3600" w:hanging="360"/>
+      </w:pPr>
+    </w:lvl>
+    <w:lvl w:ilvl="5" w:tentative="1">
+      <w:start w:val="1"/>
+      <w:numFmt w:val="decimal"/>
+      <w:lvlText w:val="%6."/>
+      <w:lvlJc w:val="left"/>
+      <w:pPr>
+        <w:tabs>
+          <w:tab w:val="num" w:pos="4320"/>
+        </w:tabs>
+        <w:ind w:left="4320" w:hanging="360"/>
+      </w:pPr>
+    </w:lvl>
+    <w:lvl w:ilvl="6" w:tentative="1">
+      <w:start w:val="1"/>
+      <w:numFmt w:val="decimal"/>
+      <w:lvlText w:val="%7."/>
+      <w:lvlJc w:val="left"/>
+      <w:pPr>
+        <w:tabs>
+          <w:tab w:val="num" w:pos="5040"/>
+        </w:tabs>
+        <w:ind w:left="5040" w:hanging="360"/>
+      </w:pPr>
+    </w:lvl>
+    <w:lvl w:ilvl="7" w:tentative="1">
+      <w:start w:val="1"/>
+      <w:numFmt w:val="decimal"/>
+      <w:lvlText w:val="%8."/>
+      <w:lvlJc w:val="left"/>
+      <w:pPr>
+        <w:tabs>
+          <w:tab w:val="num" w:pos="5760"/>
+        </w:tabs>
+        <w:ind w:left="5760" w:hanging="360"/>
+      </w:pPr>
+    </w:lvl>
+    <w:lvl w:ilvl="8" w:tentative="1">
+      <w:start w:val="1"/>
+      <w:numFmt w:val="decimal"/>
+      <w:lvlText w:val="%9."/>
+      <w:lvlJc w:val="left"/>
+      <w:pPr>
+        <w:tabs>
+          <w:tab w:val="num" w:pos="6480"/>
+        </w:tabs>
+        <w:ind w:left="6480" w:hanging="360"/>
+      </w:pPr>
+    </w:lvl>
+  </w:abstractNum>
+  <w:abstractNum w:abstractNumId="3" w15:restartNumberingAfterBreak="0">
+    <w:nsid w:val="1A1974FB"/>
+    <w:multiLevelType w:val="multilevel"/>
+    <w:tmpl w:val="051C4538"/>
+    <w:lvl w:ilvl="0">
+      <w:start w:val="1"/>
+      <w:numFmt w:val="decimal"/>
+      <w:lvlText w:val="%1."/>
+      <w:lvlJc w:val="left"/>
+      <w:pPr>
+        <w:tabs>
+          <w:tab w:val="num" w:pos="720"/>
+        </w:tabs>
+        <w:ind w:left="720" w:hanging="360"/>
+      </w:pPr>
+    </w:lvl>
+    <w:lvl w:ilvl="1" w:tentative="1">
+      <w:start w:val="1"/>
+      <w:numFmt w:val="decimal"/>
+      <w:lvlText w:val="%2."/>
+      <w:lvlJc w:val="left"/>
+      <w:pPr>
+        <w:tabs>
+          <w:tab w:val="num" w:pos="1440"/>
+        </w:tabs>
+        <w:ind w:left="1440" w:hanging="360"/>
+      </w:pPr>
+    </w:lvl>
+    <w:lvl w:ilvl="2" w:tentative="1">
+      <w:start w:val="1"/>
+      <w:numFmt w:val="decimal"/>
+      <w:lvlText w:val="%3."/>
+      <w:lvlJc w:val="left"/>
+      <w:pPr>
+        <w:tabs>
+          <w:tab w:val="num" w:pos="2160"/>
+        </w:tabs>
+        <w:ind w:left="2160" w:hanging="360"/>
+      </w:pPr>
+    </w:lvl>
+    <w:lvl w:ilvl="3" w:tentative="1">
+      <w:start w:val="1"/>
+      <w:numFmt w:val="decimal"/>
+      <w:lvlText w:val="%4."/>
+      <w:lvlJc w:val="left"/>
+      <w:pPr>
+        <w:tabs>
+          <w:tab w:val="num" w:pos="2880"/>
+        </w:tabs>
+        <w:ind w:left="2880" w:hanging="360"/>
+      </w:pPr>
+    </w:lvl>
+    <w:lvl w:ilvl="4" w:tentative="1">
+      <w:start w:val="1"/>
+      <w:numFmt w:val="decimal"/>
+      <w:lvlText w:val="%5."/>
+      <w:lvlJc w:val="left"/>
+      <w:pPr>
+        <w:tabs>
+          <w:tab w:val="num" w:pos="3600"/>
+        </w:tabs>
+        <w:ind w:left="3600" w:hanging="360"/>
+      </w:pPr>
+    </w:lvl>
+    <w:lvl w:ilvl="5" w:tentative="1">
+      <w:start w:val="1"/>
+      <w:numFmt w:val="decimal"/>
+      <w:lvlText w:val="%6."/>
+      <w:lvlJc w:val="left"/>
+      <w:pPr>
+        <w:tabs>
+          <w:tab w:val="num" w:pos="4320"/>
+        </w:tabs>
+        <w:ind w:left="4320" w:hanging="360"/>
+      </w:pPr>
+    </w:lvl>
+    <w:lvl w:ilvl="6" w:tentative="1">
+      <w:start w:val="1"/>
+      <w:numFmt w:val="decimal"/>
+      <w:lvlText w:val="%7."/>
+      <w:lvlJc w:val="left"/>
+      <w:pPr>
+        <w:tabs>
+          <w:tab w:val="num" w:pos="5040"/>
+        </w:tabs>
+        <w:ind w:left="5040" w:hanging="360"/>
+      </w:pPr>
+    </w:lvl>
+    <w:lvl w:ilvl="7" w:tentative="1">
+      <w:start w:val="1"/>
+      <w:numFmt w:val="decimal"/>
+      <w:lvlText w:val="%8."/>
+      <w:lvlJc w:val="left"/>
+      <w:pPr>
+        <w:tabs>
+          <w:tab w:val="num" w:pos="5760"/>
+        </w:tabs>
+        <w:ind w:left="5760" w:hanging="360"/>
+      </w:pPr>
+    </w:lvl>
+    <w:lvl w:ilvl="8" w:tentative="1">
+      <w:start w:val="1"/>
+      <w:numFmt w:val="decimal"/>
+      <w:lvlText w:val="%9."/>
+      <w:lvlJc w:val="left"/>
+      <w:pPr>
+        <w:tabs>
+          <w:tab w:val="num" w:pos="6480"/>
+        </w:tabs>
+        <w:ind w:left="6480" w:hanging="360"/>
+      </w:pPr>
+    </w:lvl>
+  </w:abstractNum>
+  <w:abstractNum w:abstractNumId="4" w15:restartNumberingAfterBreak="0">
+    <w:nsid w:val="4CDB218F"/>
+    <w:multiLevelType w:val="multilevel"/>
+    <w:tmpl w:val="46689926"/>
+    <w:lvl w:ilvl="0">
+      <w:start w:val="1"/>
+      <w:numFmt w:val="decimal"/>
+      <w:lvlText w:val="%1."/>
+      <w:lvlJc w:val="left"/>
+      <w:pPr>
+        <w:tabs>
+          <w:tab w:val="num" w:pos="720"/>
+        </w:tabs>
+        <w:ind w:left="720" w:hanging="360"/>
+      </w:pPr>
+    </w:lvl>
+    <w:lvl w:ilvl="1" w:tentative="1">
+      <w:start w:val="1"/>
+      <w:numFmt w:val="decimal"/>
+      <w:lvlText w:val="%2."/>
+      <w:lvlJc w:val="left"/>
+      <w:pPr>
+        <w:tabs>
+          <w:tab w:val="num" w:pos="1440"/>
+        </w:tabs>
+        <w:ind w:left="1440" w:hanging="360"/>
+      </w:pPr>
+    </w:lvl>
+    <w:lvl w:ilvl="2" w:tentative="1">
+      <w:start w:val="1"/>
+      <w:numFmt w:val="decimal"/>
+      <w:lvlText w:val="%3."/>
+      <w:lvlJc w:val="left"/>
+      <w:pPr>
+        <w:tabs>
+          <w:tab w:val="num" w:pos="2160"/>
+        </w:tabs>
+        <w:ind w:left="2160" w:hanging="360"/>
+      </w:pPr>
+    </w:lvl>
+    <w:lvl w:ilvl="3" w:tentative="1">
+      <w:start w:val="1"/>
+      <w:numFmt w:val="decimal"/>
+      <w:lvlText w:val="%4."/>
+      <w:lvlJc w:val="left"/>
+      <w:pPr>
+        <w:tabs>
+          <w:tab w:val="num" w:pos="2880"/>
+        </w:tabs>
+        <w:ind w:left="2880" w:hanging="360"/>
+      </w:pPr>
+    </w:lvl>
+    <w:lvl w:ilvl="4" w:tentative="1">
+      <w:start w:val="1"/>
+      <w:numFmt w:val="decimal"/>
+      <w:lvlText w:val="%5."/>
+      <w:lvlJc w:val="left"/>
+      <w:pPr>
+        <w:tabs>
+          <w:tab w:val="num" w:pos="3600"/>
+        </w:tabs>
+        <w:ind w:left="3600" w:hanging="360"/>
+      </w:pPr>
+    </w:lvl>
+    <w:lvl w:ilvl="5" w:tentative="1">
+      <w:start w:val="1"/>
+      <w:numFmt w:val="decimal"/>
+      <w:lvlText w:val="%6."/>
+      <w:lvlJc w:val="left"/>
+      <w:pPr>
+        <w:tabs>
+          <w:tab w:val="num" w:pos="4320"/>
+        </w:tabs>
+        <w:ind w:left="4320" w:hanging="360"/>
+      </w:pPr>
+    </w:lvl>
+    <w:lvl w:ilvl="6" w:tentative="1">
+      <w:start w:val="1"/>
+      <w:numFmt w:val="decimal"/>
+      <w:lvlText w:val="%7."/>
+      <w:lvlJc w:val="left"/>
+      <w:pPr>
+        <w:tabs>
+          <w:tab w:val="num" w:pos="5040"/>
+        </w:tabs>
+        <w:ind w:left="5040" w:hanging="360"/>
+      </w:pPr>
+    </w:lvl>
+    <w:lvl w:ilvl="7" w:tentative="1">
+      <w:start w:val="1"/>
+      <w:numFmt w:val="decimal"/>
+      <w:lvlText w:val="%8."/>
+      <w:lvlJc w:val="left"/>
+      <w:pPr>
+        <w:tabs>
+          <w:tab w:val="num" w:pos="5760"/>
+        </w:tabs>
+        <w:ind w:left="5760" w:hanging="360"/>
+      </w:pPr>
+    </w:lvl>
+    <w:lvl w:ilvl="8" w:tentative="1">
+      <w:start w:val="1"/>
+      <w:numFmt w:val="decimal"/>
+      <w:lvlText w:val="%9."/>
+      <w:lvlJc w:val="left"/>
+      <w:pPr>
+        <w:tabs>
+          <w:tab w:val="num" w:pos="6480"/>
+        </w:tabs>
+        <w:ind w:left="6480" w:hanging="360"/>
+      </w:pPr>
+    </w:lvl>
+  </w:abstractNum>
+  <w:abstractNum w:abstractNumId="5" w15:restartNumberingAfterBreak="0">
+    <w:nsid w:val="79406C08"/>
+    <w:multiLevelType w:val="multilevel"/>
+    <w:tmpl w:val="76C6167C"/>
+    <w:lvl w:ilvl="0">
+      <w:start w:val="1"/>
+      <w:numFmt w:val="decimal"/>
+      <w:lvlText w:val="%1."/>
+      <w:lvlJc w:val="left"/>
+      <w:pPr>
+        <w:tabs>
+          <w:tab w:val="num" w:pos="720"/>
+        </w:tabs>
+        <w:ind w:left="720" w:hanging="360"/>
+      </w:pPr>
+    </w:lvl>
+    <w:lvl w:ilvl="1" w:tentative="1">
+      <w:start w:val="1"/>
+      <w:numFmt w:val="decimal"/>
+      <w:lvlText w:val="%2."/>
+      <w:lvlJc w:val="left"/>
+      <w:pPr>
+        <w:tabs>
+          <w:tab w:val="num" w:pos="1440"/>
+        </w:tabs>
+        <w:ind w:left="1440" w:hanging="360"/>
+      </w:pPr>
+    </w:lvl>
+    <w:lvl w:ilvl="2" w:tentative="1">
+      <w:start w:val="1"/>
+      <w:numFmt w:val="decimal"/>
+      <w:lvlText w:val="%3."/>
+      <w:lvlJc w:val="left"/>
+      <w:pPr>
+        <w:tabs>
+          <w:tab w:val="num" w:pos="2160"/>
+        </w:tabs>
+        <w:ind w:left="2160" w:hanging="360"/>
+      </w:pPr>
+    </w:lvl>
+    <w:lvl w:ilvl="3" w:tentative="1">
+      <w:start w:val="1"/>
+      <w:numFmt w:val="decimal"/>
+      <w:lvlText w:val="%4."/>
+      <w:lvlJc w:val="left"/>
+      <w:pPr>
+        <w:tabs>
+          <w:tab w:val="num" w:pos="2880"/>
+        </w:tabs>
+        <w:ind w:left="2880" w:hanging="360"/>
+      </w:pPr>
+    </w:lvl>
+    <w:lvl w:ilvl="4" w:tentative="1">
+      <w:start w:val="1"/>
+      <w:numFmt w:val="decimal"/>
+      <w:lvlText w:val="%5."/>
+      <w:lvlJc w:val="left"/>
+      <w:pPr>
+        <w:tabs>
+          <w:tab w:val="num" w:pos="3600"/>
+        </w:tabs>
+        <w:ind w:left="3600" w:hanging="360"/>
+      </w:pPr>
+    </w:lvl>
+    <w:lvl w:ilvl="5" w:tentative="1">
+      <w:start w:val="1"/>
+      <w:numFmt w:val="decimal"/>
+      <w:lvlText w:val="%6."/>
+      <w:lvlJc w:val="left"/>
+      <w:pPr>
+        <w:tabs>
+          <w:tab w:val="num" w:pos="4320"/>
+        </w:tabs>
+        <w:ind w:left="4320" w:hanging="360"/>
+      </w:pPr>
+    </w:lvl>
+    <w:lvl w:ilvl="6" w:tentative="1">
+      <w:start w:val="1"/>
+      <w:numFmt w:val="decimal"/>
+      <w:lvlText w:val="%7."/>
+      <w:lvlJc w:val="left"/>
+      <w:pPr>
+        <w:tabs>
+          <w:tab w:val="num" w:pos="5040"/>
+        </w:tabs>
+        <w:ind w:left="5040" w:hanging="360"/>
+      </w:pPr>
+    </w:lvl>
+    <w:lvl w:ilvl="7" w:tentative="1">
+      <w:start w:val="1"/>
+      <w:numFmt w:val="decimal"/>
+      <w:lvlText w:val="%8."/>
+      <w:lvlJc w:val="left"/>
+      <w:pPr>
+        <w:tabs>
+          <w:tab w:val="num" w:pos="5760"/>
+        </w:tabs>
+        <w:ind w:left="5760" w:hanging="360"/>
+      </w:pPr>
+    </w:lvl>
+    <w:lvl w:ilvl="8" w:tentative="1">
+      <w:start w:val="1"/>
+      <w:numFmt w:val="decimal"/>
+      <w:lvlText w:val="%9."/>
+      <w:lvlJc w:val="left"/>
+      <w:pPr>
+        <w:tabs>
+          <w:tab w:val="num" w:pos="6480"/>
+        </w:tabs>
+        <w:ind w:left="6480" w:hanging="360"/>
+      </w:pPr>
+    </w:lvl>
+  </w:abstractNum>
+  <w:abstractNum w:abstractNumId="6" w15:restartNumberingAfterBreak="0">
+    <w:nsid w:val="7AF84B0F"/>
+    <w:multiLevelType w:val="multilevel"/>
+    <w:tmpl w:val="85B4C58C"/>
+    <w:lvl w:ilvl="0">
+      <w:start w:val="1"/>
+      <w:numFmt w:val="decimal"/>
+      <w:lvlText w:val="%1."/>
+      <w:lvlJc w:val="left"/>
+      <w:pPr>
+        <w:tabs>
+          <w:tab w:val="num" w:pos="720"/>
+        </w:tabs>
+        <w:ind w:left="720" w:hanging="360"/>
+      </w:pPr>
+    </w:lvl>
+    <w:lvl w:ilvl="1" w:tentative="1">
+      <w:start w:val="1"/>
+      <w:numFmt w:val="decimal"/>
+      <w:lvlText w:val="%2."/>
+      <w:lvlJc w:val="left"/>
+      <w:pPr>
+        <w:tabs>
+          <w:tab w:val="num" w:pos="1440"/>
+        </w:tabs>
+        <w:ind w:left="1440" w:hanging="360"/>
+      </w:pPr>
+    </w:lvl>
+    <w:lvl w:ilvl="2" w:tentative="1">
+      <w:start w:val="1"/>
+      <w:numFmt w:val="decimal"/>
+      <w:lvlText w:val="%3."/>
+      <w:lvlJc w:val="left"/>
+      <w:pPr>
+        <w:tabs>
+          <w:tab w:val="num" w:pos="2160"/>
+        </w:tabs>
+        <w:ind w:left="2160" w:hanging="360"/>
+      </w:pPr>
+    </w:lvl>
+    <w:lvl w:ilvl="3" w:tentative="1">
+      <w:start w:val="1"/>
+      <w:numFmt w:val="decimal"/>
+      <w:lvlText w:val="%4."/>
+      <w:lvlJc w:val="left"/>
+      <w:pPr>
+        <w:tabs>
+          <w:tab w:val="num" w:pos="2880"/>
+        </w:tabs>
+        <w:ind w:left="2880" w:hanging="360"/>
+      </w:pPr>
+    </w:lvl>
+    <w:lvl w:ilvl="4" w:tentative="1">
+      <w:start w:val="1"/>
+      <w:numFmt w:val="decimal"/>
+      <w:lvlText w:val="%5."/>
+      <w:lvlJc w:val="left"/>
+      <w:pPr>
+        <w:tabs>
+          <w:tab w:val="num" w:pos="3600"/>
+        </w:tabs>
+        <w:ind w:left="3600" w:hanging="360"/>
+      </w:pPr>
+    </w:lvl>
+    <w:lvl w:ilvl="5" w:tentative="1">
+      <w:start w:val="1"/>
+      <w:numFmt w:val="decimal"/>
+      <w:lvlText w:val="%6."/>
+      <w:lvlJc w:val="left"/>
+      <w:pPr>
+        <w:tabs>
+          <w:tab w:val="num" w:pos="4320"/>
+        </w:tabs>
+        <w:ind w:left="4320" w:hanging="360"/>
+      </w:pPr>
+    </w:lvl>
+    <w:lvl w:ilvl="6" w:tentative="1">
+      <w:start w:val="1"/>
+      <w:numFmt w:val="decimal"/>
+      <w:lvlText w:val="%7."/>
+      <w:lvlJc w:val="left"/>
+      <w:pPr>
+        <w:tabs>
+          <w:tab w:val="num" w:pos="5040"/>
+        </w:tabs>
+        <w:ind w:left="5040" w:hanging="360"/>
+      </w:pPr>
+    </w:lvl>
+    <w:lvl w:ilvl="7" w:tentative="1">
+      <w:start w:val="1"/>
+      <w:numFmt w:val="decimal"/>
+      <w:lvlText w:val="%8."/>
+      <w:lvlJc w:val="left"/>
+      <w:pPr>
+        <w:tabs>
+          <w:tab w:val="num" w:pos="5760"/>
+        </w:tabs>
+        <w:ind w:left="5760" w:hanging="360"/>
+      </w:pPr>
+    </w:lvl>
+    <w:lvl w:ilvl="8" w:tentative="1">
+      <w:start w:val="1"/>
+      <w:numFmt w:val="decimal"/>
+      <w:lvlText w:val="%9."/>
+      <w:lvlJc w:val="left"/>
+      <w:pPr>
+        <w:tabs>
+          <w:tab w:val="num" w:pos="6480"/>
+        </w:tabs>
+        <w:ind w:left="6480" w:hanging="360"/>
+      </w:pPr>
+    </w:lvl>
+  </w:abstractNum>
+  <w:num w:numId="1" w16cid:durableId="1520772531">
+    <w:abstractNumId w:val="2"/>
+  </w:num>
+  <w:num w:numId="2" w16cid:durableId="988048641">
     <w:abstractNumId w:val="0"/>
+  </w:num>
+  <w:num w:numId="3" w16cid:durableId="2053113415">
+    <w:abstractNumId w:val="3"/>
+  </w:num>
+  <w:num w:numId="4" w16cid:durableId="234437912">
+    <w:abstractNumId w:val="6"/>
+  </w:num>
+  <w:num w:numId="5" w16cid:durableId="1959943776">
+    <w:abstractNumId w:val="5"/>
+  </w:num>
+  <w:num w:numId="6" w16cid:durableId="1645499609">
+    <w:abstractNumId w:val="4"/>
+  </w:num>
+  <w:num w:numId="7" w16cid:durableId="1061559278">
+    <w:abstractNumId w:val="1"/>
   </w:num>
 </w:numbering>
 </file>
@@ -3545,7 +4182,7 @@
     <w:lsdException w:name="Normal" w:uiPriority="0" w:qFormat="1"/>
     <w:lsdException w:name="heading 1" w:uiPriority="9" w:qFormat="1"/>
     <w:lsdException w:name="heading 2" w:uiPriority="9" w:qFormat="1"/>
-    <w:lsdException w:name="heading 3" w:semiHidden="1" w:uiPriority="9" w:unhideWhenUsed="1" w:qFormat="1"/>
+    <w:lsdException w:name="heading 3" w:uiPriority="9" w:qFormat="1"/>
     <w:lsdException w:name="heading 4" w:semiHidden="1" w:uiPriority="9" w:unhideWhenUsed="1" w:qFormat="1"/>
     <w:lsdException w:name="heading 5" w:semiHidden="1" w:uiPriority="9" w:unhideWhenUsed="1" w:qFormat="1"/>
     <w:lsdException w:name="heading 6" w:semiHidden="1" w:uiPriority="9" w:unhideWhenUsed="1" w:qFormat="1"/>
@@ -3936,7 +4573,7 @@
     <w:qFormat/>
     <w:pPr>
       <w:pBdr>
-        <w:bottom w:val="single" w:sz="12" w:space="5" w:color="1F3352"/>
+        <w:bottom w:val="single" w:sz="12" w:space="5" w:color="000A64"/>
       </w:pBdr>
       <w:spacing w:before="100" w:beforeAutospacing="1" w:after="100" w:afterAutospacing="1"/>
       <w:outlineLvl w:val="0"/>
@@ -3944,10 +4581,10 @@
     <w:rPr>
       <w:b/>
       <w:bCs/>
-      <w:color w:val="1F3352"/>
+      <w:color w:val="000A64"/>
       <w:kern w:val="36"/>
-      <w:sz w:val="40"/>
-      <w:szCs w:val="40"/>
+      <w:sz w:val="36"/>
+      <w:szCs w:val="36"/>
     </w:rPr>
   </w:style>
   <w:style w:type="paragraph" w:styleId="Heading2">
@@ -3963,9 +4600,25 @@
     <w:rPr>
       <w:b/>
       <w:bCs/>
-      <w:color w:val="1F3352"/>
+      <w:color w:val="000A64"/>
       <w:sz w:val="28"/>
       <w:szCs w:val="28"/>
+    </w:rPr>
+  </w:style>
+  <w:style w:type="paragraph" w:styleId="Heading3">
+    <w:name w:val="heading 3"/>
+    <w:basedOn w:val="Normal"/>
+    <w:link w:val="Heading3Char"/>
+    <w:uiPriority w:val="9"/>
+    <w:qFormat/>
+    <w:pPr>
+      <w:spacing w:before="270" w:after="100" w:afterAutospacing="1"/>
+      <w:outlineLvl w:val="2"/>
+    </w:pPr>
+    <w:rPr>
+      <w:b/>
+      <w:bCs/>
+      <w:color w:val="000A64"/>
     </w:rPr>
   </w:style>
   <w:style w:type="character" w:default="1" w:styleId="DefaultParagraphFont">
@@ -3995,6 +4648,19 @@
     <w:semiHidden/>
     <w:unhideWhenUsed/>
   </w:style>
+  <w:style w:type="character" w:styleId="HTMLCode">
+    <w:name w:val="HTML Code"/>
+    <w:basedOn w:val="DefaultParagraphFont"/>
+    <w:uiPriority w:val="99"/>
+    <w:semiHidden/>
+    <w:unhideWhenUsed/>
+    <w:rPr>
+      <w:rFonts w:ascii="Consolas" w:eastAsiaTheme="minorEastAsia" w:hAnsi="Consolas" w:cs="Courier New" w:hint="default"/>
+      <w:sz w:val="20"/>
+      <w:szCs w:val="20"/>
+      <w:shd w:val="clear" w:color="auto" w:fill="F4F4F4"/>
+    </w:rPr>
+  </w:style>
   <w:style w:type="character" w:customStyle="1" w:styleId="Heading1Char">
     <w:name w:val="Heading 1 Char"/>
     <w:basedOn w:val="DefaultParagraphFont"/>
@@ -4020,6 +4686,69 @@
       <w:szCs w:val="32"/>
     </w:rPr>
   </w:style>
+  <w:style w:type="character" w:customStyle="1" w:styleId="Heading3Char">
+    <w:name w:val="Heading 3 Char"/>
+    <w:basedOn w:val="DefaultParagraphFont"/>
+    <w:link w:val="Heading3"/>
+    <w:uiPriority w:val="9"/>
+    <w:semiHidden/>
+    <w:rPr>
+      <w:rFonts w:asciiTheme="minorHAnsi" w:eastAsiaTheme="majorEastAsia" w:hAnsiTheme="minorHAnsi" w:cstheme="majorBidi"/>
+      <w:color w:val="0F4761" w:themeColor="accent1" w:themeShade="BF"/>
+      <w:sz w:val="28"/>
+      <w:szCs w:val="28"/>
+    </w:rPr>
+  </w:style>
+  <w:style w:type="paragraph" w:styleId="HTMLPreformatted">
+    <w:name w:val="HTML Preformatted"/>
+    <w:basedOn w:val="Normal"/>
+    <w:link w:val="HTMLPreformattedChar"/>
+    <w:uiPriority w:val="99"/>
+    <w:semiHidden/>
+    <w:unhideWhenUsed/>
+    <w:pPr>
+      <w:pBdr>
+        <w:top w:val="single" w:sz="6" w:space="6" w:color="DDDDDD"/>
+        <w:left w:val="single" w:sz="6" w:space="8" w:color="DDDDDD"/>
+        <w:bottom w:val="single" w:sz="6" w:space="6" w:color="DDDDDD"/>
+        <w:right w:val="single" w:sz="6" w:space="8" w:color="DDDDDD"/>
+      </w:pBdr>
+      <w:shd w:val="clear" w:color="auto" w:fill="F4F4F4"/>
+      <w:tabs>
+        <w:tab w:val="left" w:pos="916"/>
+        <w:tab w:val="left" w:pos="1832"/>
+        <w:tab w:val="left" w:pos="2748"/>
+        <w:tab w:val="left" w:pos="3664"/>
+        <w:tab w:val="left" w:pos="4580"/>
+        <w:tab w:val="left" w:pos="5496"/>
+        <w:tab w:val="left" w:pos="6412"/>
+        <w:tab w:val="left" w:pos="7328"/>
+        <w:tab w:val="left" w:pos="8244"/>
+        <w:tab w:val="left" w:pos="9160"/>
+        <w:tab w:val="left" w:pos="10076"/>
+        <w:tab w:val="left" w:pos="10992"/>
+        <w:tab w:val="left" w:pos="11908"/>
+        <w:tab w:val="left" w:pos="12824"/>
+        <w:tab w:val="left" w:pos="13740"/>
+        <w:tab w:val="left" w:pos="14656"/>
+      </w:tabs>
+    </w:pPr>
+    <w:rPr>
+      <w:rFonts w:ascii="Consolas" w:hAnsi="Consolas" w:cs="Courier New"/>
+      <w:sz w:val="18"/>
+      <w:szCs w:val="18"/>
+    </w:rPr>
+  </w:style>
+  <w:style w:type="character" w:customStyle="1" w:styleId="HTMLPreformattedChar">
+    <w:name w:val="HTML Preformatted Char"/>
+    <w:basedOn w:val="DefaultParagraphFont"/>
+    <w:link w:val="HTMLPreformatted"/>
+    <w:uiPriority w:val="99"/>
+    <w:semiHidden/>
+    <w:rPr>
+      <w:rFonts w:ascii="Consolas" w:eastAsiaTheme="minorEastAsia" w:hAnsi="Consolas"/>
+    </w:rPr>
+  </w:style>
   <w:style w:type="paragraph" w:customStyle="1" w:styleId="msonormal0">
     <w:name w:val="msonormal"/>
     <w:basedOn w:val="Normal"/>
@@ -4036,17 +4765,6 @@
     <w:pPr>
       <w:spacing w:before="100" w:beforeAutospacing="1" w:after="100" w:afterAutospacing="1"/>
     </w:pPr>
-  </w:style>
-  <w:style w:type="paragraph" w:customStyle="1" w:styleId="status">
-    <w:name w:val="status"/>
-    <w:basedOn w:val="Normal"/>
-    <w:pPr>
-      <w:spacing w:before="100" w:beforeAutospacing="1" w:after="100" w:afterAutospacing="1"/>
-    </w:pPr>
-    <w:rPr>
-      <w:b/>
-      <w:bCs/>
-    </w:rPr>
   </w:style>
   <w:style w:type="paragraph" w:customStyle="1" w:styleId="meta">
     <w:name w:val="meta"/>
@@ -4065,11 +4783,63 @@
     <w:basedOn w:val="Normal"/>
     <w:pPr>
       <w:pBdr>
-        <w:left w:val="single" w:sz="24" w:space="11" w:color="1F3352"/>
+        <w:left w:val="single" w:sz="24" w:space="11" w:color="000A64"/>
       </w:pBdr>
       <w:shd w:val="clear" w:color="auto" w:fill="EEF2F8"/>
       <w:spacing w:before="100" w:beforeAutospacing="1" w:after="100" w:afterAutospacing="1"/>
     </w:pPr>
+  </w:style>
+  <w:style w:type="paragraph" w:styleId="Header">
+    <w:name w:val="header"/>
+    <w:basedOn w:val="Normal"/>
+    <w:link w:val="HeaderChar"/>
+    <w:uiPriority w:val="99"/>
+    <w:unhideWhenUsed/>
+    <w:rsid w:val="00A933CF"/>
+    <w:pPr>
+      <w:tabs>
+        <w:tab w:val="center" w:pos="4680"/>
+        <w:tab w:val="right" w:pos="9360"/>
+      </w:tabs>
+    </w:pPr>
+  </w:style>
+  <w:style w:type="character" w:customStyle="1" w:styleId="HeaderChar">
+    <w:name w:val="Header Char"/>
+    <w:basedOn w:val="DefaultParagraphFont"/>
+    <w:link w:val="Header"/>
+    <w:uiPriority w:val="99"/>
+    <w:rsid w:val="00A933CF"/>
+    <w:rPr>
+      <w:rFonts w:eastAsiaTheme="minorEastAsia"/>
+      <w:sz w:val="24"/>
+      <w:szCs w:val="24"/>
+    </w:rPr>
+  </w:style>
+  <w:style w:type="paragraph" w:styleId="Footer">
+    <w:name w:val="footer"/>
+    <w:basedOn w:val="Normal"/>
+    <w:link w:val="FooterChar"/>
+    <w:uiPriority w:val="99"/>
+    <w:unhideWhenUsed/>
+    <w:rsid w:val="00A933CF"/>
+    <w:pPr>
+      <w:tabs>
+        <w:tab w:val="center" w:pos="4680"/>
+        <w:tab w:val="right" w:pos="9360"/>
+      </w:tabs>
+    </w:pPr>
+  </w:style>
+  <w:style w:type="character" w:customStyle="1" w:styleId="FooterChar">
+    <w:name w:val="Footer Char"/>
+    <w:basedOn w:val="DefaultParagraphFont"/>
+    <w:link w:val="Footer"/>
+    <w:uiPriority w:val="99"/>
+    <w:rsid w:val="00A933CF"/>
+    <w:rPr>
+      <w:rFonts w:eastAsiaTheme="minorEastAsia"/>
+      <w:sz w:val="24"/>
+      <w:szCs w:val="24"/>
+    </w:rPr>
   </w:style>
 </w:styles>
 </file>
